--- a/РПД_проект_Технологии хранения больших данных.docx
+++ b/РПД_проект_Технологии хранения больших данных.docx
@@ -1,6 +1,6 @@
 
 <file path=word/document.xml><?xml version="1.0" encoding="utf-8"?>
-<w:document xmlns:w14="http://schemas.microsoft.com/office/word/2010/wordml" xmlns:w="http://schemas.openxmlformats.org/wordprocessingml/2006/main" xmlns:vyd="http://volga.yandex.com/schemas/document/model" xmlns:mc="http://schemas.openxmlformats.org/markup-compatibility/2006" mc:Ignorable="vyd" w:conformance="transitional">
+<w:document xmlns:mc="http://schemas.openxmlformats.org/markup-compatibility/2006" xmlns:vyd="http://volga.yandex.com/schemas/document/model" xmlns:w="http://schemas.openxmlformats.org/wordprocessingml/2006/main" xmlns:w14="http://schemas.microsoft.com/office/word/2010/wordml" mc:Ignorable="vyd" w:conformance="transitional">
   <w:background/>
   <w:body vyd:_id="vyd:00000000000001">
     <w:p vyd:_id="vyd:00000000000194"/>
@@ -127,12 +127,6 @@
           <w:rFonts w:ascii="Times New Roman" w:hAnsi="Times New Roman" w:cs="Times New Roman"/>
         </w:rPr>
       </w:pPr>
-      <w:r>
-        <w:rPr>
-          <w:rFonts w:ascii="Times New Roman" w:hAnsi="Times New Roman" w:cs="Times New Roman"/>
-        </w:rPr>
-        <w:t vyd:_id="vyd:0000000000018l">ФГОС ВО</w:t>
-      </w:r>
     </w:p>
     <w:p vyd:_id="vyd:0000000000018j">
       <w:pPr>
@@ -1634,7 +1628,7 @@
         <w:rPr>
           <w:rFonts w:ascii="Times New Roman" w:hAnsi="Times New Roman" w:cs="Times New Roman"/>
         </w:rPr>
-        <w:t vyd:_id="vyd:0000000000012d" xml:space="preserve"> BD-5.2.; </w:t>
+        <w:t vyd:_id="vyd:0000000000012d" xml:space="preserve"> BD-5.1.; PL-1.1; </w:t>
       </w:r>
       <w:r>
         <w:rPr>
@@ -2207,13 +2201,23 @@
         <w:ind w:start="0" w:firstLine="709"/>
         <w:rPr>
           <w:rFonts w:ascii="Times New Roman" w:hAnsi="Times New Roman" w:cs="Times New Roman"/>
+          <w:shd w:val="clear" w:fill="auto"/>
         </w:rPr>
       </w:pPr>
       <w:r>
         <w:rPr>
-          <w:rFonts w:ascii="Times New Roman" w:hAnsi="Times New Roman" w:cs="Times New Roman"/>
-        </w:rPr>
-        <w:t vyd:_id="vyd:00000000000108">проверять данные на корректность, оценивать их качество и репрезентативность;</w:t>
+          <w:rFonts w:ascii="Times New Roman" w:hAnsi="Times New Roman" w:eastAsia="Times New Roman" w:cs="Times New Roman"/>
+          <w:sz w:val="24"/>
+          <w:shd w:val="clear" w:fill="auto"/>
+        </w:rPr>
+        <w:t vyd:_id="vyd:mrkict8bdyqake">освоить методы оценки и обеспечения качества данных</w:t>
+      </w:r>
+      <w:r>
+        <w:rPr>
+          <w:rFonts w:ascii="Times New Roman" w:hAnsi="Times New Roman" w:cs="Times New Roman"/>
+          <w:shd w:val="clear" w:fill="auto"/>
+        </w:rPr>
+        <w:t vyd:_id="vyd:00000000000108">;</w:t>
       </w:r>
     </w:p>
     <w:p vyd:_id="vyd:00000000000105">
@@ -2285,56 +2289,26 @@
         <w:ind w:start="0" w:firstLine="709"/>
         <w:rPr>
           <w:rFonts w:ascii="Times New Roman" w:hAnsi="Times New Roman" w:cs="Times New Roman"/>
+          <w:shd w:val="clear" w:fill="auto"/>
         </w:rPr>
       </w:pPr>
       <w:r>
         <w:rPr>
-          <w:rFonts w:ascii="Times New Roman" w:hAnsi="Times New Roman" w:cs="Times New Roman"/>
-        </w:rPr>
-        <w:t vyd:_id="vyd:00000000000100">н</w:t>
-      </w:r>
-      <w:r>
-        <w:rPr>
-          <w:rFonts w:ascii="Times New Roman" w:hAnsi="Times New Roman" w:cs="Times New Roman"/>
-        </w:rPr>
-        <w:t vyd:_id="vyd:000000000000zz">астраивать потоковую обработку данных;</w:t>
+          <w:rFonts w:ascii="Times New Roman" w:hAnsi="Times New Roman" w:eastAsia="Times New Roman" w:cs="Times New Roman"/>
+          <w:sz w:val="24"/>
+          <w:shd w:val="clear" w:fill="auto"/>
+        </w:rPr>
+        <w:t vyd:_id="vyd:mrkid67m4uw5pr">освоить технологии пакетной и потоковой обработки данных в распределенных системах</w:t>
+      </w:r>
+      <w:r>
+        <w:rPr>
+          <w:rFonts w:ascii="Times New Roman" w:hAnsi="Times New Roman" w:cs="Times New Roman"/>
+          <w:shd w:val="clear" w:fill="auto"/>
+        </w:rPr>
+        <w:t vyd:_id="vyd:000000000000zz">;</w:t>
       </w:r>
     </w:p>
     <w:p vyd:_id="vyd:000000000000zu">
-      <w:pPr>
-        <w:numPr>
-          <w:ilvl w:val="0"/>
-          <w:numId w:val="1"/>
-        </w:numPr>
-        <w:tabs>
-          <w:tab w:val="left" w:pos="993"/>
-        </w:tabs>
-        <w:spacing w:after="0"/>
-        <w:ind w:start="0" w:firstLine="709"/>
-        <w:rPr>
-          <w:rFonts w:ascii="Times New Roman" w:hAnsi="Times New Roman" w:cs="Times New Roman"/>
-        </w:rPr>
-      </w:pPr>
-      <w:r>
-        <w:rPr>
-          <w:rFonts w:ascii="Times New Roman" w:hAnsi="Times New Roman" w:cs="Times New Roman"/>
-        </w:rPr>
-        <w:t vyd:_id="vyd:000000000000zx">о</w:t>
-      </w:r>
-      <w:r>
-        <w:rPr>
-          <w:rFonts w:ascii="Times New Roman" w:hAnsi="Times New Roman" w:cs="Times New Roman"/>
-        </w:rPr>
-        <w:t vyd:_id="vyd:000000000000zw">ценивать качество данных и обеспечивать их достоверность</w:t>
-      </w:r>
-      <w:r>
-        <w:rPr>
-          <w:rFonts w:ascii="Times New Roman" w:hAnsi="Times New Roman" w:cs="Times New Roman"/>
-        </w:rPr>
-        <w:t vyd:_id="vyd:000000000000zv">;</w:t>
-      </w:r>
-    </w:p>
-    <w:p vyd:_id="vyd:000000000000zq">
       <w:pPr>
         <w:numPr>
           <w:ilvl w:val="0"/>
@@ -2679,6 +2653,9 @@
         </w:tc>
       </w:tr>
       <w:tr vyd:_id="vyd:000000000000xn">
+        <w:trPr>
+          <w:trHeight w:val="493.735"/>
+        </w:trPr>
         <w:tc vyd:_id="vyd:000000000000y9">
           <w:tcPr>
             <w:shd w:val="clear" w:color="auto" w:fill="D9F2D0" w:themeFill="accent6" w:themeFillTint="33"/>
@@ -2687,6 +2664,7 @@
             <w:pPr>
               <w:rPr>
                 <w:rFonts w:ascii="Times New Roman" w:hAnsi="Times New Roman" w:cs="Times New Roman"/>
+                <w:shd w:val="clear" w:fill="auto"/>
               </w:rPr>
             </w:pPr>
             <w:r>
@@ -2705,27 +2683,22 @@
               <w:rPr>
                 <w:rFonts w:ascii="Times New Roman" w:hAnsi="Times New Roman" w:cs="Times New Roman"/>
               </w:rPr>
-              <w:t vyd:_id="vyd:000000000000ye" xml:space="preserve">Введение в </w:t>
-            </w:r>
-            <w:r>
-              <w:rPr>
-                <w:rFonts w:ascii="Times New Roman" w:hAnsi="Times New Roman" w:cs="Times New Roman"/>
-                <w:lang w:val="en-US"/>
-              </w:rPr>
-              <w:t vyd:_id="vyd:000000000000yd">Big</w:t>
-            </w:r>
-            <w:r>
-              <w:rPr>
-                <w:rFonts w:ascii="Times New Roman" w:hAnsi="Times New Roman" w:cs="Times New Roman"/>
-              </w:rPr>
-              <w:t vyd:_id="vyd:000000000000yc" xml:space="preserve"> </w:t>
-            </w:r>
-            <w:r>
-              <w:rPr>
-                <w:rFonts w:ascii="Times New Roman" w:hAnsi="Times New Roman" w:cs="Times New Roman"/>
-                <w:lang w:val="en-US"/>
-              </w:rPr>
-              <w:t vyd:_id="vyd:000000000000yb">Data</w:t>
+              <w:t vyd:_id="vyd:000000000000ye">Введение</w:t>
+            </w:r>
+            <w:r>
+              <w:rPr>
+                <w:rFonts w:ascii="Times New Roman" w:hAnsi="Times New Roman" w:cs="Times New Roman"/>
+                <w:shd w:val="clear" w:fill="auto"/>
+              </w:rPr>
+              <w:t vyd:_id="vyd:mrkielmj108lem" xml:space="preserve"> </w:t>
+            </w:r>
+            <w:r>
+              <w:rPr>
+                <w:rFonts w:ascii="Times New Roman" w:hAnsi="Times New Roman" w:eastAsia="Times New Roman" w:cs="Times New Roman"/>
+                <w:sz w:val="24"/>
+                <w:shd w:val="clear" w:fill="auto"/>
+              </w:rPr>
+              <w:t vyd:_id="vyd:mrkidmibnv7zj7">в технологии больших данных</w:t>
             </w:r>
           </w:p>
         </w:tc>
@@ -2866,67 +2839,90 @@
             <w:pPr>
               <w:rPr>
                 <w:rFonts w:ascii="Times New Roman" w:hAnsi="Times New Roman" w:cs="Times New Roman"/>
-              </w:rPr>
-            </w:pPr>
-            <w:r>
-              <w:rPr>
-                <w:rFonts w:ascii="Times New Roman" w:hAnsi="Times New Roman" w:cs="Times New Roman"/>
+                <w:shd w:val="clear" w:fill="auto"/>
+              </w:rPr>
+            </w:pPr>
+            <w:r>
+              <w:rPr>
+                <w:rFonts w:ascii="Times New Roman" w:hAnsi="Times New Roman" w:cs="Times New Roman"/>
+                <w:shd w:val="clear" w:fill="auto"/>
               </w:rPr>
               <w:t vyd:_id="vyd:000000000000xm">Занятие 1.</w:t>
             </w:r>
             <w:r>
               <w:rPr>
                 <w:rFonts w:ascii="Times New Roman" w:hAnsi="Times New Roman" w:cs="Times New Roman"/>
+                <w:shd w:val="clear" w:fill="auto"/>
               </w:rPr>
               <w:t vyd:_id="vyd:000000000000xl">1</w:t>
             </w:r>
             <w:r>
               <w:rPr>
                 <w:rFonts w:ascii="Times New Roman" w:hAnsi="Times New Roman" w:cs="Times New Roman"/>
+                <w:shd w:val="clear" w:fill="auto"/>
               </w:rPr>
               <w:t vyd:_id="vyd:000000000000xk" xml:space="preserve">. </w:t>
             </w:r>
             <w:r>
               <w:rPr>
-                <w:rFonts w:ascii="Times New Roman" w:hAnsi="Times New Roman" w:cs="Times New Roman"/>
-                <w:lang w:val="en-US"/>
-              </w:rPr>
-              <w:t vyd:_id="vyd:000000000000xj">Big</w:t>
-            </w:r>
-            <w:r>
-              <w:rPr>
-                <w:rFonts w:ascii="Times New Roman" w:hAnsi="Times New Roman" w:cs="Times New Roman"/>
-              </w:rPr>
-              <w:t vyd:_id="vyd:000000000000xi" xml:space="preserve"> </w:t>
-            </w:r>
-            <w:r>
-              <w:rPr>
-                <w:rFonts w:ascii="Times New Roman" w:hAnsi="Times New Roman" w:cs="Times New Roman"/>
-                <w:lang w:val="en-US"/>
-              </w:rPr>
-              <w:t vyd:_id="vyd:000000000000xh">Data</w:t>
-            </w:r>
-            <w:r>
-              <w:rPr>
-                <w:rFonts w:ascii="Times New Roman" w:hAnsi="Times New Roman" w:cs="Times New Roman"/>
-              </w:rPr>
-              <w:t vyd:_id="vyd:000000000000xg">.</w:t>
-            </w:r>
-            <w:r>
-              <w:rPr>
-                <w:rFonts w:ascii="Times New Roman" w:hAnsi="Times New Roman" w:cs="Times New Roman"/>
-              </w:rPr>
-              <w:t vyd:_id="vyd:000000000000xf" xml:space="preserve"> </w:t>
-            </w:r>
-            <w:r>
-              <w:rPr>
-                <w:rFonts w:ascii="Times New Roman" w:hAnsi="Times New Roman" w:cs="Times New Roman"/>
-              </w:rPr>
-              <w:t vyd:_id="vyd:000000000000xe">Основы многомерного представления данных. Операции с многомерными данными.</w:t>
-            </w:r>
-            <w:r>
-              <w:rPr>
-                <w:rFonts w:ascii="Times New Roman" w:hAnsi="Times New Roman" w:cs="Times New Roman"/>
+                <w:rFonts w:ascii="Times New Roman" w:hAnsi="Times New Roman" w:eastAsia="Times New Roman" w:cs="Times New Roman"/>
+                <w:sz w:val="24"/>
+                <w:shd w:val="clear" w:fill="auto"/>
+              </w:rPr>
+              <w:t vyd:_id="vyd:mrkidurhq9k4wp">Понятие</w:t>
+            </w:r>
+            <w:r>
+              <w:rPr>
+                <w:rFonts w:ascii="Times New Roman" w:hAnsi="Times New Roman" w:eastAsia="Times New Roman" w:cs="Times New Roman"/>
+                <w:sz w:val="24"/>
+                <w:shd w:val="clear" w:fill="auto"/>
+              </w:rPr>
+              <w:t vyd:_id="vyd:mrkidure71emea" xml:space="preserve"> </w:t>
+            </w:r>
+            <w:r>
+              <w:rPr>
+                <w:rFonts w:ascii="Times New Roman" w:hAnsi="Times New Roman" w:eastAsia="Times New Roman" w:cs="Times New Roman"/>
+                <w:sz w:val="24"/>
+                <w:shd w:val="clear" w:fill="auto"/>
+              </w:rPr>
+              <w:t vyd:_id="vyd:mrkidurce6z7jp">Big</w:t>
+            </w:r>
+            <w:r>
+              <w:rPr>
+                <w:rFonts w:ascii="Times New Roman" w:hAnsi="Times New Roman" w:eastAsia="Times New Roman" w:cs="Times New Roman"/>
+                <w:sz w:val="24"/>
+                <w:shd w:val="clear" w:fill="auto"/>
+              </w:rPr>
+              <w:t vyd:_id="vyd:mrkidurb40h8em" xml:space="preserve"> </w:t>
+            </w:r>
+            <w:r>
+              <w:rPr>
+                <w:rFonts w:ascii="Times New Roman" w:hAnsi="Times New Roman" w:eastAsia="Times New Roman" w:cs="Times New Roman"/>
+                <w:sz w:val="24"/>
+                <w:shd w:val="clear" w:fill="auto"/>
+              </w:rPr>
+              <w:t vyd:_id="vyd:mrkidura7tcpk7">Data</w:t>
+            </w:r>
+            <w:r>
+              <w:rPr>
+                <w:rFonts w:ascii="Times New Roman" w:hAnsi="Times New Roman" w:eastAsia="Times New Roman" w:cs="Times New Roman"/>
+                <w:sz w:val="24"/>
+                <w:shd w:val="clear" w:fill="auto"/>
+              </w:rPr>
+              <w:t vyd:_id="vyd:mrkidur905p9cb" xml:space="preserve">. </w:t>
+            </w:r>
+            <w:r>
+              <w:rPr>
+                <w:rFonts w:ascii="Times New Roman" w:hAnsi="Times New Roman" w:eastAsia="Times New Roman" w:cs="Times New Roman"/>
+                <w:sz w:val="24"/>
+                <w:shd w:val="clear" w:fill="auto"/>
+              </w:rPr>
+              <w:t vyd:_id="vyd:mrkidur7g3d8ws">Классические модели: OLTP и OLAP системы. Реляционные СУБД и их ограничения для Big Data.</w:t>
+            </w:r>
+            <w:r>
+              <w:rPr>
+                <w:rFonts w:ascii="Times New Roman" w:hAnsi="Times New Roman" w:cs="Times New Roman"/>
+                <w:shd w:val="clear" w:fill="auto"/>
               </w:rPr>
               <w:t vyd:_id="vyd:000000000000xd" xml:space="preserve"> </w:t>
             </w:r>
@@ -4081,38 +4077,13 @@
               <w:rPr>
                 <w:rFonts w:ascii="Times New Roman" w:hAnsi="Times New Roman" w:cs="Times New Roman"/>
               </w:rPr>
-              <w:t vyd:_id="vyd:000000000000rt" xml:space="preserve">. </w:t>
-            </w:r>
-            <w:r>
-              <w:rPr>
-                <w:rFonts w:ascii="Times New Roman" w:hAnsi="Times New Roman" w:cs="Times New Roman"/>
-              </w:rPr>
-              <w:t vyd:_id="vyd:000000000000rs">OLTP-</w:t>
-            </w:r>
-            <w:r>
-              <w:rPr>
-                <w:rFonts w:ascii="Times New Roman" w:hAnsi="Times New Roman" w:cs="Times New Roman"/>
-              </w:rPr>
-              <w:t vyd:_id="vyd:000000000000rr">системы</w:t>
-            </w:r>
-            <w:r>
-              <w:rPr>
-                <w:rFonts w:ascii="Times New Roman" w:hAnsi="Times New Roman" w:cs="Times New Roman"/>
-              </w:rPr>
-              <w:t vyd:_id="vyd:000000000000rq" xml:space="preserve">. </w:t>
-            </w:r>
-            <w:r>
-              <w:rPr>
-                <w:rFonts w:ascii="Times New Roman" w:hAnsi="Times New Roman" w:cs="Times New Roman"/>
-                <w:lang w:val="en-US"/>
-              </w:rPr>
-              <w:t vyd:_id="vyd:000000000000rp">OLAP</w:t>
-            </w:r>
-            <w:r>
-              <w:rPr>
-                <w:rFonts w:ascii="Times New Roman" w:hAnsi="Times New Roman" w:cs="Times New Roman"/>
-              </w:rPr>
-              <w:t vyd:_id="vyd:000000000000ro" xml:space="preserve">. </w:t>
+              <w:t vyd:_id="vyd:000000000000rt">.</w:t>
+            </w:r>
+            <w:r>
+              <w:rPr>
+                <w:rFonts w:ascii="Times New Roman" w:hAnsi="Times New Roman" w:cs="Times New Roman"/>
+              </w:rPr>
+              <w:t vyd:_id="vyd:000000000000ro" xml:space="preserve"> </w:t>
             </w:r>
             <w:r>
               <w:rPr>
@@ -4319,80 +4290,90 @@
             <w:pPr>
               <w:rPr>
                 <w:rFonts w:ascii="Times New Roman" w:hAnsi="Times New Roman" w:cs="Times New Roman"/>
-              </w:rPr>
-            </w:pPr>
-            <w:r>
-              <w:rPr>
-                <w:rFonts w:ascii="Times New Roman" w:hAnsi="Times New Roman" w:cs="Times New Roman"/>
+                <w:shd w:val="clear" w:fill="auto"/>
+              </w:rPr>
+            </w:pPr>
+            <w:r>
+              <w:rPr>
+                <w:rFonts w:ascii="Times New Roman" w:hAnsi="Times New Roman" w:cs="Times New Roman"/>
+                <w:shd w:val="clear" w:fill="auto"/>
               </w:rPr>
               <w:t vyd:_id="vyd:000000000000qq" xml:space="preserve">Занятие 3.2. </w:t>
             </w:r>
             <w:r>
               <w:rPr>
                 <w:rFonts w:ascii="Times New Roman" w:hAnsi="Times New Roman" w:cs="Times New Roman"/>
+                <w:shd w:val="clear" w:fill="auto"/>
               </w:rPr>
               <w:t vyd:_id="vyd:000000000000qp">Проектирование и с</w:t>
             </w:r>
             <w:r>
               <w:rPr>
                 <w:rFonts w:ascii="Times New Roman" w:hAnsi="Times New Roman" w:cs="Times New Roman"/>
+                <w:shd w:val="clear" w:fill="auto"/>
               </w:rPr>
               <w:t vyd:_id="vyd:000000000000qo">озда</w:t>
             </w:r>
             <w:r>
               <w:rPr>
                 <w:rFonts w:ascii="Times New Roman" w:hAnsi="Times New Roman" w:cs="Times New Roman"/>
+                <w:shd w:val="clear" w:fill="auto"/>
               </w:rPr>
               <w:t vyd:_id="vyd:000000000000qn">ние</w:t>
             </w:r>
             <w:r>
               <w:rPr>
                 <w:rFonts w:ascii="Times New Roman" w:hAnsi="Times New Roman" w:cs="Times New Roman"/>
+                <w:shd w:val="clear" w:fill="auto"/>
               </w:rPr>
               <w:t vyd:_id="vyd:000000000000qm" xml:space="preserve"> баз</w:t>
             </w:r>
             <w:r>
               <w:rPr>
                 <w:rFonts w:ascii="Times New Roman" w:hAnsi="Times New Roman" w:cs="Times New Roman"/>
+                <w:shd w:val="clear" w:fill="auto"/>
               </w:rPr>
               <w:t vyd:_id="vyd:000000000000ql">ы</w:t>
             </w:r>
             <w:r>
               <w:rPr>
                 <w:rFonts w:ascii="Times New Roman" w:hAnsi="Times New Roman" w:cs="Times New Roman"/>
+                <w:shd w:val="clear" w:fill="auto"/>
               </w:rPr>
               <w:t vyd:_id="vyd:000000000000qk" xml:space="preserve"> данных в реляционн</w:t>
             </w:r>
             <w:r>
               <w:rPr>
                 <w:rFonts w:ascii="Times New Roman" w:hAnsi="Times New Roman" w:cs="Times New Roman"/>
+                <w:shd w:val="clear" w:fill="auto"/>
               </w:rPr>
               <w:t vyd:_id="vyd:000000000000qj">ой</w:t>
             </w:r>
             <w:r>
               <w:rPr>
                 <w:rFonts w:ascii="Times New Roman" w:hAnsi="Times New Roman" w:cs="Times New Roman"/>
+                <w:shd w:val="clear" w:fill="auto"/>
               </w:rPr>
               <w:t vyd:_id="vyd:000000000000qi" xml:space="preserve"> СУБД. </w:t>
             </w:r>
             <w:r>
               <w:rPr>
                 <w:rFonts w:ascii="Times New Roman" w:hAnsi="Times New Roman" w:cs="Times New Roman"/>
-                <w:shd w:val="clear" w:fill="#ffff00"/>
+                <w:shd w:val="clear" w:fill="auto"/>
               </w:rPr>
               <w:t vyd:_id="vyd:000000000000qh">П</w:t>
             </w:r>
             <w:r>
               <w:rPr>
                 <w:rFonts w:ascii="Times New Roman" w:hAnsi="Times New Roman" w:cs="Times New Roman"/>
-                <w:shd w:val="clear" w:fill="#ffff00"/>
+                <w:shd w:val="clear" w:fill="auto"/>
               </w:rPr>
               <w:t vyd:_id="vyd:000000000000qg">редставления, процедуры, триггеры</w:t>
             </w:r>
             <w:r>
               <w:rPr>
                 <w:rFonts w:ascii="Times New Roman" w:hAnsi="Times New Roman" w:cs="Times New Roman"/>
-                <w:shd w:val="clear" w:fill="#ffff00"/>
+                <w:shd w:val="clear" w:fill="auto"/>
               </w:rPr>
               <w:t vyd:_id="vyd:000000000000qf">.</w:t>
             </w:r>
@@ -4404,6 +4385,7 @@
             <w:pPr>
               <w:rPr>
                 <w:rFonts w:ascii="Times New Roman" w:hAnsi="Times New Roman" w:cs="Times New Roman"/>
+                <w:shd w:val="clear" w:fill="auto"/>
               </w:rPr>
             </w:pPr>
           </w:p>
@@ -4414,11 +4396,13 @@
             <w:pPr>
               <w:rPr>
                 <w:rFonts w:ascii="Times New Roman" w:hAnsi="Times New Roman" w:cs="Times New Roman"/>
-              </w:rPr>
-            </w:pPr>
-            <w:r>
-              <w:rPr>
-                <w:rFonts w:ascii="Times New Roman" w:hAnsi="Times New Roman" w:cs="Times New Roman"/>
+                <w:shd w:val="clear" w:fill="auto"/>
+              </w:rPr>
+            </w:pPr>
+            <w:r>
+              <w:rPr>
+                <w:rFonts w:ascii="Times New Roman" w:hAnsi="Times New Roman" w:cs="Times New Roman"/>
+                <w:shd w:val="clear" w:fill="auto"/>
               </w:rPr>
               <w:t vyd:_id="vyd:000000000000qa">ЛЗ</w:t>
             </w:r>
@@ -4430,11 +4414,13 @@
             <w:pPr>
               <w:rPr>
                 <w:rFonts w:ascii="Times New Roman" w:hAnsi="Times New Roman" w:cs="Times New Roman"/>
-              </w:rPr>
-            </w:pPr>
-            <w:r>
-              <w:rPr>
-                <w:rFonts w:ascii="Times New Roman" w:hAnsi="Times New Roman" w:cs="Times New Roman"/>
+                <w:shd w:val="clear" w:fill="auto"/>
+              </w:rPr>
+            </w:pPr>
+            <w:r>
+              <w:rPr>
+                <w:rFonts w:ascii="Times New Roman" w:hAnsi="Times New Roman" w:cs="Times New Roman"/>
+                <w:shd w:val="clear" w:fill="auto"/>
               </w:rPr>
               <w:t vyd:_id="vyd:000000000000q7">4</w:t>
             </w:r>
@@ -4446,11 +4432,13 @@
             <w:pPr>
               <w:rPr>
                 <w:rFonts w:ascii="Times New Roman" w:hAnsi="Times New Roman" w:cs="Times New Roman"/>
-              </w:rPr>
-            </w:pPr>
-            <w:r>
-              <w:rPr>
-                <w:rFonts w:ascii="Times New Roman" w:hAnsi="Times New Roman" w:cs="Times New Roman"/>
+                <w:shd w:val="clear" w:fill="auto"/>
+              </w:rPr>
+            </w:pPr>
+            <w:r>
+              <w:rPr>
+                <w:rFonts w:ascii="Times New Roman" w:hAnsi="Times New Roman" w:cs="Times New Roman"/>
+                <w:shd w:val="clear" w:fill="auto"/>
               </w:rPr>
               <w:t vyd:_id="vyd:000000000000q4">BD-3</w:t>
             </w:r>
@@ -4462,11 +4450,13 @@
             <w:pPr>
               <w:rPr>
                 <w:rFonts w:ascii="Times New Roman" w:hAnsi="Times New Roman" w:cs="Times New Roman"/>
-              </w:rPr>
-            </w:pPr>
-            <w:r>
-              <w:rPr>
-                <w:rFonts w:ascii="Times New Roman" w:hAnsi="Times New Roman" w:cs="Times New Roman"/>
+                <w:shd w:val="clear" w:fill="auto"/>
+              </w:rPr>
+            </w:pPr>
+            <w:r>
+              <w:rPr>
+                <w:rFonts w:ascii="Times New Roman" w:hAnsi="Times New Roman" w:cs="Times New Roman"/>
+                <w:shd w:val="clear" w:fill="auto"/>
               </w:rPr>
               <w:t vyd:_id="vyd:000000000000q1" xml:space="preserve">3.1 </w:t>
             </w:r>
@@ -4479,20 +4469,21 @@
               <w:rPr>
                 <w:rFonts w:ascii="Times New Roman" w:hAnsi="Times New Roman" w:cs="Times New Roman"/>
                 <w:sz w:val="16"/>
-                <w:shd w:val="clear" w:fill="#ffff00"/>
+                <w:shd w:val="clear" w:fill="auto"/>
                 <w:szCs w:val="16"/>
               </w:rPr>
             </w:pPr>
             <w:r>
               <w:rPr>
                 <w:rFonts w:ascii="Times New Roman" w:hAnsi="Times New Roman" w:cs="Times New Roman"/>
+                <w:shd w:val="clear" w:fill="auto"/>
               </w:rPr>
               <w:t vyd:_id="vyd:000000000000py" xml:space="preserve">Б, </w:t>
             </w:r>
             <w:r>
               <w:rPr>
                 <w:rFonts w:ascii="Times New Roman" w:hAnsi="Times New Roman" w:cs="Times New Roman"/>
-                <w:shd w:val="clear" w:fill="#ffff00"/>
+                <w:shd w:val="clear" w:fill="auto"/>
               </w:rPr>
               <w:t vyd:_id="vyd:000000000000px">С</w:t>
             </w:r>
@@ -4500,7 +4491,7 @@
               <w:rPr>
                 <w:rFonts w:ascii="Times New Roman" w:hAnsi="Times New Roman" w:cs="Times New Roman"/>
                 <w:sz w:val="16"/>
-                <w:shd w:val="clear" w:fill="#ffff00"/>
+                <w:shd w:val="clear" w:fill="auto"/>
                 <w:szCs w:val="16"/>
               </w:rPr>
               <w:t vyd:_id="vyd:000000000000pw" xml:space="preserve"> </w:t>
@@ -4510,13 +4501,14 @@
             <w:pPr>
               <w:rPr>
                 <w:rFonts w:ascii="Times New Roman" w:hAnsi="Times New Roman" w:cs="Times New Roman"/>
+                <w:shd w:val="clear" w:fill="auto"/>
               </w:rPr>
             </w:pPr>
             <w:r>
               <w:rPr>
                 <w:rFonts w:ascii="Times New Roman" w:hAnsi="Times New Roman" w:cs="Times New Roman"/>
                 <w:sz w:val="16"/>
-                <w:shd w:val="clear" w:fill="#ffff00"/>
+                <w:shd w:val="clear" w:fill="auto"/>
                 <w:szCs w:val="16"/>
               </w:rPr>
               <w:t vyd:_id="vyd:000000000000pu">Пишет аналитические запросы к данным и анализирует план запроса. Умеет создавать представления, хранимые процедуры, функции и триггеры.</w:t>
@@ -4638,6 +4630,19 @@
               <w:t vyd:_id="vyd:000000000000pa">BD-4</w:t>
             </w:r>
           </w:p>
+          <w:p vyd:_id="vyd:mrkieyzr0zndwh">
+            <w:pPr>
+              <w:rPr>
+                <w:rFonts w:ascii="Times New Roman" w:hAnsi="Times New Roman" w:cs="Times New Roman"/>
+              </w:rPr>
+            </w:pPr>
+            <w:r>
+              <w:rPr>
+                <w:rFonts w:ascii="Times New Roman" w:hAnsi="Times New Roman" w:cs="Times New Roman"/>
+              </w:rPr>
+              <w:t vyd:_id="vyd:mrkiezxs7ik6sm">PL-1</w:t>
+            </w:r>
+          </w:p>
         </w:tc>
         <w:tc vyd:_id="vyd:000000000000p4">
           <w:tcPr>
@@ -4662,6 +4667,19 @@
               <w:t vyd:_id="vyd:000000000000p6">, 4.3</w:t>
             </w:r>
           </w:p>
+          <w:p vyd:_id="vyd:mrkif2tlycxchw">
+            <w:pPr>
+              <w:rPr>
+                <w:rFonts w:ascii="Times New Roman" w:hAnsi="Times New Roman" w:cs="Times New Roman"/>
+              </w:rPr>
+            </w:pPr>
+            <w:r>
+              <w:rPr>
+                <w:rFonts w:ascii="Times New Roman" w:hAnsi="Times New Roman" w:cs="Times New Roman"/>
+              </w:rPr>
+              <w:t vyd:_id="vyd:mrkif3dklmgo0b">1.1.</w:t>
+            </w:r>
+          </w:p>
         </w:tc>
         <w:tc vyd:_id="vyd:000000000000p1">
           <w:tcPr>
@@ -4678,6 +4696,19 @@
                 <w:rFonts w:ascii="Times New Roman" w:hAnsi="Times New Roman" w:cs="Times New Roman"/>
               </w:rPr>
               <w:t vyd:_id="vyd:000000000000p3">П</w:t>
+            </w:r>
+          </w:p>
+          <w:p vyd:_id="vyd:mrkif5zyb80zue">
+            <w:pPr>
+              <w:rPr>
+                <w:rFonts w:ascii="Times New Roman" w:hAnsi="Times New Roman" w:cs="Times New Roman"/>
+              </w:rPr>
+            </w:pPr>
+            <w:r>
+              <w:rPr>
+                <w:rFonts w:ascii="Times New Roman" w:hAnsi="Times New Roman" w:cs="Times New Roman"/>
+              </w:rPr>
+              <w:t vyd:_id="vyd:mrkif6ofki86i8">C</w:t>
             </w:r>
           </w:p>
         </w:tc>
@@ -5061,6 +5092,9 @@
         </w:tc>
       </w:tr>
       <w:tr vyd:_id="vyd:000000000000mh">
+        <w:trPr>
+          <w:trHeight w:val="616"/>
+        </w:trPr>
         <w:tc vyd:_id="vyd:000000000000n0">
           <w:tcPr/>
           <w:p vyd:_id="vyd:000000000000n1">
@@ -5149,15 +5183,29 @@
             <w:pPr>
               <w:rPr>
                 <w:rFonts w:ascii="Times New Roman" w:hAnsi="Times New Roman" w:cs="Times New Roman"/>
+              </w:rPr>
+            </w:pPr>
+            <w:r>
+              <w:rPr>
+                <w:rFonts w:ascii="Times New Roman" w:hAnsi="Times New Roman" w:cs="Times New Roman"/>
                 <w:lang w:val="en-US"/>
               </w:rPr>
-            </w:pPr>
-            <w:r>
+              <w:t vyd:_id="vyd:000000000000mr">BD-4</w:t>
+            </w:r>
+          </w:p>
+          <w:p vyd:_id="vyd:mrkigngumvb454">
+            <w:pPr>
               <w:rPr>
                 <w:rFonts w:ascii="Times New Roman" w:hAnsi="Times New Roman" w:cs="Times New Roman"/>
                 <w:lang w:val="en-US"/>
               </w:rPr>
-              <w:t vyd:_id="vyd:000000000000mr">BD-4</w:t>
+            </w:pPr>
+            <w:r>
+              <w:rPr>
+                <w:rFonts w:ascii="Times New Roman" w:hAnsi="Times New Roman" w:cs="Times New Roman"/>
+                <w:lang w:val="en-US"/>
+              </w:rPr>
+              <w:t vyd:_id="vyd:mrkifh8gbvzuvi">PL-1</w:t>
             </w:r>
           </w:p>
         </w:tc>
@@ -5178,6 +5226,21 @@
               <w:t vyd:_id="vyd:000000000000mo">4.1.</w:t>
             </w:r>
           </w:p>
+          <w:p vyd:_id="vyd:mrkigtom2jjnvg">
+            <w:pPr>
+              <w:rPr>
+                <w:rFonts w:ascii="Times New Roman" w:hAnsi="Times New Roman" w:cs="Times New Roman"/>
+                <w:lang w:val="en-US"/>
+              </w:rPr>
+            </w:pPr>
+            <w:r>
+              <w:rPr>
+                <w:rFonts w:ascii="Times New Roman" w:hAnsi="Times New Roman" w:cs="Times New Roman"/>
+                <w:lang w:val="en-US"/>
+              </w:rPr>
+              <w:t vyd:_id="vyd:mrkigubq80z6to">1.1.</w:t>
+            </w:r>
+          </w:p>
         </w:tc>
         <w:tc vyd:_id="vyd:000000000000mi">
           <w:tcPr/>
@@ -5194,6 +5257,19 @@
               <w:t vyd:_id="vyd:000000000000ml">С</w:t>
             </w:r>
           </w:p>
+          <w:p vyd:_id="vyd:mrkigx3gva279b">
+            <w:pPr>
+              <w:rPr>
+                <w:rFonts w:ascii="Times New Roman" w:hAnsi="Times New Roman" w:cs="Times New Roman"/>
+              </w:rPr>
+            </w:pPr>
+            <w:r>
+              <w:rPr>
+                <w:rFonts w:ascii="Times New Roman" w:hAnsi="Times New Roman" w:cs="Times New Roman"/>
+              </w:rPr>
+              <w:t vyd:_id="vyd:mrkigy08iscd7z">C</w:t>
+            </w:r>
+          </w:p>
           <w:p vyd:_id="vyd:000000000000mj">
             <w:pPr>
               <w:rPr>
@@ -5204,18 +5280,22 @@
         </w:tc>
       </w:tr>
       <w:tr vyd:_id="vyd:000000000000lr">
+        <w:trPr>
+          <w:trHeight w:val="2907.096"/>
+        </w:trPr>
         <w:tc vyd:_id="vyd:000000000000md">
           <w:tcPr/>
           <w:p vyd:_id="vyd:000000000000mf">
             <w:pPr>
               <w:rPr>
                 <w:rFonts w:ascii="Times New Roman" w:hAnsi="Times New Roman" w:cs="Times New Roman"/>
-              </w:rPr>
-            </w:pPr>
-            <w:r>
-              <w:rPr>
-                <w:rFonts w:ascii="Times New Roman" w:hAnsi="Times New Roman" w:cs="Times New Roman"/>
-                <w:shd w:val="clear" w:fill="#ffff00"/>
+                <w:shd w:val="clear" w:fill="auto"/>
+              </w:rPr>
+            </w:pPr>
+            <w:r>
+              <w:rPr>
+                <w:rFonts w:ascii="Times New Roman" w:hAnsi="Times New Roman" w:cs="Times New Roman"/>
+                <w:shd w:val="clear" w:fill="auto"/>
               </w:rPr>
               <w:t vyd:_id="vyd:000000000000mg">Задание 4.4. Организовать централизованное хранилище данных и обработку потоковых данных</w:t>
             </w:r>
@@ -5276,14 +5356,102 @@
             <w:pPr>
               <w:rPr>
                 <w:rFonts w:ascii="Times New Roman" w:hAnsi="Times New Roman" w:cs="Times New Roman"/>
-              </w:rPr>
-            </w:pPr>
-            <w:r>
-              <w:rPr>
-                <w:rFonts w:ascii="Times New Roman" w:hAnsi="Times New Roman" w:cs="Times New Roman"/>
                 <w:lang w:val="en-US"/>
               </w:rPr>
+            </w:pPr>
+            <w:r>
+              <w:rPr>
+                <w:rFonts w:ascii="Times New Roman" w:hAnsi="Times New Roman" w:cs="Times New Roman"/>
+                <w:lang w:val="en-US"/>
+              </w:rPr>
               <w:t vyd:_id="vyd:000000000000m4">BD-4</w:t>
+            </w:r>
+          </w:p>
+          <w:p vyd:_id="vyd:mrkih1q7hkf7r8">
+            <w:pPr>
+              <w:rPr>
+                <w:rFonts w:ascii="Times New Roman" w:hAnsi="Times New Roman" w:cs="Times New Roman"/>
+                <w:lang w:val="en-US"/>
+              </w:rPr>
+            </w:pPr>
+          </w:p>
+          <w:p vyd:_id="vyd:mrkih8tn0pmorw">
+            <w:pPr>
+              <w:rPr>
+                <w:rFonts w:ascii="Times New Roman" w:hAnsi="Times New Roman" w:cs="Times New Roman"/>
+                <w:lang w:val="en-US"/>
+              </w:rPr>
+            </w:pPr>
+          </w:p>
+          <w:p vyd:_id="vyd:mrkih90zjakcc9">
+            <w:pPr>
+              <w:rPr>
+                <w:rFonts w:ascii="Times New Roman" w:hAnsi="Times New Roman" w:cs="Times New Roman"/>
+                <w:lang w:val="en-US"/>
+              </w:rPr>
+            </w:pPr>
+          </w:p>
+          <w:p vyd:_id="vyd:mrkih96k1aqagr">
+            <w:pPr>
+              <w:rPr>
+                <w:rFonts w:ascii="Times New Roman" w:hAnsi="Times New Roman" w:cs="Times New Roman"/>
+                <w:lang w:val="en-US"/>
+              </w:rPr>
+            </w:pPr>
+          </w:p>
+          <w:p vyd:_id="vyd:mrkih9b8yl0dkp">
+            <w:pPr>
+              <w:rPr>
+                <w:rFonts w:ascii="Times New Roman" w:hAnsi="Times New Roman" w:cs="Times New Roman"/>
+                <w:lang w:val="en-US"/>
+              </w:rPr>
+            </w:pPr>
+          </w:p>
+          <w:p vyd:_id="vyd:mrkih9gdhz706a">
+            <w:pPr>
+              <w:rPr>
+                <w:rFonts w:ascii="Times New Roman" w:hAnsi="Times New Roman" w:cs="Times New Roman"/>
+                <w:lang w:val="en-US"/>
+              </w:rPr>
+            </w:pPr>
+          </w:p>
+          <w:p vyd:_id="vyd:mrkih9kzxryb3o">
+            <w:pPr>
+              <w:rPr>
+                <w:rFonts w:ascii="Times New Roman" w:hAnsi="Times New Roman" w:cs="Times New Roman"/>
+                <w:lang w:val="en-US"/>
+              </w:rPr>
+            </w:pPr>
+          </w:p>
+          <w:p vyd:_id="vyd:mrkih9s0oxtzgt">
+            <w:pPr>
+              <w:rPr>
+                <w:rFonts w:ascii="Times New Roman" w:hAnsi="Times New Roman" w:cs="Times New Roman"/>
+                <w:lang w:val="en-US"/>
+              </w:rPr>
+            </w:pPr>
+          </w:p>
+          <w:p vyd:_id="vyd:mrkiha4r58347u">
+            <w:pPr>
+              <w:rPr>
+                <w:rFonts w:ascii="Times New Roman" w:hAnsi="Times New Roman" w:cs="Times New Roman"/>
+                <w:lang w:val="en-US"/>
+              </w:rPr>
+            </w:pPr>
+          </w:p>
+          <w:p vyd:_id="vyd:mrkihmpdre9k8v">
+            <w:pPr>
+              <w:rPr>
+                <w:rFonts w:ascii="Times New Roman" w:hAnsi="Times New Roman" w:cs="Times New Roman"/>
+                <w:lang w:val="en-US"/>
+              </w:rPr>
+            </w:pPr>
+            <w:r>
+              <w:rPr>
+                <w:rFonts w:ascii="Times New Roman" w:hAnsi="Times New Roman" w:cs="Times New Roman"/>
+                <w:lang w:val="en-US"/>
+              </w:rPr>
+              <w:t vyd:_id="vyd:mrkih26hepzi79">PL-1</w:t>
             </w:r>
           </w:p>
         </w:tc>
@@ -5293,14 +5461,102 @@
             <w:pPr>
               <w:rPr>
                 <w:rFonts w:ascii="Times New Roman" w:hAnsi="Times New Roman" w:cs="Times New Roman"/>
-              </w:rPr>
-            </w:pPr>
-            <w:r>
-              <w:rPr>
-                <w:rFonts w:ascii="Times New Roman" w:hAnsi="Times New Roman" w:cs="Times New Roman"/>
                 <w:lang w:val="en-US"/>
               </w:rPr>
+            </w:pPr>
+            <w:r>
+              <w:rPr>
+                <w:rFonts w:ascii="Times New Roman" w:hAnsi="Times New Roman" w:cs="Times New Roman"/>
+                <w:lang w:val="en-US"/>
+              </w:rPr>
               <w:t vyd:_id="vyd:000000000000m1">4.1.</w:t>
+            </w:r>
+          </w:p>
+          <w:p vyd:_id="vyd:mrkih4fyp0wdry">
+            <w:pPr>
+              <w:rPr>
+                <w:rFonts w:ascii="Times New Roman" w:hAnsi="Times New Roman" w:cs="Times New Roman"/>
+                <w:lang w:val="en-US"/>
+              </w:rPr>
+            </w:pPr>
+          </w:p>
+          <w:p vyd:_id="vyd:mrkihb5fzgh94s">
+            <w:pPr>
+              <w:rPr>
+                <w:rFonts w:ascii="Times New Roman" w:hAnsi="Times New Roman" w:cs="Times New Roman"/>
+                <w:lang w:val="en-US"/>
+              </w:rPr>
+            </w:pPr>
+          </w:p>
+          <w:p vyd:_id="vyd:mrkihbaa6oh8lw">
+            <w:pPr>
+              <w:rPr>
+                <w:rFonts w:ascii="Times New Roman" w:hAnsi="Times New Roman" w:cs="Times New Roman"/>
+                <w:lang w:val="en-US"/>
+              </w:rPr>
+            </w:pPr>
+          </w:p>
+          <w:p vyd:_id="vyd:mrkihberbr7e8p">
+            <w:pPr>
+              <w:rPr>
+                <w:rFonts w:ascii="Times New Roman" w:hAnsi="Times New Roman" w:cs="Times New Roman"/>
+                <w:lang w:val="en-US"/>
+              </w:rPr>
+            </w:pPr>
+          </w:p>
+          <w:p vyd:_id="vyd:mrkihbjhg0g9py">
+            <w:pPr>
+              <w:rPr>
+                <w:rFonts w:ascii="Times New Roman" w:hAnsi="Times New Roman" w:cs="Times New Roman"/>
+                <w:lang w:val="en-US"/>
+              </w:rPr>
+            </w:pPr>
+          </w:p>
+          <w:p vyd:_id="vyd:mrkihbopp83c9c">
+            <w:pPr>
+              <w:rPr>
+                <w:rFonts w:ascii="Times New Roman" w:hAnsi="Times New Roman" w:cs="Times New Roman"/>
+                <w:lang w:val="en-US"/>
+              </w:rPr>
+            </w:pPr>
+          </w:p>
+          <w:p vyd:_id="vyd:mrkihbuvkmwmp3">
+            <w:pPr>
+              <w:rPr>
+                <w:rFonts w:ascii="Times New Roman" w:hAnsi="Times New Roman" w:cs="Times New Roman"/>
+                <w:lang w:val="en-US"/>
+              </w:rPr>
+            </w:pPr>
+          </w:p>
+          <w:p vyd:_id="vyd:mrkihc10tx24lh">
+            <w:pPr>
+              <w:rPr>
+                <w:rFonts w:ascii="Times New Roman" w:hAnsi="Times New Roman" w:cs="Times New Roman"/>
+                <w:lang w:val="en-US"/>
+              </w:rPr>
+            </w:pPr>
+          </w:p>
+          <w:p vyd:_id="vyd:mrkihcaelke143">
+            <w:pPr>
+              <w:rPr>
+                <w:rFonts w:ascii="Times New Roman" w:hAnsi="Times New Roman" w:cs="Times New Roman"/>
+                <w:lang w:val="en-US"/>
+              </w:rPr>
+            </w:pPr>
+          </w:p>
+          <w:p vyd:_id="vyd:mrkihljytg3ftm">
+            <w:pPr>
+              <w:rPr>
+                <w:rFonts w:ascii="Times New Roman" w:hAnsi="Times New Roman" w:cs="Times New Roman"/>
+                <w:lang w:val="en-US"/>
+              </w:rPr>
+            </w:pPr>
+            <w:r>
+              <w:rPr>
+                <w:rFonts w:ascii="Times New Roman" w:hAnsi="Times New Roman" w:cs="Times New Roman"/>
+                <w:lang w:val="en-US"/>
+              </w:rPr>
+              <w:t vyd:_id="vyd:mrkih4sfj2fjr2">1.1.</w:t>
             </w:r>
           </w:p>
         </w:tc>
@@ -5310,13 +5566,13 @@
             <w:pPr>
               <w:rPr>
                 <w:rFonts w:ascii="Times New Roman" w:hAnsi="Times New Roman" w:cs="Times New Roman"/>
-                <w:shd w:val="clear" w:fill="#ffff00"/>
-              </w:rPr>
-            </w:pPr>
-            <w:r>
-              <w:rPr>
-                <w:rFonts w:ascii="Times New Roman" w:hAnsi="Times New Roman" w:cs="Times New Roman"/>
-                <w:shd w:val="clear" w:fill="#ffff00"/>
+                <w:shd w:val="clear" w:fill="auto"/>
+              </w:rPr>
+            </w:pPr>
+            <w:r>
+              <w:rPr>
+                <w:rFonts w:ascii="Times New Roman" w:hAnsi="Times New Roman" w:cs="Times New Roman"/>
+                <w:shd w:val="clear" w:fill="auto"/>
               </w:rPr>
               <w:t vyd:_id="vyd:000000000000ly">П</w:t>
             </w:r>
@@ -5326,35 +5582,50 @@
               <w:rPr>
                 <w:rFonts w:ascii="Times New Roman" w:hAnsi="Times New Roman" w:cs="Times New Roman"/>
                 <w:sz w:val="16"/>
+                <w:shd w:val="clear" w:fill="auto"/>
+              </w:rPr>
+            </w:pPr>
+            <w:r>
+              <w:rPr>
+                <w:rFonts w:ascii="Times New Roman" w:hAnsi="Times New Roman" w:cs="Times New Roman"/>
+                <w:sz w:val="16"/>
+                <w:shd w:val="clear" w:fill="auto"/>
                 <w:szCs w:val="16"/>
               </w:rPr>
-            </w:pPr>
+              <w:t vyd:_id="vyd:000000000000lw" xml:space="preserve">Организует централизованное хранилище данных (Data </w:t>
+            </w:r>
             <w:r>
               <w:rPr>
                 <w:rFonts w:ascii="Times New Roman" w:hAnsi="Times New Roman" w:cs="Times New Roman"/>
                 <w:sz w:val="16"/>
-                <w:shd w:val="clear" w:fill="#ffff00"/>
+                <w:shd w:val="clear" w:fill="auto"/>
                 <w:szCs w:val="16"/>
               </w:rPr>
-              <w:t vyd:_id="vyd:000000000000lw" xml:space="preserve">Организует централизованное хранилище данных (Data </w:t>
+              <w:t vyd:_id="vyd:000000000000lv">Lake</w:t>
             </w:r>
             <w:r>
               <w:rPr>
                 <w:rFonts w:ascii="Times New Roman" w:hAnsi="Times New Roman" w:cs="Times New Roman"/>
                 <w:sz w:val="16"/>
-                <w:shd w:val="clear" w:fill="#ffff00"/>
+                <w:shd w:val="clear" w:fill="auto"/>
                 <w:szCs w:val="16"/>
               </w:rPr>
-              <w:t vyd:_id="vyd:000000000000lv">Lake</w:t>
-            </w:r>
-            <w:r>
+              <w:t vyd:_id="vyd:000000000000lu">), их распределенное хранение, параллельную обработку, а также обработку потоковых данных</w:t>
+            </w:r>
+          </w:p>
+          <w:p vyd:_id="vyd:mrkihdjmg1ume0">
+            <w:pPr>
               <w:rPr>
                 <w:rFonts w:ascii="Times New Roman" w:hAnsi="Times New Roman" w:cs="Times New Roman"/>
                 <w:sz w:val="16"/>
-                <w:shd w:val="clear" w:fill="#ffff00"/>
-                <w:szCs w:val="16"/>
-              </w:rPr>
-              <w:t vyd:_id="vyd:000000000000lu">), их распределенное хранение, параллельную обработку, а также обработку потоковых данных</w:t>
+                <w:shd w:val="clear" w:fill="auto"/>
+              </w:rPr>
+            </w:pPr>
+            <w:r>
+              <w:rPr>
+                <w:rFonts w:ascii="Times New Roman" w:hAnsi="Times New Roman" w:cs="Times New Roman"/>
+              </w:rPr>
+              <w:t vyd:_id="vyd:mrkihju3f6n9li">С</w:t>
             </w:r>
           </w:p>
         </w:tc>
@@ -5603,6 +5874,9 @@
         </w:tc>
       </w:tr>
       <w:tr vyd:_id="vyd:000000000000jy">
+        <w:trPr>
+          <w:trHeight w:val="901.72"/>
+        </w:trPr>
         <w:tc vyd:_id="vyd:000000000000kh">
           <w:tcPr/>
           <w:p vyd:_id="vyd:000000000000ki">
@@ -5673,14 +5947,30 @@
             <w:pPr>
               <w:rPr>
                 <w:rFonts w:ascii="Times New Roman" w:hAnsi="Times New Roman" w:cs="Times New Roman"/>
-              </w:rPr>
-            </w:pPr>
-            <w:r>
-              <w:rPr>
-                <w:rFonts w:ascii="Times New Roman" w:hAnsi="Times New Roman" w:cs="Times New Roman"/>
                 <w:lang w:val="en-US"/>
               </w:rPr>
+            </w:pPr>
+            <w:r>
+              <w:rPr>
+                <w:rFonts w:ascii="Times New Roman" w:hAnsi="Times New Roman" w:cs="Times New Roman"/>
+                <w:lang w:val="en-US"/>
+              </w:rPr>
               <w:t vyd:_id="vyd:000000000000k8">BD-4</w:t>
+            </w:r>
+          </w:p>
+          <w:p vyd:_id="vyd:mrkihs253z6rg9">
+            <w:pPr>
+              <w:rPr>
+                <w:rFonts w:ascii="Times New Roman" w:hAnsi="Times New Roman" w:cs="Times New Roman"/>
+                <w:lang w:val="en-US"/>
+              </w:rPr>
+            </w:pPr>
+            <w:r>
+              <w:rPr>
+                <w:rFonts w:ascii="Times New Roman" w:hAnsi="Times New Roman" w:cs="Times New Roman"/>
+                <w:lang w:val="en-US"/>
+              </w:rPr>
+              <w:t vyd:_id="vyd:mrkihsvpjr1pwg">PL-1</w:t>
             </w:r>
           </w:p>
         </w:tc>
@@ -5699,6 +5989,19 @@
               <w:t vyd:_id="vyd:000000000000k5">4.3.</w:t>
             </w:r>
           </w:p>
+          <w:p vyd:_id="vyd:mrkihv2lgdud8e">
+            <w:pPr>
+              <w:rPr>
+                <w:rFonts w:ascii="Times New Roman" w:hAnsi="Times New Roman" w:cs="Times New Roman"/>
+              </w:rPr>
+            </w:pPr>
+            <w:r>
+              <w:rPr>
+                <w:rFonts w:ascii="Times New Roman" w:hAnsi="Times New Roman" w:cs="Times New Roman"/>
+              </w:rPr>
+              <w:t vyd:_id="vyd:mrkihvan8vyw2i">1.1.</w:t>
+            </w:r>
+          </w:p>
         </w:tc>
         <w:tc vyd:_id="vyd:000000000000jz">
           <w:tcPr/>
@@ -5713,6 +6016,19 @@
                 <w:rFonts w:ascii="Times New Roman" w:hAnsi="Times New Roman" w:cs="Times New Roman"/>
               </w:rPr>
               <w:t vyd:_id="vyd:000000000000k2">С</w:t>
+            </w:r>
+          </w:p>
+          <w:p vyd:_id="vyd:mrkihydg83af9y">
+            <w:pPr>
+              <w:rPr>
+                <w:rFonts w:ascii="Times New Roman" w:hAnsi="Times New Roman" w:cs="Times New Roman"/>
+              </w:rPr>
+            </w:pPr>
+            <w:r>
+              <w:rPr>
+                <w:rFonts w:ascii="Times New Roman" w:hAnsi="Times New Roman" w:cs="Times New Roman"/>
+              </w:rPr>
+              <w:t vyd:_id="vyd:mrkihyromeugjn">C</w:t>
             </w:r>
           </w:p>
           <w:p vyd:_id="vyd:000000000000k0">
@@ -5808,6 +6124,85 @@
               <w:t vyd:_id="vyd:000000000000jl">BD-4</w:t>
             </w:r>
           </w:p>
+          <w:p vyd:_id="vyd:mrkii0p03rtlcc">
+            <w:pPr>
+              <w:rPr>
+                <w:rFonts w:ascii="Times New Roman" w:hAnsi="Times New Roman" w:cs="Times New Roman"/>
+                <w:lang w:val="en-US"/>
+              </w:rPr>
+            </w:pPr>
+          </w:p>
+          <w:p vyd:_id="vyd:mrkii17f2605bz">
+            <w:pPr>
+              <w:rPr>
+                <w:rFonts w:ascii="Times New Roman" w:hAnsi="Times New Roman" w:cs="Times New Roman"/>
+                <w:lang w:val="en-US"/>
+              </w:rPr>
+            </w:pPr>
+          </w:p>
+          <w:p vyd:_id="vyd:mrkii1cbpcvbbs">
+            <w:pPr>
+              <w:rPr>
+                <w:rFonts w:ascii="Times New Roman" w:hAnsi="Times New Roman" w:cs="Times New Roman"/>
+                <w:lang w:val="en-US"/>
+              </w:rPr>
+            </w:pPr>
+          </w:p>
+          <w:p vyd:_id="vyd:mrkii1hb4ykhdb">
+            <w:pPr>
+              <w:rPr>
+                <w:rFonts w:ascii="Times New Roman" w:hAnsi="Times New Roman" w:cs="Times New Roman"/>
+                <w:lang w:val="en-US"/>
+              </w:rPr>
+            </w:pPr>
+          </w:p>
+          <w:p vyd:_id="vyd:mrkii1xkhvr09q">
+            <w:pPr>
+              <w:rPr>
+                <w:rFonts w:ascii="Times New Roman" w:hAnsi="Times New Roman" w:cs="Times New Roman"/>
+                <w:lang w:val="en-US"/>
+              </w:rPr>
+            </w:pPr>
+          </w:p>
+          <w:p vyd:_id="vyd:mrkii24ihvyw1x">
+            <w:pPr>
+              <w:rPr>
+                <w:rFonts w:ascii="Times New Roman" w:hAnsi="Times New Roman" w:cs="Times New Roman"/>
+                <w:lang w:val="en-US"/>
+              </w:rPr>
+            </w:pPr>
+          </w:p>
+          <w:p vyd:_id="vyd:mrkii2a2x0b3tp">
+            <w:pPr>
+              <w:rPr>
+                <w:rFonts w:ascii="Times New Roman" w:hAnsi="Times New Roman" w:cs="Times New Roman"/>
+                <w:lang w:val="en-US"/>
+              </w:rPr>
+            </w:pPr>
+          </w:p>
+          <w:p vyd:_id="vyd:mrkii2i3t7j256">
+            <w:pPr>
+              <w:rPr>
+                <w:rFonts w:ascii="Times New Roman" w:hAnsi="Times New Roman" w:cs="Times New Roman"/>
+                <w:lang w:val="en-US"/>
+              </w:rPr>
+            </w:pPr>
+          </w:p>
+          <w:p vyd:_id="vyd:mrkii2wlp9huv9">
+            <w:pPr>
+              <w:rPr>
+                <w:rFonts w:ascii="Times New Roman" w:hAnsi="Times New Roman" w:cs="Times New Roman"/>
+                <w:lang w:val="en-US"/>
+              </w:rPr>
+            </w:pPr>
+            <w:r>
+              <w:rPr>
+                <w:rFonts w:ascii="Times New Roman" w:hAnsi="Times New Roman" w:cs="Times New Roman"/>
+                <w:lang w:val="en-US"/>
+              </w:rPr>
+              <w:t vyd:_id="vyd:mrkii3s2yhva8b">PL-1</w:t>
+            </w:r>
+          </w:p>
         </w:tc>
         <w:tc vyd:_id="vyd:000000000000jg">
           <w:tcPr/>
@@ -5824,6 +6219,75 @@
               <w:t vyd:_id="vyd:000000000000ji">4.3.</w:t>
             </w:r>
           </w:p>
+          <w:p vyd:_id="vyd:mrkiibon8nfz62">
+            <w:pPr>
+              <w:rPr>
+                <w:rFonts w:ascii="Times New Roman" w:hAnsi="Times New Roman" w:cs="Times New Roman"/>
+              </w:rPr>
+            </w:pPr>
+          </w:p>
+          <w:p vyd:_id="vyd:mrkiibuwp8s3qk">
+            <w:pPr>
+              <w:rPr>
+                <w:rFonts w:ascii="Times New Roman" w:hAnsi="Times New Roman" w:cs="Times New Roman"/>
+              </w:rPr>
+            </w:pPr>
+          </w:p>
+          <w:p vyd:_id="vyd:mrkiicynz6kgz3">
+            <w:pPr>
+              <w:rPr>
+                <w:rFonts w:ascii="Times New Roman" w:hAnsi="Times New Roman" w:cs="Times New Roman"/>
+              </w:rPr>
+            </w:pPr>
+          </w:p>
+          <w:p vyd:_id="vyd:mrkiid69j5ru6s">
+            <w:pPr>
+              <w:rPr>
+                <w:rFonts w:ascii="Times New Roman" w:hAnsi="Times New Roman" w:cs="Times New Roman"/>
+              </w:rPr>
+            </w:pPr>
+          </w:p>
+          <w:p vyd:_id="vyd:mrkiidltva8d7o">
+            <w:pPr>
+              <w:rPr>
+                <w:rFonts w:ascii="Times New Roman" w:hAnsi="Times New Roman" w:cs="Times New Roman"/>
+              </w:rPr>
+            </w:pPr>
+          </w:p>
+          <w:p vyd:_id="vyd:mrkiidshvqsrfx">
+            <w:pPr>
+              <w:rPr>
+                <w:rFonts w:ascii="Times New Roman" w:hAnsi="Times New Roman" w:cs="Times New Roman"/>
+              </w:rPr>
+            </w:pPr>
+          </w:p>
+          <w:p vyd:_id="vyd:mrkiie7obpz08k">
+            <w:pPr>
+              <w:rPr>
+                <w:rFonts w:ascii="Times New Roman" w:hAnsi="Times New Roman" w:cs="Times New Roman"/>
+              </w:rPr>
+            </w:pPr>
+          </w:p>
+          <w:p vyd:_id="vyd:mrkiieewv6tvod">
+            <w:pPr>
+              <w:rPr>
+                <w:rFonts w:ascii="Times New Roman" w:hAnsi="Times New Roman" w:cs="Times New Roman"/>
+              </w:rPr>
+            </w:pPr>
+          </w:p>
+          <w:p vyd:_id="vyd:mrkiic105ttajz">
+            <w:pPr>
+              <w:rPr>
+                <w:rFonts w:ascii="Times New Roman" w:hAnsi="Times New Roman" w:cs="Times New Roman"/>
+              </w:rPr>
+            </w:pPr>
+            <w:r>
+              <w:rPr>
+                <w:rFonts w:ascii="Times New Roman" w:hAnsi="Times New Roman" w:cs="Times New Roman"/>
+              </w:rPr>
+              <w:t vyd:_id="vyd:mrkiihbi2j1now">1.1.</w:t>
+            </w:r>
+          </w:p>
         </w:tc>
         <w:tc vyd:_id="vyd:000000000000j9">
           <w:tcPr/>
@@ -5845,7 +6309,6 @@
               <w:rPr>
                 <w:rFonts w:ascii="Times New Roman" w:hAnsi="Times New Roman" w:cs="Times New Roman"/>
                 <w:sz w:val="16"/>
-                <w:szCs w:val="16"/>
               </w:rPr>
             </w:pPr>
             <w:r>
@@ -5872,6 +6335,27 @@
               </w:rPr>
               <w:t vyd:_id="vyd:000000000000jb">), параллельной и потоковой обработки данных</w:t>
             </w:r>
+          </w:p>
+          <w:p vyd:_id="vyd:mrkiio3xi6zklw">
+            <w:pPr>
+              <w:rPr>
+                <w:rFonts w:ascii="Times New Roman" w:hAnsi="Times New Roman" w:cs="Times New Roman"/>
+              </w:rPr>
+            </w:pPr>
+            <w:r>
+              <w:rPr>
+                <w:rFonts w:ascii="Times New Roman" w:hAnsi="Times New Roman" w:cs="Times New Roman"/>
+              </w:rPr>
+              <w:t vyd:_id="vyd:mrkiioygjx597o">C</w:t>
+            </w:r>
+          </w:p>
+          <w:p vyd:_id="vyd:mrkiioye0adjfi">
+            <w:pPr>
+              <w:rPr>
+                <w:rFonts w:ascii="Times New Roman" w:hAnsi="Times New Roman" w:cs="Times New Roman"/>
+                <w:sz w:val="16"/>
+              </w:rPr>
+            </w:pPr>
           </w:p>
         </w:tc>
       </w:tr>
@@ -5982,7 +6466,7 @@
               <w:rPr>
                 <w:rFonts w:ascii="Times New Roman" w:hAnsi="Times New Roman" w:cs="Times New Roman"/>
               </w:rPr>
-              <w:t vyd:_id="vyd:000000000000is">5.2</w:t>
+              <w:t vyd:_id="vyd:000000000000is">5.1</w:t>
             </w:r>
           </w:p>
         </w:tc>
@@ -6000,7 +6484,7 @@
               <w:rPr>
                 <w:rFonts w:ascii="Times New Roman" w:hAnsi="Times New Roman" w:cs="Times New Roman"/>
               </w:rPr>
-              <w:t vyd:_id="vyd:000000000000ip">П</w:t>
+              <w:t vyd:_id="vyd:mrkik06lhicyb0">C</w:t>
             </w:r>
           </w:p>
         </w:tc>
@@ -6151,39 +6635,14 @@
               <w:rPr>
                 <w:rFonts w:ascii="Times New Roman" w:hAnsi="Times New Roman" w:cs="Times New Roman"/>
               </w:rPr>
-              <w:t vyd:_id="vyd:000000000000hy" xml:space="preserve">5.2. </w:t>
-            </w:r>
-            <w:r>
-              <w:rPr>
-                <w:rFonts w:ascii="Times New Roman" w:hAnsi="Times New Roman" w:cs="Times New Roman"/>
+              <w:t vyd:_id="vyd:000000000000hy" xml:space="preserve">5.1. </w:t>
+            </w:r>
+            <w:r>
+              <w:rPr>
+                <w:rFonts w:ascii="Times New Roman" w:hAnsi="Times New Roman" w:eastAsia="Times New Roman" w:cs="Times New Roman"/>
                 <w:sz w:val="16"/>
-                <w:szCs w:val="16"/>
-              </w:rPr>
-              <w:t vyd:_id="vyd:000000000000hx">Разрабатывает и отлаживает прикладные решения с элементами ИИ с приме</w:t>
-            </w:r>
-            <w:r>
-              <w:rPr>
-                <w:rFonts w:ascii="Times New Roman" w:hAnsi="Times New Roman" w:cs="Times New Roman"/>
-                <w:sz w:val="16"/>
-                <w:szCs w:val="16"/>
-              </w:rPr>
-              <w:t vyd:_id="vyd:000000000000hw">не</w:t>
-            </w:r>
-            <w:r>
-              <w:rPr>
-                <w:rFonts w:ascii="Times New Roman" w:hAnsi="Times New Roman" w:cs="Times New Roman"/>
-                <w:sz w:val="16"/>
-                <w:szCs w:val="16"/>
-              </w:rPr>
-              <w:t vyd:_id="vyd:000000000000hv" xml:space="preserve">нием различных технологий </w:t>
-            </w:r>
-            <w:r>
-              <w:rPr>
-                <w:rFonts w:ascii="Times New Roman" w:hAnsi="Times New Roman" w:cs="Times New Roman"/>
-                <w:sz w:val="16"/>
-                <w:szCs w:val="16"/>
-              </w:rPr>
-              <w:t vyd:_id="vyd:000000000000hu">организации инфраструктуры БД</w:t>
+              </w:rPr>
+              <w:t vyd:_id="vyd:mrkijgn9rmp5fc">Осуществляет выбор направления вспомогательных технологических решений для формирования единого стека работы с большими данными для решения поставленной задачи</w:t>
             </w:r>
           </w:p>
         </w:tc>
@@ -6212,40 +6671,18 @@
             </w:pPr>
             <w:r>
               <w:rPr>
-                <w:rFonts w:ascii="Times New Roman" w:hAnsi="Times New Roman" w:cs="Times New Roman"/>
+                <w:rFonts w:ascii="Times New Roman" w:hAnsi="Times New Roman" w:eastAsia="Times New Roman" w:cs="Times New Roman"/>
                 <w:sz w:val="16"/>
-                <w:szCs w:val="16"/>
-              </w:rPr>
-              <w:t vyd:_id="vyd:000000000000hp">Участвует в разработке решений с элементами ИИ с приме</w:t>
-            </w:r>
-            <w:r>
-              <w:rPr>
-                <w:rFonts w:ascii="Times New Roman" w:hAnsi="Times New Roman" w:cs="Times New Roman"/>
-                <w:sz w:val="16"/>
-                <w:szCs w:val="16"/>
-              </w:rPr>
-              <w:t vyd:_id="vyd:000000000000ho">не</w:t>
-            </w:r>
-            <w:r>
-              <w:rPr>
-                <w:rFonts w:ascii="Times New Roman" w:hAnsi="Times New Roman" w:cs="Times New Roman"/>
-                <w:sz w:val="16"/>
-                <w:szCs w:val="16"/>
-              </w:rPr>
-              <w:t vyd:_id="vyd:000000000000hn" xml:space="preserve">нием различных технологий </w:t>
-            </w:r>
-            <w:r>
-              <w:rPr>
-                <w:rFonts w:ascii="Times New Roman" w:hAnsi="Times New Roman" w:cs="Times New Roman"/>
-                <w:sz w:val="16"/>
-                <w:szCs w:val="16"/>
-              </w:rPr>
-              <w:t vyd:_id="vyd:000000000000hm">организации инфраструктуры БД</w:t>
+              </w:rPr>
+              <w:t vyd:_id="vyd:mrkijtzeqr2bya">Выполняет отдельные функции в проектах по созданию инфраструктуры БД</w:t>
             </w:r>
           </w:p>
         </w:tc>
       </w:tr>
       <w:tr vyd:_id="vyd:000000000000gu">
+        <w:trPr>
+          <w:trHeight w:val="1749.168"/>
+        </w:trPr>
         <w:tc vyd:_id="vyd:000000000000hd">
           <w:tcPr/>
           <w:p vyd:_id="vyd:000000000000hh">
@@ -6351,7 +6788,7 @@
               <w:rPr>
                 <w:rFonts w:ascii="Times New Roman" w:hAnsi="Times New Roman" w:cs="Times New Roman"/>
               </w:rPr>
-              <w:t vyd:_id="vyd:000000000000h1">5.2.</w:t>
+              <w:t vyd:_id="vyd:000000000000h1">5.1.</w:t>
             </w:r>
           </w:p>
         </w:tc>
@@ -6505,48 +6942,6 @@
               <w:t vyd:_id="vyd:000000000000ga">BD-5</w:t>
             </w:r>
           </w:p>
-          <w:p vyd:_id="vyd:000000000000g8">
-            <w:pPr>
-              <w:rPr>
-                <w:rFonts w:ascii="Times New Roman" w:hAnsi="Times New Roman" w:cs="Times New Roman"/>
-              </w:rPr>
-            </w:pPr>
-          </w:p>
-          <w:p vyd:_id="vyd:000000000000g7">
-            <w:pPr>
-              <w:rPr>
-                <w:rFonts w:ascii="Times New Roman" w:hAnsi="Times New Roman" w:cs="Times New Roman"/>
-              </w:rPr>
-            </w:pPr>
-          </w:p>
-          <w:p vyd:_id="vyd:000000000000g6">
-            <w:pPr>
-              <w:rPr>
-                <w:rFonts w:ascii="Times New Roman" w:hAnsi="Times New Roman" w:cs="Times New Roman"/>
-              </w:rPr>
-            </w:pPr>
-          </w:p>
-          <w:p vyd:_id="vyd:000000000000g5">
-            <w:pPr>
-              <w:rPr>
-                <w:rFonts w:ascii="Times New Roman" w:hAnsi="Times New Roman" w:cs="Times New Roman"/>
-              </w:rPr>
-            </w:pPr>
-          </w:p>
-          <w:p vyd:_id="vyd:000000000000g4">
-            <w:pPr>
-              <w:rPr>
-                <w:rFonts w:ascii="Times New Roman" w:hAnsi="Times New Roman" w:cs="Times New Roman"/>
-              </w:rPr>
-            </w:pPr>
-          </w:p>
-          <w:p vyd:_id="vyd:000000000000g3">
-            <w:pPr>
-              <w:rPr>
-                <w:rFonts w:ascii="Times New Roman" w:hAnsi="Times New Roman" w:cs="Times New Roman"/>
-              </w:rPr>
-            </w:pPr>
-          </w:p>
           <w:p vyd:_id="vyd:000000000000g2">
             <w:pPr>
               <w:rPr>
@@ -6624,50 +7019,8 @@
               <w:rPr>
                 <w:rFonts w:ascii="Times New Roman" w:hAnsi="Times New Roman" w:cs="Times New Roman"/>
               </w:rPr>
-              <w:t vyd:_id="vyd:000000000000fs">5.2.</w:t>
-            </w:r>
-          </w:p>
-          <w:p vyd:_id="vyd:000000000000fq">
-            <w:pPr>
-              <w:rPr>
-                <w:rFonts w:ascii="Times New Roman" w:hAnsi="Times New Roman" w:cs="Times New Roman"/>
-              </w:rPr>
-            </w:pPr>
-          </w:p>
-          <w:p vyd:_id="vyd:000000000000fp">
-            <w:pPr>
-              <w:rPr>
-                <w:rFonts w:ascii="Times New Roman" w:hAnsi="Times New Roman" w:cs="Times New Roman"/>
-              </w:rPr>
-            </w:pPr>
-          </w:p>
-          <w:p vyd:_id="vyd:000000000000fo">
-            <w:pPr>
-              <w:rPr>
-                <w:rFonts w:ascii="Times New Roman" w:hAnsi="Times New Roman" w:cs="Times New Roman"/>
-              </w:rPr>
-            </w:pPr>
-          </w:p>
-          <w:p vyd:_id="vyd:000000000000fn">
-            <w:pPr>
-              <w:rPr>
-                <w:rFonts w:ascii="Times New Roman" w:hAnsi="Times New Roman" w:cs="Times New Roman"/>
-              </w:rPr>
-            </w:pPr>
-          </w:p>
-          <w:p vyd:_id="vyd:000000000000fm">
-            <w:pPr>
-              <w:rPr>
-                <w:rFonts w:ascii="Times New Roman" w:hAnsi="Times New Roman" w:cs="Times New Roman"/>
-              </w:rPr>
-            </w:pPr>
-          </w:p>
-          <w:p vyd:_id="vyd:000000000000fl">
-            <w:pPr>
-              <w:rPr>
-                <w:rFonts w:ascii="Times New Roman" w:hAnsi="Times New Roman" w:cs="Times New Roman"/>
-              </w:rPr>
-            </w:pPr>
+              <w:t vyd:_id="vyd:000000000000fs">5.1.</w:t>
+            </w:r>
           </w:p>
           <w:p vyd:_id="vyd:000000000000fk">
             <w:pPr>
@@ -6761,52 +7114,24 @@
               <w:rPr>
                 <w:rFonts w:ascii="Times New Roman" w:hAnsi="Times New Roman" w:cs="Times New Roman"/>
               </w:rPr>
-              <w:t vyd:_id="vyd:000000000000f8">П</w:t>
-            </w:r>
-          </w:p>
-          <w:p vyd:_id="vyd:000000000000f3">
-            <w:pPr>
-              <w:rPr>
-                <w:rFonts w:ascii="Times New Roman" w:hAnsi="Times New Roman" w:cs="Times New Roman"/>
-                <w:sz w:val="16"/>
-                <w:szCs w:val="16"/>
-              </w:rPr>
-            </w:pPr>
-            <w:r>
-              <w:rPr>
-                <w:rFonts w:ascii="Times New Roman" w:hAnsi="Times New Roman" w:cs="Times New Roman"/>
-                <w:sz w:val="16"/>
-                <w:szCs w:val="16"/>
-              </w:rPr>
-              <w:t vyd:_id="vyd:000000000000f6">Руководит разработкой решений с элементами ИИ с приме</w:t>
-            </w:r>
-            <w:r>
-              <w:rPr>
-                <w:rFonts w:ascii="Times New Roman" w:hAnsi="Times New Roman" w:cs="Times New Roman"/>
-                <w:sz w:val="16"/>
-                <w:szCs w:val="16"/>
-              </w:rPr>
-              <w:t vyd:_id="vyd:000000000000f5">не</w:t>
-            </w:r>
-            <w:r>
-              <w:rPr>
-                <w:rFonts w:ascii="Times New Roman" w:hAnsi="Times New Roman" w:cs="Times New Roman"/>
-                <w:sz w:val="16"/>
-                <w:szCs w:val="16"/>
-              </w:rPr>
-              <w:t vyd:_id="vyd:000000000000f4">нием различных технологий организации инфраструктуры БД</w:t>
-            </w:r>
-          </w:p>
-          <w:p vyd:_id="vyd:000000000000f2">
-            <w:pPr>
-              <w:rPr>
-                <w:rFonts w:ascii="Times New Roman" w:hAnsi="Times New Roman" w:cs="Times New Roman"/>
-                <w:sz w:val="16"/>
-                <w:szCs w:val="16"/>
-              </w:rPr>
-            </w:pPr>
-          </w:p>
-          <w:p vyd:_id="vyd:000000000000ey">
+              <w:t vyd:_id="vyd:mrkikgmfodjc5l">С</w:t>
+            </w:r>
+          </w:p>
+          <w:p vyd:_id="vyd:mrkiklofztcisw">
+            <w:pPr>
+              <w:rPr>
+                <w:rFonts w:ascii="Times New Roman" w:hAnsi="Times New Roman" w:cs="Times New Roman"/>
+              </w:rPr>
+            </w:pPr>
+          </w:p>
+          <w:p vyd:_id="vyd:mrkiklwr9w0vzh">
+            <w:pPr>
+              <w:rPr>
+                <w:rFonts w:ascii="Times New Roman" w:hAnsi="Times New Roman" w:cs="Times New Roman"/>
+              </w:rPr>
+            </w:pPr>
+          </w:p>
+          <w:p vyd:_id="vyd:mrkikm795ekfku">
             <w:pPr>
               <w:rPr>
                 <w:rFonts w:ascii="Times New Roman" w:hAnsi="Times New Roman" w:cs="Times New Roman"/>
@@ -7774,7 +8099,7 @@
         <w:rPr>
           <w:rFonts w:ascii="Times New Roman" w:hAnsi="Times New Roman" w:cs="Times New Roman"/>
         </w:rPr>
-        <w:t vyd:_id="vyd:000000000000ap">»</w:t>
+        <w:t vyd:_id="vyd:000000000000ap">» (PL-1.1 Б)</w:t>
       </w:r>
       <w:r>
         <w:rPr>
@@ -8039,7 +8364,7 @@
         <w:rPr>
           <w:rFonts w:ascii="Times New Roman" w:hAnsi="Times New Roman" w:cs="Times New Roman"/>
         </w:rPr>
-        <w:t vyd:_id="vyd:0000000000009l" xml:space="preserve"> П)</w:t>
+        <w:t vyd:_id="vyd:0000000000009l" xml:space="preserve"> П), «Проектирование информационных систем» (BD-5.1 П) </w:t>
       </w:r>
       <w:r>
         <w:rPr>
@@ -8848,12 +9173,20 @@
           <w:rFonts w:ascii="Times New Roman" w:hAnsi="Times New Roman" w:cs="Times New Roman"/>
           <w:bCs w:val="1"/>
         </w:rPr>
-        <w:t vyd:_id="vyd:0000000000006c" xml:space="preserve">– BD-3.1. «Разрабатывает, отлаживает и тестирует прикладные решения с элементами ИИ с применением различных технологий хранения структурированных данных, оценивает качество построенных прикладных решений» формируется на </w:t>
-      </w:r>
-      <w:r>
-        <w:rPr>
-          <w:rFonts w:ascii="Times New Roman" w:hAnsi="Times New Roman" w:cs="Times New Roman"/>
-          <w:shd w:val="clear" w:fill="#ffff00"/>
+        <w:t vyd:_id="vyd:0000000000006c">– BD-3.1. «Разрабатывает, отлаживает и тестирует прикладные решения с элементами ИИ с применением различных технологий хранения структурированных данных, оценивает качество построенных прикладных решений» формируется на</w:t>
+      </w:r>
+      <w:r>
+        <w:rPr>
+          <w:rFonts w:ascii="Times New Roman" w:hAnsi="Times New Roman" w:cs="Times New Roman"/>
+          <w:shd w:val="clear" w:fill="auto"/>
+          <w:bCs w:val="1"/>
+        </w:rPr>
+        <w:t vyd:_id="vyd:mrkilo9t4b63gd" xml:space="preserve"> </w:t>
+      </w:r>
+      <w:r>
+        <w:rPr>
+          <w:rFonts w:ascii="Times New Roman" w:hAnsi="Times New Roman" w:cs="Times New Roman"/>
+          <w:shd w:val="clear" w:fill="auto"/>
           <w:bCs w:val="1"/>
         </w:rPr>
         <w:t vyd:_id="vyd:0000000000006b">среднем уровне.</w:t>
@@ -8861,6 +9194,7 @@
       <w:r>
         <w:rPr>
           <w:rFonts w:ascii="Times New Roman" w:hAnsi="Times New Roman" w:cs="Times New Roman"/>
+          <w:shd w:val="clear" w:fill="auto"/>
           <w:bCs w:val="1"/>
         </w:rPr>
         <w:t vyd:_id="vyd:0000000000006a" xml:space="preserve"> </w:t>
@@ -8868,6 +9202,7 @@
       <w:r>
         <w:rPr>
           <w:rFonts w:ascii="Times New Roman" w:hAnsi="Times New Roman" w:cs="Times New Roman"/>
+          <w:shd w:val="clear" w:fill="auto"/>
           <w:bCs w:val="1"/>
         </w:rPr>
         <w:t vyd:_id="vyd:00000000000069">Дисциплина «Технологии хранения больших данных» изучается после дисциплины «Базы данных» (</w:t>
@@ -8875,6 +9210,7 @@
       <w:r>
         <w:rPr>
           <w:rFonts w:ascii="Times New Roman" w:hAnsi="Times New Roman" w:cs="Times New Roman"/>
+          <w:shd w:val="clear" w:fill="auto"/>
           <w:bCs w:val="1"/>
         </w:rPr>
         <w:t vyd:_id="vyd:00000000000068">4</w:t>
@@ -8882,6 +9218,7 @@
       <w:r>
         <w:rPr>
           <w:rFonts w:ascii="Times New Roman" w:hAnsi="Times New Roman" w:cs="Times New Roman"/>
+          <w:shd w:val="clear" w:fill="auto"/>
           <w:bCs w:val="1"/>
         </w:rPr>
         <w:t vyd:_id="vyd:00000000000067" xml:space="preserve"> семестр, базовый уровень)</w:t>
@@ -8889,6 +9226,7 @@
       <w:r>
         <w:rPr>
           <w:rFonts w:ascii="Times New Roman" w:hAnsi="Times New Roman" w:cs="Times New Roman"/>
+          <w:shd w:val="clear" w:fill="auto"/>
           <w:bCs w:val="1"/>
         </w:rPr>
         <w:t vyd:_id="vyd:00000000000066" xml:space="preserve">, параллельно с дисциплиной </w:t>
@@ -8896,6 +9234,7 @@
       <w:r>
         <w:rPr>
           <w:rFonts w:ascii="Times New Roman" w:hAnsi="Times New Roman" w:cs="Times New Roman"/>
+          <w:shd w:val="clear" w:fill="auto"/>
           <w:bCs w:val="1"/>
         </w:rPr>
         <w:t vyd:_id="vyd:00000000000065">«Распределенные системы» (</w:t>
@@ -8903,19 +9242,21 @@
       <w:r>
         <w:rPr>
           <w:rFonts w:ascii="Times New Roman" w:hAnsi="Times New Roman" w:cs="Times New Roman"/>
+          <w:shd w:val="clear" w:fill="auto"/>
         </w:rPr>
         <w:t vyd:_id="vyd:00000000000064" xml:space="preserve">5 семестр, </w:t>
       </w:r>
       <w:r>
         <w:rPr>
           <w:rFonts w:ascii="Times New Roman" w:hAnsi="Times New Roman" w:cs="Times New Roman"/>
-          <w:shd w:val="clear" w:fill="#ffff00"/>
+          <w:shd w:val="clear" w:fill="auto"/>
         </w:rPr>
         <w:t vyd:_id="vyd:00000000000063">средний уровень</w:t>
       </w:r>
       <w:r>
         <w:rPr>
           <w:rFonts w:ascii="Times New Roman" w:hAnsi="Times New Roman" w:cs="Times New Roman"/>
+          <w:shd w:val="clear" w:fill="auto"/>
           <w:bCs w:val="1"/>
         </w:rPr>
         <w:t vyd:_id="vyd:00000000000062">)</w:t>
@@ -8923,9 +9264,17 @@
       <w:r>
         <w:rPr>
           <w:rFonts w:ascii="Times New Roman" w:hAnsi="Times New Roman" w:cs="Times New Roman"/>
-          <w:bCs w:val="1"/>
-        </w:rPr>
-        <w:t vyd:_id="vyd:00000000000061" xml:space="preserve"> и </w:t>
+          <w:shd w:val="clear" w:fill="auto"/>
+          <w:bCs w:val="1"/>
+        </w:rPr>
+        <w:t vyd:_id="vyd:00000000000061" xml:space="preserve"> и</w:t>
+      </w:r>
+      <w:r>
+        <w:rPr>
+          <w:rFonts w:ascii="Times New Roman" w:hAnsi="Times New Roman" w:cs="Times New Roman"/>
+          <w:bCs w:val="1"/>
+        </w:rPr>
+        <w:t vyd:_id="vyd:mrkilo9qvfnf7o" xml:space="preserve"> </w:t>
       </w:r>
       <w:r>
         <w:rPr>
@@ -8991,6 +9340,7 @@
         <w:jc w:val="both"/>
         <w:rPr>
           <w:rFonts w:ascii="Times New Roman" w:hAnsi="Times New Roman" w:cs="Times New Roman"/>
+          <w:shd w:val="clear" w:fill="auto"/>
           <w:bCs w:val="1"/>
         </w:rPr>
       </w:pPr>
@@ -8999,12 +9349,20 @@
           <w:rFonts w:ascii="Times New Roman" w:hAnsi="Times New Roman" w:cs="Times New Roman"/>
           <w:bCs w:val="1"/>
         </w:rPr>
-        <w:t vyd:_id="vyd:0000000000005r" xml:space="preserve">– BD-4.1. «Осуществляет выбор технологий обработки больших данных, приемлемых для создания прикладной системы ИИ с заданными требованиями» формируется на </w:t>
-      </w:r>
-      <w:r>
-        <w:rPr>
-          <w:rFonts w:ascii="Times New Roman" w:hAnsi="Times New Roman" w:cs="Times New Roman"/>
-          <w:shd w:val="clear" w:fill="#ffff00"/>
+        <w:t vyd:_id="vyd:0000000000005r">– BD-4.1. «Осуществляет выбор технологий обработки больших данных, приемлемых для создания прикладной системы ИИ с заданными требованиями» формируется на</w:t>
+      </w:r>
+      <w:r>
+        <w:rPr>
+          <w:rFonts w:ascii="Times New Roman" w:hAnsi="Times New Roman" w:cs="Times New Roman"/>
+          <w:shd w:val="clear" w:fill="auto"/>
+          <w:bCs w:val="1"/>
+        </w:rPr>
+        <w:t vyd:_id="vyd:mrkilwudytod31" xml:space="preserve"> </w:t>
+      </w:r>
+      <w:r>
+        <w:rPr>
+          <w:rFonts w:ascii="Times New Roman" w:hAnsi="Times New Roman" w:cs="Times New Roman"/>
+          <w:shd w:val="clear" w:fill="auto"/>
           <w:bCs w:val="1"/>
         </w:rPr>
         <w:t vyd:_id="vyd:0000000000005q">продвинутом</w:t>
@@ -9012,6 +9370,7 @@
       <w:r>
         <w:rPr>
           <w:rFonts w:ascii="Times New Roman" w:hAnsi="Times New Roman" w:cs="Times New Roman"/>
+          <w:shd w:val="clear" w:fill="auto"/>
           <w:bCs w:val="1"/>
         </w:rPr>
         <w:t vyd:_id="vyd:0000000000005p" xml:space="preserve"> уровне. Дисциплина «</w:t>
@@ -9019,6 +9378,7 @@
       <w:r>
         <w:rPr>
           <w:rFonts w:ascii="Times New Roman" w:hAnsi="Times New Roman" w:cs="Times New Roman"/>
+          <w:shd w:val="clear" w:fill="auto"/>
           <w:bCs w:val="1"/>
         </w:rPr>
         <w:t vyd:_id="vyd:0000000000005o">Технологии хранения больших данных</w:t>
@@ -9026,6 +9386,7 @@
       <w:r>
         <w:rPr>
           <w:rFonts w:ascii="Times New Roman" w:hAnsi="Times New Roman" w:cs="Times New Roman"/>
+          <w:shd w:val="clear" w:fill="auto"/>
           <w:bCs w:val="1"/>
         </w:rPr>
         <w:t vyd:_id="vyd:0000000000005n">» изучается после дисциплины «</w:t>
@@ -9033,24 +9394,28 @@
       <w:r>
         <w:rPr>
           <w:rFonts w:ascii="Times New Roman" w:hAnsi="Times New Roman" w:cs="Times New Roman"/>
+          <w:shd w:val="clear" w:fill="auto"/>
         </w:rPr>
         <w:t vyd:_id="vyd:0000000000005m">Структуры</w:t>
       </w:r>
       <w:r>
         <w:rPr>
           <w:rFonts w:ascii="Times New Roman" w:hAnsi="Times New Roman" w:cs="Times New Roman"/>
+          <w:shd w:val="clear" w:fill="auto"/>
         </w:rPr>
         <w:t vyd:_id="vyd:0000000000005l" xml:space="preserve"> данных</w:t>
       </w:r>
       <w:r>
         <w:rPr>
           <w:rFonts w:ascii="Times New Roman" w:hAnsi="Times New Roman" w:cs="Times New Roman"/>
+          <w:shd w:val="clear" w:fill="auto"/>
         </w:rPr>
         <w:t vyd:_id="vyd:0000000000005k" xml:space="preserve"> и алгоритмы</w:t>
       </w:r>
       <w:r>
         <w:rPr>
           <w:rFonts w:ascii="Times New Roman" w:hAnsi="Times New Roman" w:cs="Times New Roman"/>
+          <w:shd w:val="clear" w:fill="auto"/>
           <w:bCs w:val="1"/>
         </w:rPr>
         <w:t vyd:_id="vyd:0000000000005j">» (</w:t>
@@ -9058,6 +9423,7 @@
       <w:r>
         <w:rPr>
           <w:rFonts w:ascii="Times New Roman" w:hAnsi="Times New Roman" w:cs="Times New Roman"/>
+          <w:shd w:val="clear" w:fill="auto"/>
           <w:bCs w:val="1"/>
         </w:rPr>
         <w:t vyd:_id="vyd:0000000000005i">4</w:t>
@@ -9065,6 +9431,7 @@
       <w:r>
         <w:rPr>
           <w:rFonts w:ascii="Times New Roman" w:hAnsi="Times New Roman" w:cs="Times New Roman"/>
+          <w:shd w:val="clear" w:fill="auto"/>
           <w:bCs w:val="1"/>
         </w:rPr>
         <w:t vyd:_id="vyd:0000000000005h" xml:space="preserve"> </w:t>
@@ -9072,6 +9439,7 @@
       <w:r>
         <w:rPr>
           <w:rFonts w:ascii="Times New Roman" w:hAnsi="Times New Roman" w:cs="Times New Roman"/>
+          <w:shd w:val="clear" w:fill="auto"/>
           <w:bCs w:val="1"/>
         </w:rPr>
         <w:t vyd:_id="vyd:0000000000005g" xml:space="preserve">семестр, </w:t>
@@ -9079,6 +9447,7 @@
       <w:r>
         <w:rPr>
           <w:rFonts w:ascii="Times New Roman" w:hAnsi="Times New Roman" w:cs="Times New Roman"/>
+          <w:shd w:val="clear" w:fill="auto"/>
           <w:bCs w:val="1"/>
         </w:rPr>
         <w:t vyd:_id="vyd:0000000000005f">базовый</w:t>
@@ -9086,6 +9455,7 @@
       <w:r>
         <w:rPr>
           <w:rFonts w:ascii="Times New Roman" w:hAnsi="Times New Roman" w:cs="Times New Roman"/>
+          <w:shd w:val="clear" w:fill="auto"/>
           <w:bCs w:val="1"/>
         </w:rPr>
         <w:t vyd:_id="vyd:0000000000005e" xml:space="preserve"> уровень)</w:t>
@@ -9093,6 +9463,7 @@
       <w:r>
         <w:rPr>
           <w:rFonts w:ascii="Times New Roman" w:hAnsi="Times New Roman" w:cs="Times New Roman"/>
+          <w:shd w:val="clear" w:fill="auto"/>
           <w:bCs w:val="1"/>
         </w:rPr>
         <w:t vyd:_id="vyd:0000000000005d" xml:space="preserve">, </w:t>
@@ -9100,6 +9471,7 @@
       <w:r>
         <w:rPr>
           <w:rFonts w:ascii="Times New Roman" w:hAnsi="Times New Roman" w:cs="Times New Roman"/>
+          <w:shd w:val="clear" w:fill="auto"/>
           <w:bCs w:val="1"/>
         </w:rPr>
         <w:t vyd:_id="vyd:0000000000005c">параллельно с дисциплиной «Распределенные системы»</w:t>
@@ -9107,6 +9479,7 @@
       <w:r>
         <w:rPr>
           <w:rFonts w:ascii="Times New Roman" w:hAnsi="Times New Roman" w:cs="Times New Roman"/>
+          <w:shd w:val="clear" w:fill="auto"/>
           <w:bCs w:val="1"/>
         </w:rPr>
         <w:t vyd:_id="vyd:0000000000005b" xml:space="preserve"> </w:t>
@@ -9114,6 +9487,7 @@
       <w:r>
         <w:rPr>
           <w:rFonts w:ascii="Times New Roman" w:hAnsi="Times New Roman" w:cs="Times New Roman"/>
+          <w:shd w:val="clear" w:fill="auto"/>
           <w:bCs w:val="1"/>
         </w:rPr>
         <w:t vyd:_id="vyd:0000000000005a">(</w:t>
@@ -9121,25 +9495,28 @@
       <w:r>
         <w:rPr>
           <w:rFonts w:ascii="Times New Roman" w:hAnsi="Times New Roman" w:cs="Times New Roman"/>
+          <w:shd w:val="clear" w:fill="auto"/>
         </w:rPr>
         <w:t vyd:_id="vyd:00000000000059" xml:space="preserve">5 семестр, </w:t>
       </w:r>
       <w:r>
         <w:rPr>
           <w:rFonts w:ascii="Times New Roman" w:hAnsi="Times New Roman" w:cs="Times New Roman"/>
-          <w:shd w:val="clear" w:fill="#ffff00"/>
+          <w:shd w:val="clear" w:fill="auto"/>
         </w:rPr>
         <w:t vyd:_id="vyd:00000000000058">продвинутый</w:t>
       </w:r>
       <w:r>
         <w:rPr>
           <w:rFonts w:ascii="Times New Roman" w:hAnsi="Times New Roman" w:cs="Times New Roman"/>
+          <w:shd w:val="clear" w:fill="auto"/>
         </w:rPr>
         <w:t vyd:_id="vyd:00000000000057" xml:space="preserve"> уровень</w:t>
       </w:r>
       <w:r>
         <w:rPr>
           <w:rFonts w:ascii="Times New Roman" w:hAnsi="Times New Roman" w:cs="Times New Roman"/>
+          <w:shd w:val="clear" w:fill="auto"/>
           <w:bCs w:val="1"/>
         </w:rPr>
         <w:t vyd:_id="vyd:00000000000056">)</w:t>
@@ -9147,6 +9524,7 @@
       <w:r>
         <w:rPr>
           <w:rFonts w:ascii="Times New Roman" w:hAnsi="Times New Roman" w:cs="Times New Roman"/>
+          <w:shd w:val="clear" w:fill="auto"/>
           <w:bCs w:val="1"/>
         </w:rPr>
         <w:t vyd:_id="vyd:00000000000055" xml:space="preserve"> и </w:t>
@@ -9154,6 +9532,7 @@
       <w:r>
         <w:rPr>
           <w:rFonts w:ascii="Times New Roman" w:hAnsi="Times New Roman" w:cs="Times New Roman"/>
+          <w:shd w:val="clear" w:fill="auto"/>
           <w:bCs w:val="1"/>
         </w:rPr>
         <w:t vyd:_id="vyd:00000000000054">«И</w:t>
@@ -9161,6 +9540,7 @@
       <w:r>
         <w:rPr>
           <w:rFonts w:ascii="Times New Roman" w:hAnsi="Times New Roman" w:cs="Times New Roman"/>
+          <w:shd w:val="clear" w:fill="auto"/>
           <w:bCs w:val="1"/>
         </w:rPr>
         <w:t vyd:_id="vyd:00000000000053">нжиниринг данных»</w:t>
@@ -9168,6 +9548,7 @@
       <w:r>
         <w:rPr>
           <w:rFonts w:ascii="Times New Roman" w:hAnsi="Times New Roman" w:cs="Times New Roman"/>
+          <w:shd w:val="clear" w:fill="auto"/>
           <w:bCs w:val="1"/>
         </w:rPr>
         <w:t vyd:_id="vyd:00000000000052" xml:space="preserve"> (</w:t>
@@ -9175,25 +9556,28 @@
       <w:r>
         <w:rPr>
           <w:rFonts w:ascii="Times New Roman" w:hAnsi="Times New Roman" w:cs="Times New Roman"/>
+          <w:shd w:val="clear" w:fill="auto"/>
         </w:rPr>
         <w:t vyd:_id="vyd:00000000000051" xml:space="preserve">5 семестр, </w:t>
       </w:r>
       <w:r>
         <w:rPr>
           <w:rFonts w:ascii="Times New Roman" w:hAnsi="Times New Roman" w:cs="Times New Roman"/>
-          <w:shd w:val="clear" w:fill="#ffff00"/>
+          <w:shd w:val="clear" w:fill="auto"/>
         </w:rPr>
         <w:t vyd:_id="vyd:00000000000050">продвинутый</w:t>
       </w:r>
       <w:r>
         <w:rPr>
           <w:rFonts w:ascii="Times New Roman" w:hAnsi="Times New Roman" w:cs="Times New Roman"/>
+          <w:shd w:val="clear" w:fill="auto"/>
         </w:rPr>
         <w:t vyd:_id="vyd:0000000000004z" xml:space="preserve"> уровень</w:t>
       </w:r>
       <w:r>
         <w:rPr>
           <w:rFonts w:ascii="Times New Roman" w:hAnsi="Times New Roman" w:cs="Times New Roman"/>
+          <w:shd w:val="clear" w:fill="auto"/>
           <w:bCs w:val="1"/>
         </w:rPr>
         <w:t vyd:_id="vyd:0000000000004y">)</w:t>
@@ -9201,6 +9585,7 @@
       <w:r>
         <w:rPr>
           <w:rFonts w:ascii="Times New Roman" w:hAnsi="Times New Roman" w:cs="Times New Roman"/>
+          <w:shd w:val="clear" w:fill="auto"/>
           <w:bCs w:val="1"/>
         </w:rPr>
         <w:t vyd:_id="vyd:0000000000004x" xml:space="preserve">. </w:t>
@@ -9208,14 +9593,14 @@
       <w:r>
         <w:rPr>
           <w:rFonts w:ascii="Times New Roman" w:hAnsi="Times New Roman" w:cs="Times New Roman"/>
-          <w:shd w:val="clear" w:fill="#ffff00"/>
+          <w:shd w:val="clear" w:fill="auto"/>
         </w:rPr>
         <w:t vyd:_id="vyd:0000000000004w" xml:space="preserve">Дисциплина </w:t>
       </w:r>
       <w:r>
         <w:rPr>
           <w:rFonts w:ascii="Times New Roman" w:hAnsi="Times New Roman" w:cs="Times New Roman"/>
-          <w:shd w:val="clear" w:fill="#ffff00"/>
+          <w:shd w:val="clear" w:fill="auto"/>
           <w:bCs w:val="1"/>
         </w:rPr>
         <w:t vyd:_id="vyd:0000000000004v" xml:space="preserve">«Технологии хранения больших данных» </w:t>
@@ -9223,14 +9608,14 @@
       <w:r>
         <w:rPr>
           <w:rFonts w:ascii="Times New Roman" w:hAnsi="Times New Roman" w:cs="Times New Roman"/>
-          <w:shd w:val="clear" w:fill="#ffff00"/>
+          <w:shd w:val="clear" w:fill="auto"/>
         </w:rPr>
         <w:t vyd:_id="vyd:0000000000004u" xml:space="preserve">является заключительной в траектории формирования индикатора, </w:t>
       </w:r>
       <w:r>
         <w:rPr>
           <w:rFonts w:ascii="Times New Roman" w:hAnsi="Times New Roman" w:cs="Times New Roman"/>
-          <w:shd w:val="clear" w:fill="#ffff00"/>
+          <w:shd w:val="clear" w:fill="auto"/>
           <w:bCs w:val="1"/>
         </w:rPr>
         <w:t vyd:_id="vyd:0000000000004t" xml:space="preserve">продвинутый </w:t>
@@ -9238,13 +9623,14 @@
       <w:r>
         <w:rPr>
           <w:rFonts w:ascii="Times New Roman" w:hAnsi="Times New Roman" w:cs="Times New Roman"/>
-          <w:shd w:val="clear" w:fill="#ffff00"/>
+          <w:shd w:val="clear" w:fill="auto"/>
         </w:rPr>
         <w:t vyd:_id="vyd:0000000000004s">уровень сформированности является итоговым</w:t>
       </w:r>
       <w:r>
         <w:rPr>
           <w:rFonts w:ascii="Times New Roman" w:hAnsi="Times New Roman" w:cs="Times New Roman"/>
+          <w:shd w:val="clear" w:fill="auto"/>
         </w:rPr>
         <w:t vyd:_id="vyd:0000000000004r">.</w:t>
       </w:r>
@@ -9411,7 +9797,7 @@
           <w:rFonts w:ascii="Times New Roman" w:hAnsi="Times New Roman" w:cs="Times New Roman"/>
           <w:bCs w:val="1"/>
         </w:rPr>
-        <w:t vyd:_id="vyd:00000000000044">» формируется на продвинутом уровне. Дисциплина «</w:t>
+        <w:t vyd:_id="vyd:00000000000044">» формируется на среднем уровне. Дисциплина «</w:t>
       </w:r>
       <w:r>
         <w:rPr>
@@ -9552,53 +9938,13 @@
           <w:rFonts w:ascii="Times New Roman" w:hAnsi="Times New Roman" w:cs="Times New Roman"/>
           <w:bCs w:val="1"/>
         </w:rPr>
-        <w:t vyd:_id="vyd:0000000000003k" xml:space="preserve"> уровень). </w:t>
-      </w:r>
-      <w:r>
-        <w:rPr>
-          <w:rFonts w:ascii="Times New Roman" w:hAnsi="Times New Roman" w:cs="Times New Roman"/>
-        </w:rPr>
-        <w:t vyd:_id="vyd:0000000000003j" xml:space="preserve">Дисциплина </w:t>
-      </w:r>
-      <w:r>
-        <w:rPr>
-          <w:rFonts w:ascii="Times New Roman" w:hAnsi="Times New Roman" w:cs="Times New Roman"/>
-          <w:bCs w:val="1"/>
-        </w:rPr>
-        <w:t vyd:_id="vyd:0000000000003i">«</w:t>
-      </w:r>
-      <w:r>
-        <w:rPr>
-          <w:rFonts w:ascii="Times New Roman" w:hAnsi="Times New Roman" w:cs="Times New Roman"/>
-          <w:bCs w:val="1"/>
-        </w:rPr>
-        <w:t vyd:_id="vyd:0000000000003h">Технологии хранения больших данных</w:t>
-      </w:r>
-      <w:r>
-        <w:rPr>
-          <w:rFonts w:ascii="Times New Roman" w:hAnsi="Times New Roman" w:cs="Times New Roman"/>
-          <w:bCs w:val="1"/>
-        </w:rPr>
-        <w:t vyd:_id="vyd:0000000000003g" xml:space="preserve">» </w:t>
-      </w:r>
-      <w:r>
-        <w:rPr>
-          <w:rFonts w:ascii="Times New Roman" w:hAnsi="Times New Roman" w:cs="Times New Roman"/>
-        </w:rPr>
-        <w:t vyd:_id="vyd:0000000000003f" xml:space="preserve">является заключительной в траектории формирования индикатора, </w:t>
-      </w:r>
-      <w:r>
-        <w:rPr>
-          <w:rFonts w:ascii="Times New Roman" w:hAnsi="Times New Roman" w:cs="Times New Roman"/>
-          <w:bCs w:val="1"/>
-        </w:rPr>
-        <w:t vyd:_id="vyd:0000000000003e" xml:space="preserve">продвинутый </w:t>
-      </w:r>
-      <w:r>
-        <w:rPr>
-          <w:rFonts w:ascii="Times New Roman" w:hAnsi="Times New Roman" w:cs="Times New Roman"/>
-        </w:rPr>
-        <w:t vyd:_id="vyd:0000000000003d">уровень сформированности является итоговым.</w:t>
+        <w:t vyd:_id="vyd:0000000000003k" xml:space="preserve"> уровень) и до дисциплины </w:t>
+      </w:r>
+      <w:r>
+        <w:rPr>
+          <w:rFonts w:ascii="Times New Roman" w:hAnsi="Times New Roman" w:cs="Times New Roman"/>
+        </w:rPr>
+        <w:t vyd:_id="vyd:mrkiq48cljqhcz">«Проектирование информационных систем» (7 семестр, продвинутый уровень).</w:t>
       </w:r>
     </w:p>
     <w:p vyd:_id="vyd:0000000000003b">
@@ -9753,7 +10099,7 @@
               <w:rPr>
                 <w:rFonts w:ascii="Times New Roman" w:hAnsi="Times New Roman" w:cs="Times New Roman"/>
               </w:rPr>
-              <w:t vyd:_id="vyd:0000000000002w" xml:space="preserve">Модуль 1. Введение в Big Data </w:t>
+              <w:t vyd:_id="vyd:0000000000002w">Модуль 1. Введение в технологии больших данных</w:t>
             </w:r>
           </w:p>
         </w:tc>
@@ -10703,15 +11049,14 @@
     <w:tbl vyd:_id="vyd:mrj1tbdxbg6ru7">
       <w:tblPr>
         <w:tblStyle w:val="ac"/>
-        <w:tblW w:w="10063" w:type="dxa"/>
         <w:tblBorders/>
         <w:tblLayout w:type="fixed"/>
       </w:tblPr>
       <w:tblGrid>
         <w:gridCol w:w="1249"/>
         <w:gridCol w:w="1506"/>
-        <w:gridCol w:w="1268"/>
-        <w:gridCol w:w="1020"/>
+        <w:gridCol w:w="1282"/>
+        <w:gridCol w:w="1006"/>
         <w:gridCol w:w="1462"/>
         <w:gridCol w:w="1097"/>
         <w:gridCol w:w="1405"/>
@@ -12439,15 +12784,16 @@
               <w:rPr>
                 <w:rFonts w:ascii="Aptos" w:hAnsi="Aptos" w:eastAsia="Aptos" w:cs="Aptos"/>
                 <w:sz w:val="24"/>
-              </w:rPr>
-            </w:pPr>
-            <w:r>
-              <w:rPr>
-                <w:rFonts w:ascii="Times New Roman" w:hAnsi="Times New Roman" w:eastAsia="Times New Roman" w:cs="Times New Roman"/>
-                <w:sz w:val="24"/>
-                <w:shd w:val="clear" w:fill="FFFF00"/>
-              </w:rPr>
-              <w:t vyd:_id="vyd:mrj1tbipz5ilzh">С?</w:t>
+                <w:shd w:val="clear" w:fill="auto"/>
+              </w:rPr>
+            </w:pPr>
+            <w:r>
+              <w:rPr>
+                <w:rFonts w:ascii="Times New Roman" w:hAnsi="Times New Roman" w:eastAsia="Times New Roman" w:cs="Times New Roman"/>
+                <w:sz w:val="24"/>
+                <w:shd w:val="clear" w:fill="auto"/>
+              </w:rPr>
+              <w:t vyd:_id="vyd:mrj1tbipz5ilzh">С</w:t>
             </w:r>
           </w:p>
         </w:tc>
@@ -12834,12 +13180,14 @@
               <w:rPr>
                 <w:rFonts w:ascii="Aptos" w:hAnsi="Aptos" w:eastAsia="Aptos" w:cs="Aptos"/>
                 <w:sz w:val="24"/>
-              </w:rPr>
-            </w:pPr>
-            <w:r>
-              <w:rPr>
-                <w:rFonts w:ascii="Times New Roman" w:hAnsi="Times New Roman" w:eastAsia="Times New Roman" w:cs="Times New Roman"/>
-                <w:sz w:val="24"/>
+                <w:shd w:val="clear" w:fill="auto"/>
+              </w:rPr>
+            </w:pPr>
+            <w:r>
+              <w:rPr>
+                <w:rFonts w:ascii="Times New Roman" w:hAnsi="Times New Roman" w:eastAsia="Times New Roman" w:cs="Times New Roman"/>
+                <w:sz w:val="24"/>
+                <w:shd w:val="clear" w:fill="auto"/>
               </w:rPr>
               <w:t vyd:_id="vyd:mrj1tbicvh288r" xml:space="preserve">Б, </w:t>
             </w:r>
@@ -12847,9 +13195,9 @@
               <w:rPr>
                 <w:rFonts w:ascii="Times New Roman" w:hAnsi="Times New Roman" w:eastAsia="Times New Roman" w:cs="Times New Roman"/>
                 <w:sz w:val="24"/>
-                <w:shd w:val="clear" w:fill="FFFF00"/>
-              </w:rPr>
-              <w:t vyd:_id="vyd:mrj1tbicjbwdio">С?</w:t>
+                <w:shd w:val="clear" w:fill="auto"/>
+              </w:rPr>
+              <w:t vyd:_id="vyd:mrj1tbicjbwdio">С</w:t>
             </w:r>
           </w:p>
         </w:tc>
@@ -12874,22 +13222,16 @@
               <w:rPr>
                 <w:rFonts w:ascii="Aptos" w:hAnsi="Aptos" w:eastAsia="Aptos" w:cs="Aptos"/>
                 <w:sz w:val="24"/>
-              </w:rPr>
-            </w:pPr>
-            <w:r>
-              <w:rPr>
-                <w:rFonts w:ascii="Times New Roman" w:hAnsi="Times New Roman" w:eastAsia="Times New Roman" w:cs="Times New Roman"/>
-                <w:sz w:val="24"/>
-                <w:shd w:val="clear" w:fill="FFFF00"/>
-              </w:rPr>
-              <w:t vyd:_id="vyd:mrj1tbib9vhk9b">С?</w:t>
-            </w:r>
-            <w:r>
-              <w:rPr>
-                <w:rFonts w:ascii="Times New Roman" w:hAnsi="Times New Roman" w:eastAsia="Times New Roman" w:cs="Times New Roman"/>
-                <w:sz w:val="24"/>
-              </w:rPr>
-              <w:t vyd:_id="vyd:mrj1tbibnnlr6q" xml:space="preserve"> </w:t>
+                <w:shd w:val="clear" w:fill="auto"/>
+              </w:rPr>
+            </w:pPr>
+            <w:r>
+              <w:rPr>
+                <w:rFonts w:ascii="Times New Roman" w:hAnsi="Times New Roman" w:eastAsia="Times New Roman" w:cs="Times New Roman"/>
+                <w:sz w:val="24"/>
+                <w:shd w:val="clear" w:fill="auto"/>
+              </w:rPr>
+              <w:t vyd:_id="vyd:mrj1tbib9vhk9b">С</w:t>
             </w:r>
           </w:p>
           <w:p vyd:_id="vyd:mrj1tbiatnjbad">
@@ -12900,13 +13242,14 @@
               <w:rPr>
                 <w:rFonts w:ascii="Aptos" w:hAnsi="Aptos" w:eastAsia="Aptos" w:cs="Aptos"/>
                 <w:sz w:val="24"/>
+                <w:shd w:val="clear" w:fill="auto"/>
               </w:rPr>
             </w:pPr>
             <w:r>
               <w:rPr>
                 <w:rFonts w:ascii="Times New Roman" w:hAnsi="Times New Roman" w:eastAsia="Times New Roman" w:cs="Times New Roman"/>
                 <w:sz w:val="16"/>
-                <w:shd w:val="clear" w:fill="FFFF00"/>
+                <w:shd w:val="clear" w:fill="auto"/>
               </w:rPr>
               <w:t vyd:_id="vyd:mrj1tbiaeeb6m6">Пишет аналитические запросы к данным и анализирует план запроса. Умеет создавать представления, хранимые процедуры, функции и триггеры.</w:t>
             </w:r>
@@ -13045,7 +13388,7 @@
               <w:ind w:start="0" w:end="0"/>
               <w:jc w:val="both"/>
               <w:rPr>
-                <w:rFonts w:ascii="Aptos" w:hAnsi="Aptos" w:eastAsia="Aptos" w:cs="Aptos"/>
+                <w:rFonts w:ascii="Times New Roman" w:hAnsi="Times New Roman" w:eastAsia="Times New Roman" w:cs="Times New Roman"/>
                 <w:sz w:val="24"/>
               </w:rPr>
             </w:pPr>
@@ -13057,155 +13400,212 @@
               <w:t vyd:_id="vyd:mrj1tbi57dt177">BD-4</w:t>
             </w:r>
           </w:p>
-        </w:tc>
-        <w:tc vyd:_id="vyd:mrj1tbi37cl7ra">
-          <w:tcPr>
-            <w:tcBorders>
-              <w:bottom w:val="single" w:sz="8"/>
-              <w:end w:val="single" w:sz="8"/>
-            </w:tcBorders>
-            <w:tcMar>
-              <w:top w:w="0" w:type="dxa"/>
-              <w:start w:w="108" w:type="dxa"/>
-              <w:bottom w:w="0" w:type="dxa"/>
-              <w:end w:w="108" w:type="dxa"/>
-            </w:tcMar>
-          </w:tcPr>
-          <w:p vyd:_id="vyd:mrj1tbi4z7ixyf">
+          <w:p vyd:_id="vyd:mrkixh213r36dg">
             <w:pPr>
               <w:spacing w:after="0" w:before="0"/>
               <w:ind w:start="0" w:end="0"/>
               <w:jc w:val="both"/>
               <w:rPr>
-                <w:rFonts w:ascii="Aptos" w:hAnsi="Aptos" w:eastAsia="Aptos" w:cs="Aptos"/>
-                <w:sz w:val="24"/>
-              </w:rPr>
-            </w:pPr>
-            <w:r>
-              <w:rPr>
-                <w:rFonts w:ascii="Times New Roman" w:hAnsi="Times New Roman" w:eastAsia="Times New Roman" w:cs="Times New Roman"/>
-                <w:sz w:val="24"/>
-              </w:rPr>
-              <w:t vyd:_id="vyd:mrj1tbi4gmklp4">4.1.</w:t>
-            </w:r>
-          </w:p>
-        </w:tc>
-        <w:tc vyd:_id="vyd:mrj1tbi2s40jdp">
-          <w:tcPr>
-            <w:tcBorders>
-              <w:bottom w:val="single" w:sz="8"/>
-              <w:end w:val="single" w:sz="8"/>
-            </w:tcBorders>
-            <w:tcMar>
-              <w:top w:w="0" w:type="dxa"/>
-              <w:start w:w="108" w:type="dxa"/>
-              <w:bottom w:w="0" w:type="dxa"/>
-              <w:end w:w="108" w:type="dxa"/>
-            </w:tcMar>
-          </w:tcPr>
-          <w:p vyd:_id="vyd:mrj1tbi384ffsd">
+                <w:rFonts w:ascii="Times New Roman" w:hAnsi="Times New Roman" w:eastAsia="Times New Roman" w:cs="Times New Roman"/>
+                <w:sz w:val="24"/>
+              </w:rPr>
+            </w:pPr>
+            <w:r>
+              <w:rPr>
+                <w:rFonts w:ascii="Times New Roman" w:hAnsi="Times New Roman" w:eastAsia="Times New Roman" w:cs="Times New Roman"/>
+                <w:sz w:val="24"/>
+              </w:rPr>
+              <w:t vyd:_id="vyd:mrkixjk6c9y5pv">PL-1</w:t>
+            </w:r>
+          </w:p>
+        </w:tc>
+        <w:tc vyd:_id="vyd:mrj1tbi37cl7ra">
+          <w:tcPr>
+            <w:tcBorders>
+              <w:bottom w:val="single" w:sz="8"/>
+              <w:end w:val="single" w:sz="8"/>
+            </w:tcBorders>
+            <w:tcMar>
+              <w:top w:w="0" w:type="dxa"/>
+              <w:start w:w="108" w:type="dxa"/>
+              <w:bottom w:w="0" w:type="dxa"/>
+              <w:end w:w="108" w:type="dxa"/>
+            </w:tcMar>
+          </w:tcPr>
+          <w:p vyd:_id="vyd:mrj1tbi4z7ixyf">
             <w:pPr>
               <w:spacing w:after="0" w:before="0"/>
               <w:ind w:start="0" w:end="0"/>
               <w:jc w:val="both"/>
               <w:rPr>
-                <w:rFonts w:ascii="Aptos" w:hAnsi="Aptos" w:eastAsia="Aptos" w:cs="Aptos"/>
-                <w:sz w:val="24"/>
-              </w:rPr>
-            </w:pPr>
-            <w:r>
-              <w:rPr>
-                <w:rFonts w:ascii="Times New Roman" w:hAnsi="Times New Roman" w:eastAsia="Times New Roman" w:cs="Times New Roman"/>
-                <w:sz w:val="24"/>
-                <w:shd w:val="clear" w:fill="FFFF00"/>
-              </w:rPr>
-              <w:t vyd:_id="vyd:mrj1tbi3zg7c0m">П?</w:t>
-            </w:r>
-          </w:p>
-        </w:tc>
-        <w:tc vyd:_id="vyd:mrj1tbi2b1hraa">
-          <w:tcPr>
-            <w:tcBorders>
-              <w:bottom w:val="single" w:sz="8"/>
-              <w:end w:val="single" w:sz="8"/>
-            </w:tcBorders>
-            <w:tcMar>
-              <w:top w:w="0" w:type="dxa"/>
-              <w:start w:w="108" w:type="dxa"/>
-              <w:bottom w:w="0" w:type="dxa"/>
-              <w:end w:w="108" w:type="dxa"/>
-            </w:tcMar>
-          </w:tcPr>
-          <w:p vyd:_id="vyd:mrj1tbi2x7yazj">
+                <w:rFonts w:ascii="Times New Roman" w:hAnsi="Times New Roman" w:eastAsia="Times New Roman" w:cs="Times New Roman"/>
+                <w:sz w:val="24"/>
+              </w:rPr>
+            </w:pPr>
+            <w:r>
+              <w:rPr>
+                <w:rFonts w:ascii="Times New Roman" w:hAnsi="Times New Roman" w:eastAsia="Times New Roman" w:cs="Times New Roman"/>
+                <w:sz w:val="24"/>
+              </w:rPr>
+              <w:t vyd:_id="vyd:mrj1tbi4gmklp4">4.1.</w:t>
+            </w:r>
+          </w:p>
+          <w:p vyd:_id="vyd:mrkixmemkz05e5">
             <w:pPr>
               <w:spacing w:after="0" w:before="0"/>
               <w:ind w:start="0" w:end="0"/>
               <w:jc w:val="both"/>
               <w:rPr>
-                <w:rFonts w:ascii="Aptos" w:hAnsi="Aptos" w:eastAsia="Aptos" w:cs="Aptos"/>
-                <w:sz w:val="24"/>
-              </w:rPr>
-            </w:pPr>
-            <w:r>
-              <w:rPr>
-                <w:rFonts w:ascii="Times New Roman" w:hAnsi="Times New Roman" w:eastAsia="Times New Roman" w:cs="Times New Roman"/>
-                <w:sz w:val="16"/>
-              </w:rPr>
-              <w:t vyd:_id="vyd:mrj1tbi2m1je4k">Способен применять различные модели и (или) технологии обработки больших данных</w:t>
-            </w:r>
-          </w:p>
-        </w:tc>
-        <w:tc vyd:_id="vyd:mrj1tbi15mc6va">
-          <w:tcPr>
-            <w:tcBorders>
-              <w:bottom w:val="single" w:sz="8"/>
-              <w:end w:val="single" w:sz="8"/>
-            </w:tcBorders>
-            <w:tcMar>
-              <w:top w:w="0" w:type="dxa"/>
-              <w:start w:w="108" w:type="dxa"/>
-              <w:bottom w:w="0" w:type="dxa"/>
-              <w:end w:w="108" w:type="dxa"/>
-            </w:tcMar>
-          </w:tcPr>
-          <w:p vyd:_id="vyd:mrj1tbi18u6shq">
+                <w:rFonts w:ascii="Times New Roman" w:hAnsi="Times New Roman" w:eastAsia="Times New Roman" w:cs="Times New Roman"/>
+                <w:sz w:val="24"/>
+              </w:rPr>
+            </w:pPr>
+            <w:r>
+              <w:rPr>
+                <w:rFonts w:ascii="Times New Roman" w:hAnsi="Times New Roman" w:eastAsia="Times New Roman" w:cs="Times New Roman"/>
+                <w:sz w:val="24"/>
+              </w:rPr>
+              <w:t vyd:_id="vyd:mrkixndpzv337h">1.1.</w:t>
+            </w:r>
+          </w:p>
+        </w:tc>
+        <w:tc vyd:_id="vyd:mrj1tbi2s40jdp">
+          <w:tcPr>
+            <w:tcBorders>
+              <w:bottom w:val="single" w:sz="8"/>
+              <w:end w:val="single" w:sz="8"/>
+            </w:tcBorders>
+            <w:tcMar>
+              <w:top w:w="0" w:type="dxa"/>
+              <w:start w:w="108" w:type="dxa"/>
+              <w:bottom w:w="0" w:type="dxa"/>
+              <w:end w:w="108" w:type="dxa"/>
+            </w:tcMar>
+          </w:tcPr>
+          <w:p vyd:_id="vyd:mrj1tbi384ffsd">
             <w:pPr>
               <w:spacing w:after="0" w:before="0"/>
               <w:ind w:start="0" w:end="0"/>
               <w:jc w:val="both"/>
               <w:rPr>
-                <w:rFonts w:ascii="Aptos" w:hAnsi="Aptos" w:eastAsia="Aptos" w:cs="Aptos"/>
-                <w:sz w:val="24"/>
-              </w:rPr>
-            </w:pPr>
-            <w:r>
-              <w:rPr>
-                <w:rFonts w:ascii="Times New Roman" w:hAnsi="Times New Roman" w:eastAsia="Times New Roman" w:cs="Times New Roman"/>
-                <w:sz w:val="24"/>
-              </w:rPr>
-              <w:t vyd:_id="vyd:mrj1tbi1991ie9">Рубеж</w:t>
-            </w:r>
-          </w:p>
-        </w:tc>
-        <w:tc vyd:_id="vyd:mrj1tbi03p6lo9">
-          <w:tcPr>
-            <w:tcBorders>
-              <w:bottom w:val="single" w:sz="8"/>
-              <w:end w:val="single" w:sz="8"/>
-            </w:tcBorders>
-            <w:tcMar>
-              <w:top w:w="0" w:type="dxa"/>
-              <w:start w:w="108" w:type="dxa"/>
-              <w:bottom w:w="0" w:type="dxa"/>
-              <w:end w:w="108" w:type="dxa"/>
-            </w:tcMar>
-          </w:tcPr>
-          <w:p vyd:_id="vyd:mrj1tbi0mxojzl">
+                <w:rFonts w:ascii="Times New Roman" w:hAnsi="Times New Roman" w:eastAsia="Times New Roman" w:cs="Times New Roman"/>
+                <w:sz w:val="24"/>
+                <w:shd w:val="clear" w:fill="auto"/>
+              </w:rPr>
+            </w:pPr>
+            <w:r>
+              <w:rPr>
+                <w:rFonts w:ascii="Times New Roman" w:hAnsi="Times New Roman" w:eastAsia="Times New Roman" w:cs="Times New Roman"/>
+                <w:sz w:val="24"/>
+                <w:shd w:val="clear" w:fill="auto"/>
+              </w:rPr>
+              <w:t vyd:_id="vyd:mrj1tbi3zg7c0m">П</w:t>
+            </w:r>
+          </w:p>
+          <w:p vyd:_id="vyd:mrkixtdbjkufdu">
             <w:pPr>
               <w:spacing w:after="0" w:before="0"/>
               <w:ind w:start="0" w:end="0"/>
               <w:jc w:val="both"/>
               <w:rPr>
+                <w:rFonts w:ascii="Times New Roman" w:hAnsi="Times New Roman" w:eastAsia="Times New Roman" w:cs="Times New Roman"/>
+                <w:sz w:val="24"/>
+                <w:shd w:val="clear" w:fill="auto"/>
+              </w:rPr>
+            </w:pPr>
+            <w:r>
+              <w:rPr>
+                <w:rFonts w:ascii="Times New Roman" w:hAnsi="Times New Roman" w:eastAsia="Times New Roman" w:cs="Times New Roman"/>
+                <w:sz w:val="24"/>
+                <w:shd w:val="clear" w:fill="auto"/>
+              </w:rPr>
+              <w:t vyd:_id="vyd:mrkixuc08seip6">C</w:t>
+            </w:r>
+          </w:p>
+        </w:tc>
+        <w:tc vyd:_id="vyd:mrj1tbi2b1hraa">
+          <w:tcPr>
+            <w:tcBorders>
+              <w:bottom w:val="single" w:sz="8"/>
+              <w:end w:val="single" w:sz="8"/>
+            </w:tcBorders>
+            <w:tcMar>
+              <w:top w:w="0" w:type="dxa"/>
+              <w:start w:w="108" w:type="dxa"/>
+              <w:bottom w:w="0" w:type="dxa"/>
+              <w:end w:w="108" w:type="dxa"/>
+            </w:tcMar>
+          </w:tcPr>
+          <w:p vyd:_id="vyd:mrj1tbi2x7yazj">
+            <w:pPr>
+              <w:spacing w:after="0" w:before="0"/>
+              <w:ind w:start="0" w:end="0"/>
+              <w:jc w:val="both"/>
+              <w:rPr>
+                <w:rFonts w:ascii="Aptos" w:hAnsi="Aptos" w:eastAsia="Aptos" w:cs="Aptos"/>
+                <w:sz w:val="24"/>
+              </w:rPr>
+            </w:pPr>
+            <w:r>
+              <w:rPr>
+                <w:rFonts w:ascii="Times New Roman" w:hAnsi="Times New Roman" w:eastAsia="Times New Roman" w:cs="Times New Roman"/>
+                <w:sz w:val="16"/>
+              </w:rPr>
+              <w:t vyd:_id="vyd:mrj1tbi2m1je4k">Способен применять различные модели и (или) технологии обработки больших данных</w:t>
+            </w:r>
+          </w:p>
+        </w:tc>
+        <w:tc vyd:_id="vyd:mrj1tbi15mc6va">
+          <w:tcPr>
+            <w:tcBorders>
+              <w:bottom w:val="single" w:sz="8"/>
+              <w:end w:val="single" w:sz="8"/>
+            </w:tcBorders>
+            <w:tcMar>
+              <w:top w:w="0" w:type="dxa"/>
+              <w:start w:w="108" w:type="dxa"/>
+              <w:bottom w:w="0" w:type="dxa"/>
+              <w:end w:w="108" w:type="dxa"/>
+            </w:tcMar>
+          </w:tcPr>
+          <w:p vyd:_id="vyd:mrj1tbi18u6shq">
+            <w:pPr>
+              <w:spacing w:after="0" w:before="0"/>
+              <w:ind w:start="0" w:end="0"/>
+              <w:jc w:val="both"/>
+              <w:rPr>
+                <w:rFonts w:ascii="Aptos" w:hAnsi="Aptos" w:eastAsia="Aptos" w:cs="Aptos"/>
+                <w:sz w:val="24"/>
+              </w:rPr>
+            </w:pPr>
+            <w:r>
+              <w:rPr>
+                <w:rFonts w:ascii="Times New Roman" w:hAnsi="Times New Roman" w:eastAsia="Times New Roman" w:cs="Times New Roman"/>
+                <w:sz w:val="24"/>
+              </w:rPr>
+              <w:t vyd:_id="vyd:mrj1tbi1991ie9">Рубеж</w:t>
+            </w:r>
+          </w:p>
+        </w:tc>
+        <w:tc vyd:_id="vyd:mrj1tbi03p6lo9">
+          <w:tcPr>
+            <w:tcBorders>
+              <w:bottom w:val="single" w:sz="8"/>
+              <w:end w:val="single" w:sz="8"/>
+            </w:tcBorders>
+            <w:tcMar>
+              <w:top w:w="0" w:type="dxa"/>
+              <w:start w:w="108" w:type="dxa"/>
+              <w:bottom w:w="0" w:type="dxa"/>
+              <w:end w:w="108" w:type="dxa"/>
+            </w:tcMar>
+          </w:tcPr>
+          <w:p vyd:_id="vyd:mrj1tbi0mxojzl">
+            <w:pPr>
+              <w:spacing w:after="0" w:before="0"/>
+              <w:ind w:start="0" w:end="0"/>
+              <w:jc w:val="both"/>
+              <w:rPr>
                 <w:rFonts w:ascii="Aptos" w:hAnsi="Aptos" w:eastAsia="Aptos" w:cs="Aptos"/>
                 <w:sz w:val="24"/>
               </w:rPr>
@@ -13631,6 +14031,9 @@
         </w:tc>
       </w:tr>
       <w:tr vyd:_id="vyd:mrj1tbhfp3xk8z">
+        <w:trPr>
+          <w:trHeight w:val="2718.592"/>
+        </w:trPr>
         <w:tc vyd:_id="vyd:mrj1tbhkxpl48m">
           <w:tcPr>
             <w:tcBorders>
@@ -13677,116 +14080,208 @@
               <w:end w:w="108" w:type="dxa"/>
             </w:tcMar>
           </w:tcPr>
-          <w:p vyd:_id="vyd:mrj1tbhkfrl003"/>
-        </w:tc>
-        <w:tc vyd:_id="vyd:mrj1tbhjm6ql0y">
-          <w:tcPr>
-            <w:tcBorders>
-              <w:bottom w:val="single" w:sz="8"/>
-              <w:end w:val="single" w:sz="8"/>
-            </w:tcBorders>
-            <w:tcMar>
-              <w:top w:w="0" w:type="dxa"/>
-              <w:start w:w="108" w:type="dxa"/>
-              <w:bottom w:w="0" w:type="dxa"/>
-              <w:end w:w="108" w:type="dxa"/>
-            </w:tcMar>
-          </w:tcPr>
-          <w:p vyd:_id="vyd:mrj1tbhjg8er8f"/>
-        </w:tc>
-        <w:tc vyd:_id="vyd:mrj1tbhi4r5zvl">
-          <w:tcPr>
-            <w:tcBorders>
-              <w:bottom w:val="single" w:sz="8"/>
-              <w:end w:val="single" w:sz="8"/>
-            </w:tcBorders>
-            <w:tcMar>
-              <w:top w:w="0" w:type="dxa"/>
-              <w:start w:w="108" w:type="dxa"/>
-              <w:bottom w:w="0" w:type="dxa"/>
-              <w:end w:w="108" w:type="dxa"/>
-            </w:tcMar>
-          </w:tcPr>
-          <w:p vyd:_id="vyd:mrj1tbhj1ui6fx">
+          <w:p vyd:_id="vyd:mrj1tbhkfrl003">
+            <w:pPr>
+              <w:spacing w:after="0" w:before="0"/>
+              <w:ind w:start="0" w:end="0"/>
+              <w:rPr>
+                <w:rFonts w:ascii="Times New Roman" w:hAnsi="Times New Roman" w:eastAsia="Times New Roman" w:cs="Times New Roman"/>
+                <w:sz w:val="24"/>
+              </w:rPr>
+            </w:pPr>
+            <w:r>
+              <w:rPr>
+                <w:rFonts w:ascii="Times New Roman" w:hAnsi="Times New Roman" w:eastAsia="Times New Roman" w:cs="Times New Roman"/>
+                <w:sz w:val="24"/>
+              </w:rPr>
+              <w:t vyd:_id="vyd:mrkiwsd5k9spw0">BD-4</w:t>
+            </w:r>
+          </w:p>
+          <w:p vyd:_id="vyd:mrkiy15j1naruu">
             <w:pPr>
               <w:spacing w:after="0" w:before="0"/>
               <w:ind w:start="0" w:end="0"/>
               <w:jc w:val="both"/>
               <w:rPr>
-                <w:rFonts w:ascii="Aptos" w:hAnsi="Aptos" w:eastAsia="Aptos" w:cs="Aptos"/>
-                <w:sz w:val="24"/>
-              </w:rPr>
-            </w:pPr>
-            <w:r>
-              <w:rPr>
-                <w:rFonts w:ascii="Times New Roman" w:hAnsi="Times New Roman" w:eastAsia="Times New Roman" w:cs="Times New Roman"/>
-                <w:sz w:val="24"/>
-              </w:rPr>
-              <w:t vyd:_id="vyd:mrj1tbhj9dstbd">С</w:t>
-            </w:r>
-          </w:p>
-        </w:tc>
-        <w:tc vyd:_id="vyd:mrj1tbhixlvxin">
-          <w:tcPr>
-            <w:vMerge w:val="continue"/>
-            <w:tcBorders>
-              <w:bottom w:val="single" w:sz="8"/>
-              <w:end w:val="single" w:sz="8"/>
-            </w:tcBorders>
-          </w:tcPr>
-          <w:p vyd:_id="vyd:mrj1tbhi0bplae"/>
-        </w:tc>
-        <w:tc vyd:_id="vyd:mrj1tbhhjpgk66">
-          <w:tcPr>
-            <w:tcBorders>
-              <w:bottom w:val="single" w:sz="8"/>
-              <w:end w:val="single" w:sz="8"/>
-            </w:tcBorders>
-            <w:tcMar>
-              <w:top w:w="0" w:type="dxa"/>
-              <w:start w:w="108" w:type="dxa"/>
-              <w:bottom w:w="0" w:type="dxa"/>
-              <w:end w:w="108" w:type="dxa"/>
-            </w:tcMar>
-          </w:tcPr>
-          <w:p vyd:_id="vyd:mrj1tbhh4d76rl">
+                <w:rFonts w:ascii="Times New Roman" w:hAnsi="Times New Roman" w:eastAsia="Times New Roman" w:cs="Times New Roman"/>
+                <w:sz w:val="24"/>
+              </w:rPr>
+            </w:pPr>
+            <w:r>
+              <w:rPr>
+                <w:rFonts w:ascii="Times New Roman" w:hAnsi="Times New Roman" w:eastAsia="Times New Roman" w:cs="Times New Roman"/>
+                <w:sz w:val="24"/>
+              </w:rPr>
+              <w:t vyd:_id="vyd:mrkiy202zg2b5w">PL-1</w:t>
+            </w:r>
+          </w:p>
+          <w:p vyd:_id="vyd:mrkiy201wisgrn">
+            <w:pPr>
+              <w:spacing w:after="0" w:before="0"/>
+              <w:ind w:start="0" w:end="0"/>
+              <w:rPr>
+                <w:rFonts w:ascii="Times New Roman" w:hAnsi="Times New Roman" w:eastAsia="Times New Roman" w:cs="Times New Roman"/>
+                <w:sz w:val="24"/>
+              </w:rPr>
+            </w:pPr>
+          </w:p>
+          <w:p vyd:_id="vyd:mrkiwsd4iaq2jp"/>
+        </w:tc>
+        <w:tc vyd:_id="vyd:mrj1tbhjm6ql0y">
+          <w:tcPr>
+            <w:tcBorders>
+              <w:bottom w:val="single" w:sz="8"/>
+              <w:end w:val="single" w:sz="8"/>
+            </w:tcBorders>
+            <w:tcMar>
+              <w:top w:w="0" w:type="dxa"/>
+              <w:start w:w="108" w:type="dxa"/>
+              <w:bottom w:w="0" w:type="dxa"/>
+              <w:end w:w="108" w:type="dxa"/>
+            </w:tcMar>
+          </w:tcPr>
+          <w:p vyd:_id="vyd:mrj1tbhjg8er8f">
             <w:pPr>
               <w:spacing w:after="0" w:before="0"/>
               <w:ind w:start="0" w:end="0"/>
               <w:jc w:val="both"/>
               <w:rPr>
-                <w:rFonts w:ascii="Aptos" w:hAnsi="Aptos" w:eastAsia="Aptos" w:cs="Aptos"/>
-                <w:sz w:val="24"/>
-              </w:rPr>
-            </w:pPr>
-            <w:r>
-              <w:rPr>
-                <w:rFonts w:ascii="Times New Roman" w:hAnsi="Times New Roman" w:eastAsia="Times New Roman" w:cs="Times New Roman"/>
-                <w:sz w:val="24"/>
-              </w:rPr>
-              <w:t vyd:_id="vyd:mrj1tbhhazpfxn">Текущ</w:t>
-            </w:r>
-          </w:p>
-        </w:tc>
-        <w:tc vyd:_id="vyd:mrj1tbhgx72xnk">
-          <w:tcPr>
-            <w:tcBorders>
-              <w:bottom w:val="single" w:sz="8"/>
-              <w:end w:val="single" w:sz="8"/>
-            </w:tcBorders>
-            <w:tcMar>
-              <w:top w:w="0" w:type="dxa"/>
-              <w:start w:w="108" w:type="dxa"/>
-              <w:bottom w:w="0" w:type="dxa"/>
-              <w:end w:w="108" w:type="dxa"/>
-            </w:tcMar>
-          </w:tcPr>
-          <w:p vyd:_id="vyd:mrj1tbhgx300de">
+                <w:rFonts w:ascii="Times New Roman" w:hAnsi="Times New Roman" w:eastAsia="Times New Roman" w:cs="Times New Roman"/>
+                <w:sz w:val="24"/>
+              </w:rPr>
+            </w:pPr>
+            <w:r>
+              <w:rPr>
+                <w:rFonts w:ascii="Times New Roman" w:hAnsi="Times New Roman" w:eastAsia="Times New Roman" w:cs="Times New Roman"/>
+                <w:sz w:val="24"/>
+              </w:rPr>
+              <w:t vyd:_id="vyd:mrkiwxih6nuri6">4.1.</w:t>
+            </w:r>
+          </w:p>
+          <w:p vyd:_id="vyd:mrkiyj6c9bquc1">
             <w:pPr>
               <w:spacing w:after="0" w:before="0"/>
               <w:ind w:start="0" w:end="0"/>
               <w:jc w:val="both"/>
               <w:rPr>
+                <w:rFonts w:ascii="Times New Roman" w:hAnsi="Times New Roman" w:eastAsia="Times New Roman" w:cs="Times New Roman"/>
+                <w:sz w:val="24"/>
+              </w:rPr>
+            </w:pPr>
+            <w:r>
+              <w:rPr>
+                <w:rFonts w:ascii="Times New Roman" w:hAnsi="Times New Roman" w:eastAsia="Times New Roman" w:cs="Times New Roman"/>
+                <w:sz w:val="24"/>
+              </w:rPr>
+              <w:t vyd:_id="vyd:mrkiykal7k9iy5">1.1.</w:t>
+            </w:r>
+          </w:p>
+          <w:p vyd:_id="vyd:mrkiykajqok4dk">
+            <w:pPr>
+              <w:spacing w:after="0" w:before="0"/>
+              <w:ind w:start="0" w:end="0"/>
+              <w:jc w:val="both"/>
+              <w:rPr>
+                <w:rFonts w:ascii="Times New Roman" w:hAnsi="Times New Roman" w:eastAsia="Times New Roman" w:cs="Times New Roman"/>
+                <w:sz w:val="24"/>
+              </w:rPr>
+            </w:pPr>
+          </w:p>
+          <w:p vyd:_id="vyd:mrkiwxigg5jjj4"/>
+        </w:tc>
+        <w:tc vyd:_id="vyd:mrj1tbhi4r5zvl">
+          <w:tcPr>
+            <w:tcBorders>
+              <w:bottom w:val="single" w:sz="8"/>
+              <w:end w:val="single" w:sz="8"/>
+            </w:tcBorders>
+            <w:tcMar>
+              <w:top w:w="0" w:type="dxa"/>
+              <w:start w:w="108" w:type="dxa"/>
+              <w:bottom w:w="0" w:type="dxa"/>
+              <w:end w:w="108" w:type="dxa"/>
+            </w:tcMar>
+          </w:tcPr>
+          <w:p vyd:_id="vyd:mrj1tbhj1ui6fx">
+            <w:pPr>
+              <w:spacing w:after="0" w:before="0"/>
+              <w:ind w:start="0" w:end="0"/>
+              <w:jc w:val="both"/>
+              <w:rPr>
+                <w:rFonts w:ascii="Aptos" w:hAnsi="Aptos" w:eastAsia="Aptos" w:cs="Aptos"/>
+                <w:sz w:val="24"/>
+              </w:rPr>
+            </w:pPr>
+            <w:r>
+              <w:rPr>
+                <w:rFonts w:ascii="Times New Roman" w:hAnsi="Times New Roman" w:eastAsia="Times New Roman" w:cs="Times New Roman"/>
+                <w:sz w:val="24"/>
+              </w:rPr>
+              <w:t vyd:_id="vyd:mrj1tbhj9dstbd">С</w:t>
+            </w:r>
+          </w:p>
+        </w:tc>
+        <w:tc vyd:_id="vyd:mrj1tbhixlvxin">
+          <w:tcPr>
+            <w:vMerge w:val="continue"/>
+            <w:tcBorders>
+              <w:bottom w:val="single" w:sz="8"/>
+              <w:end w:val="single" w:sz="8"/>
+            </w:tcBorders>
+          </w:tcPr>
+          <w:p vyd:_id="vyd:mrj1tbhi0bplae"/>
+        </w:tc>
+        <w:tc vyd:_id="vyd:mrj1tbhhjpgk66">
+          <w:tcPr>
+            <w:tcBorders>
+              <w:bottom w:val="single" w:sz="8"/>
+              <w:end w:val="single" w:sz="8"/>
+            </w:tcBorders>
+            <w:tcMar>
+              <w:top w:w="0" w:type="dxa"/>
+              <w:start w:w="108" w:type="dxa"/>
+              <w:bottom w:w="0" w:type="dxa"/>
+              <w:end w:w="108" w:type="dxa"/>
+            </w:tcMar>
+          </w:tcPr>
+          <w:p vyd:_id="vyd:mrj1tbhh4d76rl">
+            <w:pPr>
+              <w:spacing w:after="0" w:before="0"/>
+              <w:ind w:start="0" w:end="0"/>
+              <w:jc w:val="both"/>
+              <w:rPr>
+                <w:rFonts w:ascii="Aptos" w:hAnsi="Aptos" w:eastAsia="Aptos" w:cs="Aptos"/>
+                <w:sz w:val="24"/>
+              </w:rPr>
+            </w:pPr>
+            <w:r>
+              <w:rPr>
+                <w:rFonts w:ascii="Times New Roman" w:hAnsi="Times New Roman" w:eastAsia="Times New Roman" w:cs="Times New Roman"/>
+                <w:sz w:val="24"/>
+              </w:rPr>
+              <w:t vyd:_id="vyd:mrj1tbhhazpfxn">Текущ</w:t>
+            </w:r>
+          </w:p>
+        </w:tc>
+        <w:tc vyd:_id="vyd:mrj1tbhgx72xnk">
+          <w:tcPr>
+            <w:tcBorders>
+              <w:bottom w:val="single" w:sz="8"/>
+              <w:end w:val="single" w:sz="8"/>
+            </w:tcBorders>
+            <w:tcMar>
+              <w:top w:w="0" w:type="dxa"/>
+              <w:start w:w="108" w:type="dxa"/>
+              <w:bottom w:w="0" w:type="dxa"/>
+              <w:end w:w="108" w:type="dxa"/>
+            </w:tcMar>
+          </w:tcPr>
+          <w:p vyd:_id="vyd:mrj1tbhgx300de">
+            <w:pPr>
+              <w:spacing w:after="0" w:before="0"/>
+              <w:ind w:start="0" w:end="0"/>
+              <w:jc w:val="both"/>
+              <w:rPr>
                 <w:rFonts w:ascii="Aptos" w:hAnsi="Aptos" w:eastAsia="Aptos" w:cs="Aptos"/>
                 <w:sz w:val="24"/>
               </w:rPr>
@@ -13863,140 +14358,254 @@
               <w:end w:w="108" w:type="dxa"/>
             </w:tcMar>
           </w:tcPr>
-          <w:p vyd:_id="vyd:mrj1tbhe2raj8w"/>
-        </w:tc>
-        <w:tc vyd:_id="vyd:mrj1tbhdu01adh">
-          <w:tcPr>
-            <w:tcBorders>
-              <w:bottom w:val="single" w:sz="8"/>
-              <w:end w:val="single" w:sz="8"/>
-            </w:tcBorders>
-            <w:tcMar>
-              <w:top w:w="0" w:type="dxa"/>
-              <w:start w:w="108" w:type="dxa"/>
-              <w:bottom w:w="0" w:type="dxa"/>
-              <w:end w:w="108" w:type="dxa"/>
-            </w:tcMar>
-          </w:tcPr>
-          <w:p vyd:_id="vyd:mrj1tbhdslcl8x"/>
-        </w:tc>
-        <w:tc vyd:_id="vyd:mrj1tbhcq1lu0k">
-          <w:tcPr>
-            <w:tcBorders>
-              <w:bottom w:val="single" w:sz="8"/>
-              <w:end w:val="single" w:sz="8"/>
-            </w:tcBorders>
-            <w:tcMar>
-              <w:top w:w="0" w:type="dxa"/>
-              <w:start w:w="108" w:type="dxa"/>
-              <w:bottom w:w="0" w:type="dxa"/>
-              <w:end w:w="108" w:type="dxa"/>
-            </w:tcMar>
-          </w:tcPr>
-          <w:p vyd:_id="vyd:mrj1tbhcvmo536">
+          <w:p vyd:_id="vyd:mrj1tbhe2raj8w">
+            <w:pPr>
+              <w:spacing w:after="0" w:before="0"/>
+              <w:ind w:start="0" w:end="0"/>
+              <w:rPr>
+                <w:rFonts w:ascii="Times New Roman" w:hAnsi="Times New Roman" w:eastAsia="Times New Roman" w:cs="Times New Roman"/>
+                <w:sz w:val="24"/>
+              </w:rPr>
+            </w:pPr>
+            <w:r>
+              <w:rPr>
+                <w:rFonts w:ascii="Times New Roman" w:hAnsi="Times New Roman" w:eastAsia="Times New Roman" w:cs="Times New Roman"/>
+                <w:sz w:val="24"/>
+              </w:rPr>
+              <w:t vyd:_id="vyd:mrkiwqqtbfp482">BD-4</w:t>
+            </w:r>
+          </w:p>
+          <w:p vyd:_id="vyd:mrkiy3mh1h7sko">
             <w:pPr>
               <w:spacing w:after="0" w:before="0"/>
               <w:ind w:start="0" w:end="0"/>
               <w:jc w:val="both"/>
               <w:rPr>
-                <w:rFonts w:ascii="Aptos" w:hAnsi="Aptos" w:eastAsia="Aptos" w:cs="Aptos"/>
-                <w:sz w:val="24"/>
-              </w:rPr>
-            </w:pPr>
-            <w:r>
-              <w:rPr>
-                <w:rFonts w:ascii="Times New Roman" w:hAnsi="Times New Roman" w:eastAsia="Times New Roman" w:cs="Times New Roman"/>
-                <w:sz w:val="24"/>
-                <w:shd w:val="clear" w:fill="FFFF00"/>
-              </w:rPr>
-              <w:t vyd:_id="vyd:mrj1tbhd5bdh24">П?</w:t>
-            </w:r>
-          </w:p>
-        </w:tc>
-        <w:tc vyd:_id="vyd:mrj1tbhb22udac">
-          <w:tcPr>
-            <w:tcBorders>
-              <w:bottom w:val="single" w:sz="8"/>
-              <w:end w:val="single" w:sz="8"/>
-            </w:tcBorders>
-            <w:tcMar>
-              <w:top w:w="0" w:type="dxa"/>
-              <w:start w:w="108" w:type="dxa"/>
-              <w:bottom w:w="0" w:type="dxa"/>
-              <w:end w:w="108" w:type="dxa"/>
-            </w:tcMar>
-          </w:tcPr>
-          <w:p vyd:_id="vyd:mrj1tbhbfrnitr">
+                <w:rFonts w:ascii="Times New Roman" w:hAnsi="Times New Roman" w:eastAsia="Times New Roman" w:cs="Times New Roman"/>
+                <w:sz w:val="24"/>
+              </w:rPr>
+            </w:pPr>
+            <w:r>
+              <w:rPr>
+                <w:rFonts w:ascii="Times New Roman" w:hAnsi="Times New Roman" w:eastAsia="Times New Roman" w:cs="Times New Roman"/>
+                <w:sz w:val="24"/>
+              </w:rPr>
+              <w:t vyd:_id="vyd:mrkiy4glpjv2tx">PL-1</w:t>
+            </w:r>
+          </w:p>
+          <w:p vyd:_id="vyd:mrkiy4gknv40uq">
+            <w:pPr>
+              <w:spacing w:after="0" w:before="0"/>
+              <w:ind w:start="0" w:end="0"/>
+              <w:rPr>
+                <w:rFonts w:ascii="Times New Roman" w:hAnsi="Times New Roman" w:eastAsia="Times New Roman" w:cs="Times New Roman"/>
+                <w:sz w:val="24"/>
+              </w:rPr>
+            </w:pPr>
+          </w:p>
+          <w:p vyd:_id="vyd:mrkiwqqsmqrgpf"/>
+        </w:tc>
+        <w:tc vyd:_id="vyd:mrj1tbhdu01adh">
+          <w:tcPr>
+            <w:tcBorders>
+              <w:bottom w:val="single" w:sz="8"/>
+              <w:end w:val="single" w:sz="8"/>
+            </w:tcBorders>
+            <w:tcMar>
+              <w:top w:w="0" w:type="dxa"/>
+              <w:start w:w="108" w:type="dxa"/>
+              <w:bottom w:w="0" w:type="dxa"/>
+              <w:end w:w="108" w:type="dxa"/>
+            </w:tcMar>
+          </w:tcPr>
+          <w:p vyd:_id="vyd:mrj1tbhdslcl8x">
             <w:pPr>
               <w:spacing w:after="0" w:before="0"/>
               <w:ind w:start="0" w:end="0"/>
               <w:jc w:val="both"/>
               <w:rPr>
-                <w:rFonts w:ascii="Aptos" w:hAnsi="Aptos" w:eastAsia="Aptos" w:cs="Aptos"/>
-                <w:sz w:val="24"/>
-              </w:rPr>
-            </w:pPr>
-            <w:r>
-              <w:rPr>
-                <w:rFonts w:ascii="Times New Roman" w:hAnsi="Times New Roman" w:eastAsia="Times New Roman" w:cs="Times New Roman"/>
-                <w:sz w:val="16"/>
-                <w:shd w:val="clear" w:fill="FFFF00"/>
-              </w:rPr>
-              <w:t vyd:_id="vyd:mrj1tbhc58q2i4">Организует централизованное хранилище данных (Data Lake), их распределенное хранение, параллельную обработку, а также обработку потоковых данных</w:t>
-            </w:r>
-          </w:p>
-        </w:tc>
-        <w:tc vyd:_id="vyd:mrj1tbha94zsdi">
-          <w:tcPr>
-            <w:tcBorders>
-              <w:bottom w:val="single" w:sz="8"/>
-              <w:end w:val="single" w:sz="8"/>
-            </w:tcBorders>
-            <w:tcMar>
-              <w:top w:w="0" w:type="dxa"/>
-              <w:start w:w="108" w:type="dxa"/>
-              <w:bottom w:w="0" w:type="dxa"/>
-              <w:end w:w="108" w:type="dxa"/>
-            </w:tcMar>
-          </w:tcPr>
-          <w:p vyd:_id="vyd:mrj1tbhaash81j">
+                <w:rFonts w:ascii="Times New Roman" w:hAnsi="Times New Roman" w:eastAsia="Times New Roman" w:cs="Times New Roman"/>
+                <w:sz w:val="24"/>
+              </w:rPr>
+            </w:pPr>
+            <w:r>
+              <w:rPr>
+                <w:rFonts w:ascii="Times New Roman" w:hAnsi="Times New Roman" w:eastAsia="Times New Roman" w:cs="Times New Roman"/>
+                <w:sz w:val="24"/>
+              </w:rPr>
+              <w:t vyd:_id="vyd:mrkiwzq96luh1u">4.1.</w:t>
+            </w:r>
+          </w:p>
+          <w:p vyd:_id="vyd:mrkiyngszguhei">
             <w:pPr>
               <w:spacing w:after="0" w:before="0"/>
               <w:ind w:start="0" w:end="0"/>
               <w:jc w:val="both"/>
               <w:rPr>
-                <w:rFonts w:ascii="Aptos" w:hAnsi="Aptos" w:eastAsia="Aptos" w:cs="Aptos"/>
-                <w:sz w:val="24"/>
-              </w:rPr>
-            </w:pPr>
-            <w:r>
-              <w:rPr>
-                <w:rFonts w:ascii="Times New Roman" w:hAnsi="Times New Roman" w:eastAsia="Times New Roman" w:cs="Times New Roman"/>
-                <w:sz w:val="24"/>
-              </w:rPr>
-              <w:t vyd:_id="vyd:mrj1tbhbndxk2i">Текущ</w:t>
-            </w:r>
-          </w:p>
-        </w:tc>
-        <w:tc vyd:_id="vyd:mrj1tbh9c73foj">
-          <w:tcPr>
-            <w:tcBorders>
-              <w:bottom w:val="single" w:sz="8"/>
-              <w:end w:val="single" w:sz="8"/>
-            </w:tcBorders>
-            <w:tcMar>
-              <w:top w:w="0" w:type="dxa"/>
-              <w:start w:w="108" w:type="dxa"/>
-              <w:bottom w:w="0" w:type="dxa"/>
-              <w:end w:w="108" w:type="dxa"/>
-            </w:tcMar>
-          </w:tcPr>
-          <w:p vyd:_id="vyd:mrj1tbh95ob11m">
+                <w:rFonts w:ascii="Times New Roman" w:hAnsi="Times New Roman" w:eastAsia="Times New Roman" w:cs="Times New Roman"/>
+                <w:sz w:val="24"/>
+              </w:rPr>
+            </w:pPr>
+            <w:r>
+              <w:rPr>
+                <w:rFonts w:ascii="Times New Roman" w:hAnsi="Times New Roman" w:eastAsia="Times New Roman" w:cs="Times New Roman"/>
+                <w:sz w:val="24"/>
+              </w:rPr>
+              <w:t vyd:_id="vyd:mrkiyok93hfkyx">1.1.</w:t>
+            </w:r>
+          </w:p>
+          <w:p vyd:_id="vyd:mrkiyok6bapdrg">
             <w:pPr>
               <w:spacing w:after="0" w:before="0"/>
               <w:ind w:start="0" w:end="0"/>
               <w:jc w:val="both"/>
               <w:rPr>
+                <w:rFonts w:ascii="Times New Roman" w:hAnsi="Times New Roman" w:eastAsia="Times New Roman" w:cs="Times New Roman"/>
+                <w:sz w:val="24"/>
+              </w:rPr>
+            </w:pPr>
+          </w:p>
+          <w:p vyd:_id="vyd:mrkiwzq73t09yw"/>
+        </w:tc>
+        <w:tc vyd:_id="vyd:mrj1tbhcq1lu0k">
+          <w:tcPr>
+            <w:tcBorders>
+              <w:bottom w:val="single" w:sz="8"/>
+              <w:end w:val="single" w:sz="8"/>
+            </w:tcBorders>
+            <w:tcMar>
+              <w:top w:w="0" w:type="dxa"/>
+              <w:start w:w="108" w:type="dxa"/>
+              <w:bottom w:w="0" w:type="dxa"/>
+              <w:end w:w="108" w:type="dxa"/>
+            </w:tcMar>
+          </w:tcPr>
+          <w:p vyd:_id="vyd:mrj1tbhcvmo536">
+            <w:pPr>
+              <w:spacing w:after="0" w:before="0"/>
+              <w:ind w:start="0" w:end="0"/>
+              <w:jc w:val="both"/>
+              <w:rPr>
+                <w:rFonts w:ascii="Times New Roman" w:hAnsi="Times New Roman" w:eastAsia="Times New Roman" w:cs="Times New Roman"/>
+                <w:sz w:val="24"/>
+                <w:shd w:val="clear" w:fill="auto"/>
+              </w:rPr>
+            </w:pPr>
+            <w:r>
+              <w:rPr>
+                <w:rFonts w:ascii="Times New Roman" w:hAnsi="Times New Roman" w:eastAsia="Times New Roman" w:cs="Times New Roman"/>
+                <w:sz w:val="24"/>
+                <w:shd w:val="clear" w:fill="auto"/>
+              </w:rPr>
+              <w:t vyd:_id="vyd:mrj1tbhd5bdh24">П</w:t>
+            </w:r>
+          </w:p>
+          <w:p vyd:_id="vyd:mrkiz8hr5l8n5t">
+            <w:pPr>
+              <w:spacing w:after="0" w:before="0"/>
+              <w:ind w:start="0" w:end="0"/>
+              <w:jc w:val="both"/>
+              <w:rPr>
+                <w:rFonts w:ascii="Times New Roman" w:hAnsi="Times New Roman" w:eastAsia="Times New Roman" w:cs="Times New Roman"/>
+                <w:sz w:val="24"/>
+                <w:shd w:val="clear" w:fill="auto"/>
+              </w:rPr>
+            </w:pPr>
+            <w:r>
+              <w:rPr>
+                <w:rFonts w:ascii="Times New Roman" w:hAnsi="Times New Roman" w:eastAsia="Times New Roman" w:cs="Times New Roman"/>
+                <w:sz w:val="24"/>
+                <w:shd w:val="clear" w:fill="auto"/>
+              </w:rPr>
+              <w:t vyd:_id="vyd:mrkiz8u57jcqt2">C</w:t>
+            </w:r>
+          </w:p>
+        </w:tc>
+        <w:tc vyd:_id="vyd:mrj1tbhb22udac">
+          <w:tcPr>
+            <w:tcBorders>
+              <w:bottom w:val="single" w:sz="8"/>
+              <w:end w:val="single" w:sz="8"/>
+            </w:tcBorders>
+            <w:tcMar>
+              <w:top w:w="0" w:type="dxa"/>
+              <w:start w:w="108" w:type="dxa"/>
+              <w:bottom w:w="0" w:type="dxa"/>
+              <w:end w:w="108" w:type="dxa"/>
+            </w:tcMar>
+          </w:tcPr>
+          <w:p vyd:_id="vyd:mrj1tbhbfrnitr">
+            <w:pPr>
+              <w:spacing w:after="0" w:before="0"/>
+              <w:ind w:start="0" w:end="0"/>
+              <w:jc w:val="both"/>
+              <w:rPr>
+                <w:rFonts w:ascii="Aptos" w:hAnsi="Aptos" w:eastAsia="Aptos" w:cs="Aptos"/>
+                <w:sz w:val="24"/>
+                <w:shd w:val="clear" w:fill="auto"/>
+              </w:rPr>
+            </w:pPr>
+            <w:r>
+              <w:rPr>
+                <w:rFonts w:ascii="Times New Roman" w:hAnsi="Times New Roman" w:eastAsia="Times New Roman" w:cs="Times New Roman"/>
+                <w:sz w:val="16"/>
+                <w:shd w:val="clear" w:fill="auto"/>
+              </w:rPr>
+              <w:t vyd:_id="vyd:mrj1tbhc58q2i4">Организует централизованное хранилище данных (Data Lake), их распределенное хранение, параллельную обработку, а также обработку потоковых данных</w:t>
+            </w:r>
+          </w:p>
+        </w:tc>
+        <w:tc vyd:_id="vyd:mrj1tbha94zsdi">
+          <w:tcPr>
+            <w:tcBorders>
+              <w:bottom w:val="single" w:sz="8"/>
+              <w:end w:val="single" w:sz="8"/>
+            </w:tcBorders>
+            <w:tcMar>
+              <w:top w:w="0" w:type="dxa"/>
+              <w:start w:w="108" w:type="dxa"/>
+              <w:bottom w:w="0" w:type="dxa"/>
+              <w:end w:w="108" w:type="dxa"/>
+            </w:tcMar>
+          </w:tcPr>
+          <w:p vyd:_id="vyd:mrj1tbhaash81j">
+            <w:pPr>
+              <w:spacing w:after="0" w:before="0"/>
+              <w:ind w:start="0" w:end="0"/>
+              <w:jc w:val="both"/>
+              <w:rPr>
+                <w:rFonts w:ascii="Aptos" w:hAnsi="Aptos" w:eastAsia="Aptos" w:cs="Aptos"/>
+                <w:sz w:val="24"/>
+              </w:rPr>
+            </w:pPr>
+            <w:r>
+              <w:rPr>
+                <w:rFonts w:ascii="Times New Roman" w:hAnsi="Times New Roman" w:eastAsia="Times New Roman" w:cs="Times New Roman"/>
+                <w:sz w:val="24"/>
+              </w:rPr>
+              <w:t vyd:_id="vyd:mrj1tbhbndxk2i">Текущ</w:t>
+            </w:r>
+          </w:p>
+        </w:tc>
+        <w:tc vyd:_id="vyd:mrj1tbh9c73foj">
+          <w:tcPr>
+            <w:tcBorders>
+              <w:bottom w:val="single" w:sz="8"/>
+              <w:end w:val="single" w:sz="8"/>
+            </w:tcBorders>
+            <w:tcMar>
+              <w:top w:w="0" w:type="dxa"/>
+              <w:start w:w="108" w:type="dxa"/>
+              <w:bottom w:w="0" w:type="dxa"/>
+              <w:end w:w="108" w:type="dxa"/>
+            </w:tcMar>
+          </w:tcPr>
+          <w:p vyd:_id="vyd:mrj1tbh95ob11m">
+            <w:pPr>
+              <w:spacing w:after="0" w:before="0"/>
+              <w:ind w:start="0" w:end="0"/>
+              <w:jc w:val="both"/>
+              <w:rPr>
                 <w:rFonts w:ascii="Aptos" w:hAnsi="Aptos" w:eastAsia="Aptos" w:cs="Aptos"/>
                 <w:sz w:val="24"/>
               </w:rPr>
@@ -14315,111 +14924,122 @@
               <w:end w:w="108" w:type="dxa"/>
             </w:tcMar>
           </w:tcPr>
-          <w:p vyd:_id="vyd:mrj1tbgzwk6v5i"/>
-        </w:tc>
-        <w:tc vyd:_id="vyd:mrj1tbgy6ylo1k">
-          <w:tcPr>
-            <w:tcBorders>
-              <w:bottom w:val="single" w:sz="8"/>
-              <w:end w:val="single" w:sz="8"/>
-            </w:tcBorders>
-            <w:tcMar>
-              <w:top w:w="0" w:type="dxa"/>
-              <w:start w:w="108" w:type="dxa"/>
-              <w:bottom w:w="0" w:type="dxa"/>
-              <w:end w:w="108" w:type="dxa"/>
-            </w:tcMar>
-          </w:tcPr>
-          <w:p vyd:_id="vyd:mrj1tbgy8osrec"/>
-        </w:tc>
-        <w:tc vyd:_id="vyd:mrj1tbgxl0wk1i">
-          <w:tcPr>
-            <w:tcBorders>
-              <w:bottom w:val="single" w:sz="8"/>
-              <w:end w:val="single" w:sz="8"/>
-            </w:tcBorders>
-            <w:tcMar>
-              <w:top w:w="0" w:type="dxa"/>
-              <w:start w:w="108" w:type="dxa"/>
-              <w:bottom w:w="0" w:type="dxa"/>
-              <w:end w:w="108" w:type="dxa"/>
-            </w:tcMar>
-          </w:tcPr>
-          <w:p vyd:_id="vyd:mrj1tbgxti6oqb">
+          <w:p vyd:_id="vyd:mrj1tbgzwk6v5i">
+            <w:pPr>
+              <w:spacing w:after="0" w:before="0"/>
+              <w:ind w:start="0" w:end="0"/>
+              <w:rPr>
+                <w:rFonts w:ascii="Times New Roman" w:hAnsi="Times New Roman" w:eastAsia="Times New Roman" w:cs="Times New Roman"/>
+                <w:sz w:val="24"/>
+              </w:rPr>
+            </w:pPr>
+            <w:r>
+              <w:rPr>
+                <w:rFonts w:ascii="Times New Roman" w:hAnsi="Times New Roman" w:eastAsia="Times New Roman" w:cs="Times New Roman"/>
+                <w:sz w:val="24"/>
+              </w:rPr>
+              <w:t vyd:_id="vyd:mrkiwags1k68st">BD-4</w:t>
+            </w:r>
+          </w:p>
+          <w:p vyd:_id="vyd:mrkiy6tokjllwr">
             <w:pPr>
               <w:spacing w:after="0" w:before="0"/>
               <w:ind w:start="0" w:end="0"/>
               <w:jc w:val="both"/>
               <w:rPr>
-                <w:rFonts w:ascii="Aptos" w:hAnsi="Aptos" w:eastAsia="Aptos" w:cs="Aptos"/>
-                <w:sz w:val="24"/>
-              </w:rPr>
-            </w:pPr>
-            <w:r>
-              <w:rPr>
-                <w:rFonts w:ascii="Times New Roman" w:hAnsi="Times New Roman" w:eastAsia="Times New Roman" w:cs="Times New Roman"/>
-                <w:sz w:val="24"/>
-              </w:rPr>
-              <w:t vyd:_id="vyd:mrj1tbgyc8w3og">С</w:t>
-            </w:r>
-          </w:p>
-        </w:tc>
-        <w:tc vyd:_id="vyd:mrj1tbgwg6ddp0">
-          <w:tcPr>
-            <w:vMerge w:val="continue"/>
-            <w:tcBorders>
-              <w:bottom w:val="single" w:sz="8"/>
-              <w:end w:val="single" w:sz="8"/>
-            </w:tcBorders>
-          </w:tcPr>
-          <w:p vyd:_id="vyd:mrj1tbgx62ljb2"/>
-        </w:tc>
-        <w:tc vyd:_id="vyd:mrj1tbgwrkxadu">
-          <w:tcPr>
-            <w:tcBorders>
-              <w:bottom w:val="single" w:sz="8"/>
-              <w:end w:val="single" w:sz="8"/>
-            </w:tcBorders>
-            <w:tcMar>
-              <w:top w:w="0" w:type="dxa"/>
-              <w:start w:w="108" w:type="dxa"/>
-              <w:bottom w:w="0" w:type="dxa"/>
-              <w:end w:w="108" w:type="dxa"/>
-            </w:tcMar>
-          </w:tcPr>
-          <w:p vyd:_id="vyd:mrj1tbgwvdsh54">
+                <w:rFonts w:ascii="Times New Roman" w:hAnsi="Times New Roman" w:eastAsia="Times New Roman" w:cs="Times New Roman"/>
+                <w:sz w:val="24"/>
+              </w:rPr>
+            </w:pPr>
+            <w:r>
+              <w:rPr>
+                <w:rFonts w:ascii="Times New Roman" w:hAnsi="Times New Roman" w:eastAsia="Times New Roman" w:cs="Times New Roman"/>
+                <w:sz w:val="24"/>
+              </w:rPr>
+              <w:t vyd:_id="vyd:mrkiy7oup0towh">PL-1</w:t>
+            </w:r>
+          </w:p>
+          <w:p vyd:_id="vyd:mrkiy7orj8co3f">
+            <w:pPr>
+              <w:spacing w:after="0" w:before="0"/>
+              <w:ind w:start="0" w:end="0"/>
+              <w:rPr>
+                <w:rFonts w:ascii="Times New Roman" w:hAnsi="Times New Roman" w:eastAsia="Times New Roman" w:cs="Times New Roman"/>
+                <w:sz w:val="24"/>
+              </w:rPr>
+            </w:pPr>
+          </w:p>
+          <w:p vyd:_id="vyd:mrkiwagqsj5ejx"/>
+        </w:tc>
+        <w:tc vyd:_id="vyd:mrj1tbgy6ylo1k">
+          <w:tcPr>
+            <w:tcBorders>
+              <w:bottom w:val="single" w:sz="8"/>
+              <w:end w:val="single" w:sz="8"/>
+            </w:tcBorders>
+            <w:tcMar>
+              <w:top w:w="0" w:type="dxa"/>
+              <w:start w:w="108" w:type="dxa"/>
+              <w:bottom w:w="0" w:type="dxa"/>
+              <w:end w:w="108" w:type="dxa"/>
+            </w:tcMar>
+          </w:tcPr>
+          <w:p vyd:_id="vyd:mrj1tbgy8osrec">
+            <w:pPr>
+              <w:rPr>
+                <w:rFonts w:ascii="Times New Roman" w:hAnsi="Times New Roman" w:eastAsia="Times New Roman" w:cs="Times New Roman"/>
+                <w:sz w:val="24"/>
+              </w:rPr>
+            </w:pPr>
+            <w:r>
+              <w:rPr>
+                <w:rFonts w:ascii="Times New Roman" w:hAnsi="Times New Roman" w:eastAsia="Times New Roman" w:cs="Times New Roman"/>
+                <w:sz w:val="24"/>
+              </w:rPr>
+              <w:t vyd:_id="vyd:mrkiwdsr10zrhy">4.3.</w:t>
+            </w:r>
+          </w:p>
+          <w:p vyd:_id="vyd:mrkiyq1q6gy278">
             <w:pPr>
               <w:spacing w:after="0" w:before="0"/>
               <w:ind w:start="0" w:end="0"/>
               <w:jc w:val="both"/>
               <w:rPr>
-                <w:rFonts w:ascii="Aptos" w:hAnsi="Aptos" w:eastAsia="Aptos" w:cs="Aptos"/>
-                <w:sz w:val="24"/>
-              </w:rPr>
-            </w:pPr>
-            <w:r>
-              <w:rPr>
-                <w:rFonts w:ascii="Times New Roman" w:hAnsi="Times New Roman" w:eastAsia="Times New Roman" w:cs="Times New Roman"/>
-                <w:sz w:val="24"/>
-              </w:rPr>
-              <w:t vyd:_id="vyd:mrj1tbgwp0f8g4">Текущ</w:t>
-            </w:r>
-          </w:p>
-        </w:tc>
-        <w:tc vyd:_id="vyd:mrj1tbgvm8cklx">
-          <w:tcPr>
-            <w:tcBorders>
-              <w:bottom w:val="single" w:sz="8"/>
-              <w:end w:val="single" w:sz="8"/>
-            </w:tcBorders>
-            <w:tcMar>
-              <w:top w:w="0" w:type="dxa"/>
-              <w:start w:w="108" w:type="dxa"/>
-              <w:bottom w:w="0" w:type="dxa"/>
-              <w:end w:w="108" w:type="dxa"/>
-            </w:tcMar>
-          </w:tcPr>
-          <w:p vyd:_id="vyd:mrj1tbgv0dap46">
+                <w:rFonts w:ascii="Times New Roman" w:hAnsi="Times New Roman" w:eastAsia="Times New Roman" w:cs="Times New Roman"/>
+                <w:sz w:val="24"/>
+              </w:rPr>
+            </w:pPr>
+            <w:r>
+              <w:rPr>
+                <w:rFonts w:ascii="Times New Roman" w:hAnsi="Times New Roman" w:eastAsia="Times New Roman" w:cs="Times New Roman"/>
+                <w:sz w:val="24"/>
+              </w:rPr>
+              <w:t vyd:_id="vyd:mrkiyr2h8a83fu">1.1.</w:t>
+            </w:r>
+          </w:p>
+          <w:p vyd:_id="vyd:mrkiyr2fxus1ix">
+            <w:pPr>
+              <w:rPr>
+                <w:rFonts w:ascii="Times New Roman" w:hAnsi="Times New Roman" w:eastAsia="Times New Roman" w:cs="Times New Roman"/>
+                <w:sz w:val="24"/>
+              </w:rPr>
+            </w:pPr>
+          </w:p>
+        </w:tc>
+        <w:tc vyd:_id="vyd:mrj1tbgxl0wk1i">
+          <w:tcPr>
+            <w:tcBorders>
+              <w:bottom w:val="single" w:sz="8"/>
+              <w:end w:val="single" w:sz="8"/>
+            </w:tcBorders>
+            <w:tcMar>
+              <w:top w:w="0" w:type="dxa"/>
+              <w:start w:w="108" w:type="dxa"/>
+              <w:bottom w:w="0" w:type="dxa"/>
+              <w:end w:w="108" w:type="dxa"/>
+            </w:tcMar>
+          </w:tcPr>
+          <w:p vyd:_id="vyd:mrj1tbgxti6oqb">
             <w:pPr>
               <w:spacing w:after="0" w:before="0"/>
               <w:ind w:start="0" w:end="0"/>
@@ -14434,42 +15054,34 @@
                 <w:rFonts w:ascii="Times New Roman" w:hAnsi="Times New Roman" w:eastAsia="Times New Roman" w:cs="Times New Roman"/>
                 <w:sz w:val="24"/>
               </w:rPr>
-              <w:t vyd:_id="vyd:mrj1tbgvt8cun6">ЛЗ</w:t>
-            </w:r>
-          </w:p>
-        </w:tc>
-        <w:tc vyd:_id="vyd:mrj1tbgus51m6y">
-          <w:tcPr>
-            <w:tcBorders>
-              <w:bottom w:val="single" w:sz="8"/>
-              <w:end w:val="single" w:sz="8"/>
-            </w:tcBorders>
-            <w:tcMar>
-              <w:top w:w="0" w:type="dxa"/>
-              <w:start w:w="108" w:type="dxa"/>
-              <w:bottom w:w="0" w:type="dxa"/>
-              <w:end w:w="108" w:type="dxa"/>
-            </w:tcMar>
-          </w:tcPr>
-          <w:p vyd:_id="vyd:mrj1tbgue07mwe"/>
-        </w:tc>
-      </w:tr>
-      <w:tr vyd:_id="vyd:mrj1tbgnlpi82v">
-        <w:tc vyd:_id="vyd:mrj1tbgs0wnvgi">
-          <w:tcPr>
-            <w:tcBorders>
-              <w:start w:val="single" w:sz="8"/>
-              <w:bottom w:val="single" w:sz="8"/>
-              <w:end w:val="single" w:sz="8"/>
-            </w:tcBorders>
-            <w:tcMar>
-              <w:top w:w="0" w:type="dxa"/>
-              <w:start w:w="108" w:type="dxa"/>
-              <w:bottom w:w="0" w:type="dxa"/>
-              <w:end w:w="108" w:type="dxa"/>
-            </w:tcMar>
-          </w:tcPr>
-          <w:p vyd:_id="vyd:mrj1tbgt8jr9ej">
+              <w:t vyd:_id="vyd:mrj1tbgyc8w3og">С</w:t>
+            </w:r>
+          </w:p>
+        </w:tc>
+        <w:tc vyd:_id="vyd:mrj1tbgwg6ddp0">
+          <w:tcPr>
+            <w:vMerge w:val="continue"/>
+            <w:tcBorders>
+              <w:bottom w:val="single" w:sz="8"/>
+              <w:end w:val="single" w:sz="8"/>
+            </w:tcBorders>
+          </w:tcPr>
+          <w:p vyd:_id="vyd:mrj1tbgx62ljb2"/>
+        </w:tc>
+        <w:tc vyd:_id="vyd:mrj1tbgwrkxadu">
+          <w:tcPr>
+            <w:tcBorders>
+              <w:bottom w:val="single" w:sz="8"/>
+              <w:end w:val="single" w:sz="8"/>
+            </w:tcBorders>
+            <w:tcMar>
+              <w:top w:w="0" w:type="dxa"/>
+              <w:start w:w="108" w:type="dxa"/>
+              <w:bottom w:w="0" w:type="dxa"/>
+              <w:end w:w="108" w:type="dxa"/>
+            </w:tcMar>
+          </w:tcPr>
+          <w:p vyd:_id="vyd:mrj1tbgwvdsh54">
             <w:pPr>
               <w:spacing w:after="0" w:before="0"/>
               <w:ind w:start="0" w:end="0"/>
@@ -14484,54 +15096,24 @@
                 <w:rFonts w:ascii="Times New Roman" w:hAnsi="Times New Roman" w:eastAsia="Times New Roman" w:cs="Times New Roman"/>
                 <w:sz w:val="24"/>
               </w:rPr>
-              <w:t vyd:_id="vyd:mrj1tbgu2b07dg">Задание 4.6 ЛЗ</w:t>
-            </w:r>
-          </w:p>
-        </w:tc>
-        <w:tc vyd:_id="vyd:mrj1tbgssvepne">
-          <w:tcPr>
-            <w:tcBorders>
-              <w:bottom w:val="single" w:sz="8"/>
-              <w:end w:val="single" w:sz="8"/>
-            </w:tcBorders>
-            <w:tcMar>
-              <w:top w:w="0" w:type="dxa"/>
-              <w:start w:w="108" w:type="dxa"/>
-              <w:bottom w:w="0" w:type="dxa"/>
-              <w:end w:w="108" w:type="dxa"/>
-            </w:tcMar>
-          </w:tcPr>
-          <w:p vyd:_id="vyd:mrj1tbgs7q3m2l"/>
-        </w:tc>
-        <w:tc vyd:_id="vyd:mrj1tbgrl1v8bq">
-          <w:tcPr>
-            <w:tcBorders>
-              <w:bottom w:val="single" w:sz="8"/>
-              <w:end w:val="single" w:sz="8"/>
-            </w:tcBorders>
-            <w:tcMar>
-              <w:top w:w="0" w:type="dxa"/>
-              <w:start w:w="108" w:type="dxa"/>
-              <w:bottom w:w="0" w:type="dxa"/>
-              <w:end w:w="108" w:type="dxa"/>
-            </w:tcMar>
-          </w:tcPr>
-          <w:p vyd:_id="vyd:mrj1tbgsre8tx7"/>
-        </w:tc>
-        <w:tc vyd:_id="vyd:mrj1tbgq9reej9">
-          <w:tcPr>
-            <w:tcBorders>
-              <w:bottom w:val="single" w:sz="8"/>
-              <w:end w:val="single" w:sz="8"/>
-            </w:tcBorders>
-            <w:tcMar>
-              <w:top w:w="0" w:type="dxa"/>
-              <w:start w:w="108" w:type="dxa"/>
-              <w:bottom w:w="0" w:type="dxa"/>
-              <w:end w:w="108" w:type="dxa"/>
-            </w:tcMar>
-          </w:tcPr>
-          <w:p vyd:_id="vyd:mrj1tbgqhbcncn">
+              <w:t vyd:_id="vyd:mrj1tbgwp0f8g4">Текущ</w:t>
+            </w:r>
+          </w:p>
+        </w:tc>
+        <w:tc vyd:_id="vyd:mrj1tbgvm8cklx">
+          <w:tcPr>
+            <w:tcBorders>
+              <w:bottom w:val="single" w:sz="8"/>
+              <w:end w:val="single" w:sz="8"/>
+            </w:tcBorders>
+            <w:tcMar>
+              <w:top w:w="0" w:type="dxa"/>
+              <w:start w:w="108" w:type="dxa"/>
+              <w:bottom w:w="0" w:type="dxa"/>
+              <w:end w:w="108" w:type="dxa"/>
+            </w:tcMar>
+          </w:tcPr>
+          <w:p vyd:_id="vyd:mrj1tbgv0dap46">
             <w:pPr>
               <w:spacing w:after="0" w:before="0"/>
               <w:ind w:start="0" w:end="0"/>
@@ -14546,34 +15128,45 @@
                 <w:rFonts w:ascii="Times New Roman" w:hAnsi="Times New Roman" w:eastAsia="Times New Roman" w:cs="Times New Roman"/>
                 <w:sz w:val="24"/>
               </w:rPr>
-              <w:t vyd:_id="vyd:mrj1tbgr9qee32">С</w:t>
-            </w:r>
-          </w:p>
-        </w:tc>
-        <w:tc vyd:_id="vyd:mrj1tbgpf6t5jq">
-          <w:tcPr>
-            <w:vMerge w:val="continue"/>
-            <w:tcBorders>
-              <w:bottom w:val="single" w:sz="8"/>
-              <w:end w:val="single" w:sz="8"/>
-            </w:tcBorders>
-          </w:tcPr>
-          <w:p vyd:_id="vyd:mrj1tbgqnzajm6"/>
-        </w:tc>
-        <w:tc vyd:_id="vyd:mrj1tbgpncl3i2">
-          <w:tcPr>
-            <w:tcBorders>
-              <w:bottom w:val="single" w:sz="8"/>
-              <w:end w:val="single" w:sz="8"/>
-            </w:tcBorders>
-            <w:tcMar>
-              <w:top w:w="0" w:type="dxa"/>
-              <w:start w:w="108" w:type="dxa"/>
-              <w:bottom w:w="0" w:type="dxa"/>
-              <w:end w:w="108" w:type="dxa"/>
-            </w:tcMar>
-          </w:tcPr>
-          <w:p vyd:_id="vyd:mrj1tbgps05d8d">
+              <w:t vyd:_id="vyd:mrj1tbgvt8cun6">ЛЗ</w:t>
+            </w:r>
+          </w:p>
+        </w:tc>
+        <w:tc vyd:_id="vyd:mrj1tbgus51m6y">
+          <w:tcPr>
+            <w:tcBorders>
+              <w:bottom w:val="single" w:sz="8"/>
+              <w:end w:val="single" w:sz="8"/>
+            </w:tcBorders>
+            <w:tcMar>
+              <w:top w:w="0" w:type="dxa"/>
+              <w:start w:w="108" w:type="dxa"/>
+              <w:bottom w:w="0" w:type="dxa"/>
+              <w:end w:w="108" w:type="dxa"/>
+            </w:tcMar>
+          </w:tcPr>
+          <w:p vyd:_id="vyd:mrj1tbgue07mwe"/>
+        </w:tc>
+      </w:tr>
+      <w:tr vyd:_id="vyd:mrj1tbgnlpi82v">
+        <w:trPr>
+          <w:trHeight w:val="866"/>
+        </w:trPr>
+        <w:tc vyd:_id="vyd:mrj1tbgs0wnvgi">
+          <w:tcPr>
+            <w:tcBorders>
+              <w:start w:val="single" w:sz="8"/>
+              <w:bottom w:val="single" w:sz="8"/>
+              <w:end w:val="single" w:sz="8"/>
+            </w:tcBorders>
+            <w:tcMar>
+              <w:top w:w="0" w:type="dxa"/>
+              <w:start w:w="108" w:type="dxa"/>
+              <w:bottom w:w="0" w:type="dxa"/>
+              <w:end w:w="108" w:type="dxa"/>
+            </w:tcMar>
+          </w:tcPr>
+          <w:p vyd:_id="vyd:mrj1tbgt8jr9ej">
             <w:pPr>
               <w:spacing w:after="0" w:before="0"/>
               <w:ind w:start="0" w:end="0"/>
@@ -14588,29 +15181,218 @@
                 <w:rFonts w:ascii="Times New Roman" w:hAnsi="Times New Roman" w:eastAsia="Times New Roman" w:cs="Times New Roman"/>
                 <w:sz w:val="24"/>
               </w:rPr>
-              <w:t vyd:_id="vyd:mrj1tbgpcx6pg5">Текущ</w:t>
-            </w:r>
-          </w:p>
-        </w:tc>
-        <w:tc vyd:_id="vyd:mrj1tbgoxxf64e">
-          <w:tcPr>
-            <w:tcBorders>
-              <w:bottom w:val="single" w:sz="8"/>
-              <w:end w:val="single" w:sz="8"/>
-            </w:tcBorders>
-            <w:tcMar>
-              <w:top w:w="0" w:type="dxa"/>
-              <w:start w:w="108" w:type="dxa"/>
-              <w:bottom w:w="0" w:type="dxa"/>
-              <w:end w:w="108" w:type="dxa"/>
-            </w:tcMar>
-          </w:tcPr>
-          <w:p vyd:_id="vyd:mrj1tbgo9dhqim">
+              <w:t vyd:_id="vyd:mrj1tbgu2b07dg">Задание 4.6 ЛЗ</w:t>
+            </w:r>
+          </w:p>
+        </w:tc>
+        <w:tc vyd:_id="vyd:mrj1tbgssvepne">
+          <w:tcPr>
+            <w:tcBorders>
+              <w:bottom w:val="single" w:sz="8"/>
+              <w:end w:val="single" w:sz="8"/>
+            </w:tcBorders>
+            <w:tcMar>
+              <w:top w:w="0" w:type="dxa"/>
+              <w:start w:w="108" w:type="dxa"/>
+              <w:bottom w:w="0" w:type="dxa"/>
+              <w:end w:w="108" w:type="dxa"/>
+            </w:tcMar>
+          </w:tcPr>
+          <w:p vyd:_id="vyd:mrj1tbgs7q3m2l">
+            <w:pPr>
+              <w:spacing w:after="0" w:before="0"/>
+              <w:ind w:start="0" w:end="0"/>
+              <w:rPr>
+                <w:rFonts w:ascii="Times New Roman" w:hAnsi="Times New Roman" w:eastAsia="Times New Roman" w:cs="Times New Roman"/>
+                <w:sz w:val="24"/>
+              </w:rPr>
+            </w:pPr>
+            <w:r>
+              <w:rPr>
+                <w:rFonts w:ascii="Times New Roman" w:hAnsi="Times New Roman" w:eastAsia="Times New Roman" w:cs="Times New Roman"/>
+                <w:sz w:val="24"/>
+              </w:rPr>
+              <w:t vyd:_id="vyd:mrkiwlkkq9iiip">BD-4</w:t>
+            </w:r>
+          </w:p>
+          <w:p vyd:_id="vyd:mrkiy8o7k8ib4t">
             <w:pPr>
               <w:spacing w:after="0" w:before="0"/>
               <w:ind w:start="0" w:end="0"/>
               <w:jc w:val="both"/>
               <w:rPr>
+                <w:rFonts w:ascii="Times New Roman" w:hAnsi="Times New Roman" w:eastAsia="Times New Roman" w:cs="Times New Roman"/>
+                <w:sz w:val="24"/>
+              </w:rPr>
+            </w:pPr>
+            <w:r>
+              <w:rPr>
+                <w:rFonts w:ascii="Times New Roman" w:hAnsi="Times New Roman" w:eastAsia="Times New Roman" w:cs="Times New Roman"/>
+                <w:sz w:val="24"/>
+              </w:rPr>
+              <w:t vyd:_id="vyd:mrkiy9izlq6adw">PL-1</w:t>
+            </w:r>
+          </w:p>
+          <w:p vyd:_id="vyd:mrkiy9iwt9fxxf">
+            <w:pPr>
+              <w:spacing w:after="0" w:before="0"/>
+              <w:ind w:start="0" w:end="0"/>
+              <w:rPr>
+                <w:rFonts w:ascii="Times New Roman" w:hAnsi="Times New Roman" w:eastAsia="Times New Roman" w:cs="Times New Roman"/>
+                <w:sz w:val="24"/>
+              </w:rPr>
+            </w:pPr>
+          </w:p>
+          <w:p vyd:_id="vyd:mrkiwlkjxb8ie2"/>
+        </w:tc>
+        <w:tc vyd:_id="vyd:mrj1tbgrl1v8bq">
+          <w:tcPr>
+            <w:tcBorders>
+              <w:bottom w:val="single" w:sz="8"/>
+              <w:end w:val="single" w:sz="8"/>
+            </w:tcBorders>
+            <w:tcMar>
+              <w:top w:w="0" w:type="dxa"/>
+              <w:start w:w="108" w:type="dxa"/>
+              <w:bottom w:w="0" w:type="dxa"/>
+              <w:end w:w="108" w:type="dxa"/>
+            </w:tcMar>
+          </w:tcPr>
+          <w:p vyd:_id="vyd:mrj1tbgsre8tx7">
+            <w:pPr>
+              <w:rPr>
+                <w:rFonts w:ascii="Times New Roman" w:hAnsi="Times New Roman" w:eastAsia="Times New Roman" w:cs="Times New Roman"/>
+                <w:sz w:val="24"/>
+              </w:rPr>
+            </w:pPr>
+            <w:r>
+              <w:rPr>
+                <w:rFonts w:ascii="Times New Roman" w:hAnsi="Times New Roman" w:eastAsia="Times New Roman" w:cs="Times New Roman"/>
+                <w:sz w:val="24"/>
+              </w:rPr>
+              <w:t vyd:_id="vyd:mrkiwhrmmxx7xs">4.3.</w:t>
+            </w:r>
+          </w:p>
+          <w:p vyd:_id="vyd:mrkiys5t1w83vh">
+            <w:pPr>
+              <w:spacing w:after="0" w:before="0"/>
+              <w:ind w:start="0" w:end="0"/>
+              <w:jc w:val="both"/>
+              <w:rPr>
+                <w:rFonts w:ascii="Times New Roman" w:hAnsi="Times New Roman" w:eastAsia="Times New Roman" w:cs="Times New Roman"/>
+                <w:sz w:val="24"/>
+              </w:rPr>
+            </w:pPr>
+            <w:r>
+              <w:rPr>
+                <w:rFonts w:ascii="Times New Roman" w:hAnsi="Times New Roman" w:eastAsia="Times New Roman" w:cs="Times New Roman"/>
+                <w:sz w:val="24"/>
+              </w:rPr>
+              <w:t vyd:_id="vyd:mrkiyt23l4elj3">1.1.</w:t>
+            </w:r>
+          </w:p>
+          <w:p vyd:_id="vyd:mrkiyt21n7ck48">
+            <w:pPr>
+              <w:rPr>
+                <w:rFonts w:ascii="Times New Roman" w:hAnsi="Times New Roman" w:eastAsia="Times New Roman" w:cs="Times New Roman"/>
+                <w:sz w:val="24"/>
+              </w:rPr>
+            </w:pPr>
+          </w:p>
+        </w:tc>
+        <w:tc vyd:_id="vyd:mrj1tbgq9reej9">
+          <w:tcPr>
+            <w:tcBorders>
+              <w:bottom w:val="single" w:sz="8"/>
+              <w:end w:val="single" w:sz="8"/>
+            </w:tcBorders>
+            <w:tcMar>
+              <w:top w:w="0" w:type="dxa"/>
+              <w:start w:w="108" w:type="dxa"/>
+              <w:bottom w:w="0" w:type="dxa"/>
+              <w:end w:w="108" w:type="dxa"/>
+            </w:tcMar>
+          </w:tcPr>
+          <w:p vyd:_id="vyd:mrj1tbgqhbcncn">
+            <w:pPr>
+              <w:spacing w:after="0" w:before="0"/>
+              <w:ind w:start="0" w:end="0"/>
+              <w:jc w:val="both"/>
+              <w:rPr>
+                <w:rFonts w:ascii="Aptos" w:hAnsi="Aptos" w:eastAsia="Aptos" w:cs="Aptos"/>
+                <w:sz w:val="24"/>
+              </w:rPr>
+            </w:pPr>
+            <w:r>
+              <w:rPr>
+                <w:rFonts w:ascii="Times New Roman" w:hAnsi="Times New Roman" w:eastAsia="Times New Roman" w:cs="Times New Roman"/>
+                <w:sz w:val="24"/>
+              </w:rPr>
+              <w:t vyd:_id="vyd:mrj1tbgr9qee32">С</w:t>
+            </w:r>
+          </w:p>
+        </w:tc>
+        <w:tc vyd:_id="vyd:mrj1tbgpf6t5jq">
+          <w:tcPr>
+            <w:vMerge w:val="continue"/>
+            <w:tcBorders>
+              <w:bottom w:val="single" w:sz="8"/>
+              <w:end w:val="single" w:sz="8"/>
+            </w:tcBorders>
+          </w:tcPr>
+          <w:p vyd:_id="vyd:mrj1tbgqnzajm6"/>
+        </w:tc>
+        <w:tc vyd:_id="vyd:mrj1tbgpncl3i2">
+          <w:tcPr>
+            <w:tcBorders>
+              <w:bottom w:val="single" w:sz="8"/>
+              <w:end w:val="single" w:sz="8"/>
+            </w:tcBorders>
+            <w:tcMar>
+              <w:top w:w="0" w:type="dxa"/>
+              <w:start w:w="108" w:type="dxa"/>
+              <w:bottom w:w="0" w:type="dxa"/>
+              <w:end w:w="108" w:type="dxa"/>
+            </w:tcMar>
+          </w:tcPr>
+          <w:p vyd:_id="vyd:mrj1tbgps05d8d">
+            <w:pPr>
+              <w:spacing w:after="0" w:before="0"/>
+              <w:ind w:start="0" w:end="0"/>
+              <w:jc w:val="both"/>
+              <w:rPr>
+                <w:rFonts w:ascii="Aptos" w:hAnsi="Aptos" w:eastAsia="Aptos" w:cs="Aptos"/>
+                <w:sz w:val="24"/>
+              </w:rPr>
+            </w:pPr>
+            <w:r>
+              <w:rPr>
+                <w:rFonts w:ascii="Times New Roman" w:hAnsi="Times New Roman" w:eastAsia="Times New Roman" w:cs="Times New Roman"/>
+                <w:sz w:val="24"/>
+              </w:rPr>
+              <w:t vyd:_id="vyd:mrj1tbgpcx6pg5">Текущ</w:t>
+            </w:r>
+          </w:p>
+        </w:tc>
+        <w:tc vyd:_id="vyd:mrj1tbgoxxf64e">
+          <w:tcPr>
+            <w:tcBorders>
+              <w:bottom w:val="single" w:sz="8"/>
+              <w:end w:val="single" w:sz="8"/>
+            </w:tcBorders>
+            <w:tcMar>
+              <w:top w:w="0" w:type="dxa"/>
+              <w:start w:w="108" w:type="dxa"/>
+              <w:bottom w:w="0" w:type="dxa"/>
+              <w:end w:w="108" w:type="dxa"/>
+            </w:tcMar>
+          </w:tcPr>
+          <w:p vyd:_id="vyd:mrj1tbgo9dhqim">
+            <w:pPr>
+              <w:spacing w:after="0" w:before="0"/>
+              <w:ind w:start="0" w:end="0"/>
+              <w:jc w:val="both"/>
+              <w:rPr>
                 <w:rFonts w:ascii="Aptos" w:hAnsi="Aptos" w:eastAsia="Aptos" w:cs="Aptos"/>
                 <w:sz w:val="24"/>
               </w:rPr>
@@ -14687,138 +15469,224 @@
               <w:end w:w="108" w:type="dxa"/>
             </w:tcMar>
           </w:tcPr>
-          <w:p vyd:_id="vyd:mrj1tbgm69fwvf"/>
-        </w:tc>
-        <w:tc vyd:_id="vyd:mrj1tbglbrfafz">
-          <w:tcPr>
-            <w:tcBorders>
-              <w:bottom w:val="single" w:sz="8"/>
-              <w:end w:val="single" w:sz="8"/>
-            </w:tcBorders>
-            <w:tcMar>
-              <w:top w:w="0" w:type="dxa"/>
-              <w:start w:w="108" w:type="dxa"/>
-              <w:bottom w:w="0" w:type="dxa"/>
-              <w:end w:w="108" w:type="dxa"/>
-            </w:tcMar>
-          </w:tcPr>
-          <w:p vyd:_id="vyd:mrj1tbglsp6tc4"/>
-        </w:tc>
-        <w:tc vyd:_id="vyd:mrj1tbgkw045wp">
-          <w:tcPr>
-            <w:tcBorders>
-              <w:bottom w:val="single" w:sz="8"/>
-              <w:end w:val="single" w:sz="8"/>
-            </w:tcBorders>
-            <w:tcMar>
-              <w:top w:w="0" w:type="dxa"/>
-              <w:start w:w="108" w:type="dxa"/>
-              <w:bottom w:w="0" w:type="dxa"/>
-              <w:end w:w="108" w:type="dxa"/>
-            </w:tcMar>
-          </w:tcPr>
-          <w:p vyd:_id="vyd:mrj1tbgln1mgbk">
+          <w:p vyd:_id="vyd:mrj1tbgm69fwvf">
+            <w:pPr>
+              <w:spacing w:after="0" w:before="0"/>
+              <w:ind w:start="0" w:end="0"/>
+              <w:rPr>
+                <w:rFonts w:ascii="Times New Roman" w:hAnsi="Times New Roman" w:eastAsia="Times New Roman" w:cs="Times New Roman"/>
+                <w:sz w:val="24"/>
+              </w:rPr>
+            </w:pPr>
+            <w:r>
+              <w:rPr>
+                <w:rFonts w:ascii="Times New Roman" w:hAnsi="Times New Roman" w:eastAsia="Times New Roman" w:cs="Times New Roman"/>
+                <w:sz w:val="24"/>
+              </w:rPr>
+              <w:t vyd:_id="vyd:mrkiwnk3s0yqa9">BD-4</w:t>
+            </w:r>
+          </w:p>
+          <w:p vyd:_id="vyd:mrkiybtbu2nspo">
             <w:pPr>
               <w:spacing w:after="0" w:before="0"/>
               <w:ind w:start="0" w:end="0"/>
               <w:jc w:val="both"/>
               <w:rPr>
-                <w:rFonts w:ascii="Aptos" w:hAnsi="Aptos" w:eastAsia="Aptos" w:cs="Aptos"/>
-                <w:sz w:val="24"/>
-              </w:rPr>
-            </w:pPr>
-            <w:r>
-              <w:rPr>
-                <w:rFonts w:ascii="Times New Roman" w:hAnsi="Times New Roman" w:eastAsia="Times New Roman" w:cs="Times New Roman"/>
-                <w:sz w:val="24"/>
-              </w:rPr>
-              <w:t vyd:_id="vyd:mrj1tbglbgjayy">П</w:t>
-            </w:r>
-          </w:p>
-        </w:tc>
-        <w:tc vyd:_id="vyd:mrj1tbgj4r6q3m">
-          <w:tcPr>
-            <w:tcBorders>
-              <w:bottom w:val="single" w:sz="8"/>
-              <w:end w:val="single" w:sz="8"/>
-            </w:tcBorders>
-            <w:tcMar>
-              <w:top w:w="0" w:type="dxa"/>
-              <w:start w:w="108" w:type="dxa"/>
-              <w:bottom w:w="0" w:type="dxa"/>
-              <w:end w:w="108" w:type="dxa"/>
-            </w:tcMar>
-          </w:tcPr>
-          <w:p vyd:_id="vyd:mrj1tbgkx1b5kz">
+                <w:rFonts w:ascii="Times New Roman" w:hAnsi="Times New Roman" w:eastAsia="Times New Roman" w:cs="Times New Roman"/>
+                <w:sz w:val="24"/>
+              </w:rPr>
+            </w:pPr>
+            <w:r>
+              <w:rPr>
+                <w:rFonts w:ascii="Times New Roman" w:hAnsi="Times New Roman" w:eastAsia="Times New Roman" w:cs="Times New Roman"/>
+                <w:sz w:val="24"/>
+              </w:rPr>
+              <w:t vyd:_id="vyd:mrkiycn2wzh8nw">PL-1</w:t>
+            </w:r>
+          </w:p>
+          <w:p vyd:_id="vyd:mrkiycmztxvxnc">
+            <w:pPr>
+              <w:spacing w:after="0" w:before="0"/>
+              <w:ind w:start="0" w:end="0"/>
+              <w:rPr>
+                <w:rFonts w:ascii="Times New Roman" w:hAnsi="Times New Roman" w:eastAsia="Times New Roman" w:cs="Times New Roman"/>
+                <w:sz w:val="24"/>
+              </w:rPr>
+            </w:pPr>
+          </w:p>
+          <w:p vyd:_id="vyd:mrkiwnk1cz64la"/>
+        </w:tc>
+        <w:tc vyd:_id="vyd:mrj1tbglbrfafz">
+          <w:tcPr>
+            <w:tcBorders>
+              <w:bottom w:val="single" w:sz="8"/>
+              <w:end w:val="single" w:sz="8"/>
+            </w:tcBorders>
+            <w:tcMar>
+              <w:top w:w="0" w:type="dxa"/>
+              <w:start w:w="108" w:type="dxa"/>
+              <w:bottom w:w="0" w:type="dxa"/>
+              <w:end w:w="108" w:type="dxa"/>
+            </w:tcMar>
+          </w:tcPr>
+          <w:p vyd:_id="vyd:mrj1tbglsp6tc4">
+            <w:r>
+              <w:t vyd:_id="vyd:mrkiywvu7meiu7">4.3.</w:t>
+            </w:r>
+          </w:p>
+          <w:p vyd:_id="vyd:mrkiyyzqp3cxgx">
             <w:pPr>
               <w:spacing w:after="0" w:before="0"/>
               <w:ind w:start="0" w:end="0"/>
               <w:jc w:val="both"/>
               <w:rPr>
-                <w:rFonts w:ascii="Aptos" w:hAnsi="Aptos" w:eastAsia="Aptos" w:cs="Aptos"/>
-                <w:sz w:val="24"/>
-              </w:rPr>
-            </w:pPr>
-            <w:r>
-              <w:rPr>
-                <w:rFonts w:ascii="Times New Roman" w:hAnsi="Times New Roman" w:eastAsia="Times New Roman" w:cs="Times New Roman"/>
-                <w:sz w:val="16"/>
-              </w:rPr>
-              <w:t vyd:_id="vyd:mrj1tbgk266ymw">Оценивает качество централизованного распределенного хранилища данных (Data Lake), параллельной и потоковой обработки данных</w:t>
-            </w:r>
-          </w:p>
-        </w:tc>
-        <w:tc vyd:_id="vyd:mrj1tbgigb8uqi">
-          <w:tcPr>
-            <w:tcBorders>
-              <w:bottom w:val="single" w:sz="8"/>
-              <w:end w:val="single" w:sz="8"/>
-            </w:tcBorders>
-            <w:tcMar>
-              <w:top w:w="0" w:type="dxa"/>
-              <w:start w:w="108" w:type="dxa"/>
-              <w:bottom w:w="0" w:type="dxa"/>
-              <w:end w:w="108" w:type="dxa"/>
-            </w:tcMar>
-          </w:tcPr>
-          <w:p vyd:_id="vyd:mrj1tbgjv9pbqz">
+                <w:rFonts w:ascii="Times New Roman" w:hAnsi="Times New Roman" w:eastAsia="Times New Roman" w:cs="Times New Roman"/>
+                <w:sz w:val="24"/>
+              </w:rPr>
+            </w:pPr>
+            <w:r>
+              <w:rPr>
+                <w:rFonts w:ascii="Times New Roman" w:hAnsi="Times New Roman" w:eastAsia="Times New Roman" w:cs="Times New Roman"/>
+                <w:sz w:val="24"/>
+              </w:rPr>
+              <w:t vyd:_id="vyd:mrkiyzh252g26w">1.1.</w:t>
+            </w:r>
+          </w:p>
+          <w:p vyd:_id="vyd:mrkiyzh1459s65"/>
+        </w:tc>
+        <w:tc vyd:_id="vyd:mrj1tbgkw045wp">
+          <w:tcPr>
+            <w:tcBorders>
+              <w:bottom w:val="single" w:sz="8"/>
+              <w:end w:val="single" w:sz="8"/>
+            </w:tcBorders>
+            <w:tcMar>
+              <w:top w:w="0" w:type="dxa"/>
+              <w:start w:w="108" w:type="dxa"/>
+              <w:bottom w:w="0" w:type="dxa"/>
+              <w:end w:w="108" w:type="dxa"/>
+            </w:tcMar>
+          </w:tcPr>
+          <w:p vyd:_id="vyd:mrj1tbgln1mgbk">
             <w:pPr>
               <w:spacing w:after="0" w:before="0"/>
               <w:ind w:start="0" w:end="0"/>
               <w:jc w:val="both"/>
               <w:rPr>
-                <w:rFonts w:ascii="Aptos" w:hAnsi="Aptos" w:eastAsia="Aptos" w:cs="Aptos"/>
-                <w:sz w:val="24"/>
-              </w:rPr>
-            </w:pPr>
-            <w:r>
-              <w:rPr>
-                <w:rFonts w:ascii="Times New Roman" w:hAnsi="Times New Roman" w:eastAsia="Times New Roman" w:cs="Times New Roman"/>
-                <w:sz w:val="24"/>
-              </w:rPr>
-              <w:t vyd:_id="vyd:mrj1tbgjxiddqs">Текущ</w:t>
-            </w:r>
-          </w:p>
-        </w:tc>
-        <w:tc vyd:_id="vyd:mrj1tbghub473g">
-          <w:tcPr>
-            <w:tcBorders>
-              <w:bottom w:val="single" w:sz="8"/>
-              <w:end w:val="single" w:sz="8"/>
-            </w:tcBorders>
-            <w:tcMar>
-              <w:top w:w="0" w:type="dxa"/>
-              <w:start w:w="108" w:type="dxa"/>
-              <w:bottom w:w="0" w:type="dxa"/>
-              <w:end w:w="108" w:type="dxa"/>
-            </w:tcMar>
-          </w:tcPr>
-          <w:p vyd:_id="vyd:mrj1tbgip1u8vg">
+                <w:rFonts w:ascii="Times New Roman" w:hAnsi="Times New Roman" w:eastAsia="Times New Roman" w:cs="Times New Roman"/>
+                <w:sz w:val="24"/>
+              </w:rPr>
+            </w:pPr>
+            <w:r>
+              <w:rPr>
+                <w:rFonts w:ascii="Times New Roman" w:hAnsi="Times New Roman" w:eastAsia="Times New Roman" w:cs="Times New Roman"/>
+                <w:sz w:val="24"/>
+              </w:rPr>
+              <w:t vyd:_id="vyd:mrj1tbglbgjayy">П</w:t>
+            </w:r>
+          </w:p>
+          <w:p vyd:_id="vyd:mrkiz5abyysjpv">
             <w:pPr>
               <w:spacing w:after="0" w:before="0"/>
               <w:ind w:start="0" w:end="0"/>
               <w:jc w:val="both"/>
               <w:rPr>
+                <w:rFonts w:ascii="Times New Roman" w:hAnsi="Times New Roman" w:eastAsia="Times New Roman" w:cs="Times New Roman"/>
+                <w:sz w:val="24"/>
+              </w:rPr>
+            </w:pPr>
+            <w:r>
+              <w:rPr>
+                <w:rFonts w:ascii="Times New Roman" w:hAnsi="Times New Roman" w:eastAsia="Times New Roman" w:cs="Times New Roman"/>
+                <w:sz w:val="24"/>
+              </w:rPr>
+              <w:t vyd:_id="vyd:mrkiz5nuk5t1n1">C</w:t>
+            </w:r>
+          </w:p>
+        </w:tc>
+        <w:tc vyd:_id="vyd:mrj1tbgj4r6q3m">
+          <w:tcPr>
+            <w:tcBorders>
+              <w:bottom w:val="single" w:sz="8"/>
+              <w:end w:val="single" w:sz="8"/>
+            </w:tcBorders>
+            <w:tcMar>
+              <w:top w:w="0" w:type="dxa"/>
+              <w:start w:w="108" w:type="dxa"/>
+              <w:bottom w:w="0" w:type="dxa"/>
+              <w:end w:w="108" w:type="dxa"/>
+            </w:tcMar>
+          </w:tcPr>
+          <w:p vyd:_id="vyd:mrj1tbgkx1b5kz">
+            <w:pPr>
+              <w:spacing w:after="0" w:before="0"/>
+              <w:ind w:start="0" w:end="0"/>
+              <w:jc w:val="both"/>
+              <w:rPr>
+                <w:rFonts w:ascii="Aptos" w:hAnsi="Aptos" w:eastAsia="Aptos" w:cs="Aptos"/>
+                <w:sz w:val="24"/>
+              </w:rPr>
+            </w:pPr>
+            <w:r>
+              <w:rPr>
+                <w:rFonts w:ascii="Times New Roman" w:hAnsi="Times New Roman" w:eastAsia="Times New Roman" w:cs="Times New Roman"/>
+                <w:sz w:val="16"/>
+              </w:rPr>
+              <w:t vyd:_id="vyd:mrj1tbgk266ymw">Оценивает качество централизованного распределенного хранилища данных (Data Lake), параллельной и потоковой обработки данных</w:t>
+            </w:r>
+          </w:p>
+        </w:tc>
+        <w:tc vyd:_id="vyd:mrj1tbgigb8uqi">
+          <w:tcPr>
+            <w:tcBorders>
+              <w:bottom w:val="single" w:sz="8"/>
+              <w:end w:val="single" w:sz="8"/>
+            </w:tcBorders>
+            <w:tcMar>
+              <w:top w:w="0" w:type="dxa"/>
+              <w:start w:w="108" w:type="dxa"/>
+              <w:bottom w:w="0" w:type="dxa"/>
+              <w:end w:w="108" w:type="dxa"/>
+            </w:tcMar>
+          </w:tcPr>
+          <w:p vyd:_id="vyd:mrj1tbgjv9pbqz">
+            <w:pPr>
+              <w:spacing w:after="0" w:before="0"/>
+              <w:ind w:start="0" w:end="0"/>
+              <w:jc w:val="both"/>
+              <w:rPr>
+                <w:rFonts w:ascii="Aptos" w:hAnsi="Aptos" w:eastAsia="Aptos" w:cs="Aptos"/>
+                <w:sz w:val="24"/>
+              </w:rPr>
+            </w:pPr>
+            <w:r>
+              <w:rPr>
+                <w:rFonts w:ascii="Times New Roman" w:hAnsi="Times New Roman" w:eastAsia="Times New Roman" w:cs="Times New Roman"/>
+                <w:sz w:val="24"/>
+              </w:rPr>
+              <w:t vyd:_id="vyd:mrj1tbgjxiddqs">Текущ</w:t>
+            </w:r>
+          </w:p>
+        </w:tc>
+        <w:tc vyd:_id="vyd:mrj1tbghub473g">
+          <w:tcPr>
+            <w:tcBorders>
+              <w:bottom w:val="single" w:sz="8"/>
+              <w:end w:val="single" w:sz="8"/>
+            </w:tcBorders>
+            <w:tcMar>
+              <w:top w:w="0" w:type="dxa"/>
+              <w:start w:w="108" w:type="dxa"/>
+              <w:bottom w:w="0" w:type="dxa"/>
+              <w:end w:w="108" w:type="dxa"/>
+            </w:tcMar>
+          </w:tcPr>
+          <w:p vyd:_id="vyd:mrj1tbgip1u8vg">
+            <w:pPr>
+              <w:spacing w:after="0" w:before="0"/>
+              <w:ind w:start="0" w:end="0"/>
+              <w:jc w:val="both"/>
+              <w:rPr>
                 <w:rFonts w:ascii="Aptos" w:hAnsi="Aptos" w:eastAsia="Aptos" w:cs="Aptos"/>
                 <w:sz w:val="24"/>
               </w:rPr>
@@ -14942,7 +15810,7 @@
                 <w:rFonts w:ascii="Times New Roman" w:hAnsi="Times New Roman" w:eastAsia="Times New Roman" w:cs="Times New Roman"/>
                 <w:sz w:val="24"/>
               </w:rPr>
-              <w:t vyd:_id="vyd:mrj1tbgfgizcf2">5.2</w:t>
+              <w:t vyd:_id="vyd:mrj1tbgfgizcf2">5.1</w:t>
             </w:r>
           </w:p>
         </w:tc>
@@ -14971,10 +15839,10 @@
             </w:pPr>
             <w:r>
               <w:rPr>
-                <w:rFonts w:ascii="Times New Roman" w:hAnsi="Times New Roman" w:eastAsia="Times New Roman" w:cs="Times New Roman"/>
-                <w:sz w:val="24"/>
-              </w:rPr>
-              <w:t vyd:_id="vyd:mrj1tbgekuh8z2">П</w:t>
+                <w:rFonts w:ascii="Aptos" w:hAnsi="Aptos" w:eastAsia="Aptos" w:cs="Aptos"/>
+                <w:sz w:val="24"/>
+              </w:rPr>
+              <w:t vyd:_id="vyd:mrkitx001xh6nf">С</w:t>
             </w:r>
           </w:p>
         </w:tc>
@@ -15184,38 +16052,56 @@
               <w:ind w:start="0" w:end="0"/>
               <w:jc w:val="both"/>
               <w:rPr>
-                <w:rFonts w:ascii="Aptos" w:hAnsi="Aptos" w:eastAsia="Aptos" w:cs="Aptos"/>
-                <w:sz w:val="24"/>
-              </w:rPr>
-            </w:pPr>
-            <w:r>
-              <w:rPr>
                 <w:rFonts w:ascii="Times New Roman" w:hAnsi="Times New Roman" w:eastAsia="Times New Roman" w:cs="Times New Roman"/>
                 <w:sz w:val="16"/>
               </w:rPr>
-              <w:t vyd:_id="vyd:mrj1tbg8p6ljui">Участвует в разработке решений с элементами ИИ с применением различных технологий организации инфраструктуры БД. Разрабатывает и отлаживает прикладные решения с элементами ИИ с применением различных технологий организации инфраструктуры БД</w:t>
-            </w:r>
-          </w:p>
-        </w:tc>
-        <w:tc vyd:_id="vyd:mrj1tbg6eo3xam">
-          <w:tcPr>
-            <w:tcBorders>
-              <w:bottom w:val="single" w:sz="8"/>
-              <w:end w:val="single" w:sz="8"/>
-            </w:tcBorders>
-            <w:tcMar>
-              <w:top w:w="0" w:type="dxa"/>
-              <w:start w:w="108" w:type="dxa"/>
-              <w:bottom w:w="0" w:type="dxa"/>
-              <w:end w:w="108" w:type="dxa"/>
-            </w:tcMar>
-          </w:tcPr>
-          <w:p vyd:_id="vyd:mrj1tbg7v603r2">
+            </w:pPr>
+            <w:r>
+              <w:rPr>
+                <w:rFonts w:ascii="Times New Roman" w:hAnsi="Times New Roman" w:eastAsia="Times New Roman" w:cs="Times New Roman"/>
+                <w:sz w:val="16"/>
+              </w:rPr>
+              <w:t vyd:_id="vyd:mrkiuf6mhclboa">Выполняет отдельные функции в проектах по созданию инфраструктуры БД.</w:t>
+            </w:r>
+          </w:p>
+          <w:p vyd:_id="vyd:mrkiuovhtaool7">
             <w:pPr>
               <w:spacing w:after="0" w:before="0"/>
               <w:ind w:start="0" w:end="0"/>
               <w:jc w:val="both"/>
               <w:rPr>
+                <w:rFonts w:ascii="Times New Roman" w:hAnsi="Times New Roman" w:eastAsia="Times New Roman" w:cs="Times New Roman"/>
+                <w:sz w:val="16"/>
+              </w:rPr>
+            </w:pPr>
+            <w:r>
+              <w:rPr>
+                <w:rFonts w:ascii="Times New Roman" w:hAnsi="Times New Roman" w:eastAsia="Times New Roman" w:cs="Times New Roman"/>
+                <w:sz w:val="16"/>
+              </w:rPr>
+              <w:t vyd:_id="vyd:mrkiupuur6zw8k">Осуществляет выбор направления вспомогательных технологических решений для формирования единого стека работы с большими данными для решения поставленной задачи</w:t>
+            </w:r>
+          </w:p>
+        </w:tc>
+        <w:tc vyd:_id="vyd:mrj1tbg6eo3xam">
+          <w:tcPr>
+            <w:tcBorders>
+              <w:bottom w:val="single" w:sz="8"/>
+              <w:end w:val="single" w:sz="8"/>
+            </w:tcBorders>
+            <w:tcMar>
+              <w:top w:w="0" w:type="dxa"/>
+              <w:start w:w="108" w:type="dxa"/>
+              <w:bottom w:w="0" w:type="dxa"/>
+              <w:end w:w="108" w:type="dxa"/>
+            </w:tcMar>
+          </w:tcPr>
+          <w:p vyd:_id="vyd:mrj1tbg7v603r2">
+            <w:pPr>
+              <w:spacing w:after="0" w:before="0"/>
+              <w:ind w:start="0" w:end="0"/>
+              <w:jc w:val="both"/>
+              <w:rPr>
                 <w:rFonts w:ascii="Aptos" w:hAnsi="Aptos" w:eastAsia="Aptos" w:cs="Aptos"/>
                 <w:sz w:val="24"/>
               </w:rPr>
@@ -15376,7 +16262,7 @@
               <w:end w:val="single" w:sz="8"/>
             </w:tcBorders>
           </w:tcPr>
-          <w:p vyd:_id="vyd:mrj1tbfx4kokla"/>
+          <w:p vyd:_id="vyd:mrkiudokpxdvp0"/>
         </w:tc>
         <w:tc vyd:_id="vyd:mrj1tbfwoirzs6">
           <w:tcPr>
@@ -15542,10 +16428,10 @@
             </w:pPr>
             <w:r>
               <w:rPr>
-                <w:rFonts w:ascii="Times New Roman" w:hAnsi="Times New Roman" w:eastAsia="Times New Roman" w:cs="Times New Roman"/>
-                <w:sz w:val="24"/>
-              </w:rPr>
-              <w:t vyd:_id="vyd:mrj1tbfs4qafgu">П</w:t>
+                <w:rFonts w:ascii="Aptos" w:hAnsi="Aptos" w:eastAsia="Aptos" w:cs="Aptos"/>
+                <w:sz w:val="24"/>
+              </w:rPr>
+              <w:t vyd:_id="vyd:mrkiuuye51abi5">С</w:t>
             </w:r>
           </w:p>
         </w:tc>
@@ -15577,7 +16463,7 @@
                 <w:rFonts w:ascii="Times New Roman" w:hAnsi="Times New Roman" w:eastAsia="Times New Roman" w:cs="Times New Roman"/>
                 <w:sz w:val="16"/>
               </w:rPr>
-              <w:t vyd:_id="vyd:mrj1tbfrayqrcg">Руководит разработкой решений с элементами ИИ с применением различных технологий организации инфраструктуры БД</w:t>
+              <w:t vyd:_id="vyd:mrkiv4dvuam8ec">Выполняет отдельные функции в проектах по созданию инфраструктуры БД</w:t>
             </w:r>
           </w:p>
         </w:tc>
@@ -17633,7 +18519,7 @@
 </file>
 
 <file path=word/numbering.xml><?xml version="1.0" encoding="utf-8"?>
-<w:numbering xmlns:w16sdtdh="http://schemas.microsoft.com/office/word/2020/wordml/sdtdatahash" xmlns:w16se="http://schemas.microsoft.com/office/word/2015/wordml/symex" xmlns:w="http://schemas.openxmlformats.org/wordprocessingml/2006/main" xmlns:mc="http://schemas.openxmlformats.org/markup-compatibility/2006" xmlns:w16cid="http://schemas.microsoft.com/office/word/2016/wordml/cid" xmlns:w16="http://schemas.microsoft.com/office/word/2018/wordml" xmlns:wp14="http://schemas.microsoft.com/office/word/2010/wordprocessingDrawing" xmlns:w15="http://schemas.microsoft.com/office/word/2012/wordml" xmlns:w14="http://schemas.microsoft.com/office/word/2010/wordml" xmlns:w16cex="http://schemas.microsoft.com/office/word/2018/wordml/cex" mc:Ignorable="w14 w15 w16se w16cid w16 w16cex w16sdtdh wp14">
+<w:numbering xmlns:w14="http://schemas.microsoft.com/office/word/2010/wordml" xmlns:w15="http://schemas.microsoft.com/office/word/2012/wordml" xmlns:wp14="http://schemas.microsoft.com/office/word/2010/wordprocessingDrawing" xmlns:w16="http://schemas.microsoft.com/office/word/2018/wordml" xmlns:w16cid="http://schemas.microsoft.com/office/word/2016/wordml/cid" xmlns:mc="http://schemas.openxmlformats.org/markup-compatibility/2006" xmlns:w="http://schemas.openxmlformats.org/wordprocessingml/2006/main" xmlns:w16se="http://schemas.microsoft.com/office/word/2015/wordml/symex" xmlns:w16sdtdh="http://schemas.microsoft.com/office/word/2020/wordml/sdtdatahash" xmlns:w16cex="http://schemas.microsoft.com/office/word/2018/wordml/cex" mc:Ignorable="w14 w15 w16se w16cid w16 w16cex w16sdtdh wp14">
   <w:abstractNum w15:restartNumberingAfterBreak="0" w:abstractNumId="0">
     <w:nsid w:val="7301403A"/>
     <w:multiLevelType w:val="hybridMultilevel"/>
@@ -17727,7 +18613,7 @@
 </file>
 
 <file path=word/styles.xml><?xml version="1.0" encoding="utf-8"?>
-<w:styles xmlns:w="http://schemas.openxmlformats.org/wordprocessingml/2006/main" xmlns:w14="http://schemas.microsoft.com/office/word/2010/wordml">
+<w:styles xmlns:w14="http://schemas.microsoft.com/office/word/2010/wordml" xmlns:w="http://schemas.openxmlformats.org/wordprocessingml/2006/main">
   <w:docDefaults>
     <w:rPrDefault>
       <w:rPr>
@@ -18697,7 +19583,7 @@
 </file>
 
 <file path=word/theme/theme1.xml><?xml version="1.0" encoding="utf-8"?>
-<a:theme xmlns:a="http://schemas.openxmlformats.org/drawingml/2006/main" xmlns:thm15="http://schemas.microsoft.com/office/thememl/2012/main">
+<a:theme xmlns:thm15="http://schemas.microsoft.com/office/thememl/2012/main" xmlns:a="http://schemas.openxmlformats.org/drawingml/2006/main">
   <a:themeElements>
     <a:clrScheme name="Стандартная">
       <a:dk1>
